--- a/public/documentos/GOB-03-registro-de-supuestos-y-restricciones.docx
+++ b/public/documentos/GOB-03-registro-de-supuestos-y-restricciones.docx
@@ -18,7 +18,7 @@
           <w:left w:w="10" w:type="dxa"/>
           <w:right w:w="10" w:type="dxa"/>
         </w:tblCellMar>
-        <w:tblLook w:val="04A0" w:firstRow="1" w:lastRow="0" w:firstColumn="1" w:lastColumn="0" w:noHBand="0" w:noVBand="1"/>
+        <w:tblLook w:val="0000" w:firstRow="0" w:lastRow="0" w:firstColumn="0" w:lastColumn="0" w:noHBand="0" w:noVBand="0"/>
       </w:tblPr>
       <w:tblGrid>
         <w:gridCol w:w="1757"/>
@@ -52,7 +52,7 @@
                 <w:noProof/>
               </w:rPr>
               <w:drawing>
-                <wp:inline distT="0" distB="0" distL="0" distR="0" wp14:anchorId="17E8A66B" wp14:editId="534514D6">
+                <wp:inline distT="0" distB="0" distL="0" distR="0" wp14:anchorId="51C0A332" wp14:editId="66419FC9">
                   <wp:extent cx="990600" cy="990600"/>
                   <wp:effectExtent l="0" t="0" r="0" b="0"/>
                   <wp:docPr id="1" name="Imagen 1"/>
@@ -171,10 +171,10 @@
                 <w:noProof/>
               </w:rPr>
               <w:drawing>
-                <wp:inline distT="0" distB="0" distL="0" distR="0" wp14:anchorId="1C3D37E7" wp14:editId="73964A71">
+                <wp:inline distT="0" distB="0" distL="0" distR="0" wp14:anchorId="7E9BCE10" wp14:editId="3A3D392B">
                   <wp:extent cx="800100" cy="800100"/>
                   <wp:effectExtent l="0" t="0" r="0" b="0"/>
-                  <wp:docPr id="1098042346" name="Imagen 1098042346"/>
+                  <wp:docPr id="1998677444" name="Imagen 1998677444"/>
                   <wp:cNvGraphicFramePr>
                     <a:graphicFrameLocks xmlns:a="http://schemas.openxmlformats.org/drawingml/2006/main" noChangeAspect="1"/>
                   </wp:cNvGraphicFramePr>
@@ -308,7 +308,7 @@
           <w:left w:w="10" w:type="dxa"/>
           <w:right w:w="10" w:type="dxa"/>
         </w:tblCellMar>
-        <w:tblLook w:val="04A0" w:firstRow="1" w:lastRow="0" w:firstColumn="1" w:lastColumn="0" w:noHBand="0" w:noVBand="1"/>
+        <w:tblLook w:val="0000" w:firstRow="0" w:lastRow="0" w:firstColumn="0" w:lastColumn="0" w:noHBand="0" w:noVBand="0"/>
       </w:tblPr>
       <w:tblGrid>
         <w:gridCol w:w="2636"/>
@@ -786,7 +786,7 @@
           <w:left w:w="10" w:type="dxa"/>
           <w:right w:w="10" w:type="dxa"/>
         </w:tblCellMar>
-        <w:tblLook w:val="04A0" w:firstRow="1" w:lastRow="0" w:firstColumn="1" w:lastColumn="0" w:noHBand="0" w:noVBand="1"/>
+        <w:tblLook w:val="0000" w:firstRow="0" w:lastRow="0" w:firstColumn="0" w:lastColumn="0" w:noHBand="0" w:noVBand="0"/>
       </w:tblPr>
       <w:tblGrid>
         <w:gridCol w:w="4042"/>
@@ -1399,7 +1399,7 @@
           <w:left w:w="10" w:type="dxa"/>
           <w:right w:w="10" w:type="dxa"/>
         </w:tblCellMar>
-        <w:tblLook w:val="04A0" w:firstRow="1" w:lastRow="0" w:firstColumn="1" w:lastColumn="0" w:noHBand="0" w:noVBand="1"/>
+        <w:tblLook w:val="0000" w:firstRow="0" w:lastRow="0" w:firstColumn="0" w:lastColumn="0" w:noHBand="0" w:noVBand="0"/>
       </w:tblPr>
       <w:tblGrid>
         <w:gridCol w:w="2636"/>
@@ -1817,7 +1817,7 @@
           <w:left w:w="10" w:type="dxa"/>
           <w:right w:w="10" w:type="dxa"/>
         </w:tblCellMar>
-        <w:tblLook w:val="04A0" w:firstRow="1" w:lastRow="0" w:firstColumn="1" w:lastColumn="0" w:noHBand="0" w:noVBand="1"/>
+        <w:tblLook w:val="0000" w:firstRow="0" w:lastRow="0" w:firstColumn="0" w:lastColumn="0" w:noHBand="0" w:noVBand="0"/>
       </w:tblPr>
       <w:tblGrid>
         <w:gridCol w:w="1054"/>
@@ -2158,7 +2158,7 @@
           <w:left w:w="10" w:type="dxa"/>
           <w:right w:w="10" w:type="dxa"/>
         </w:tblCellMar>
-        <w:tblLook w:val="04A0" w:firstRow="1" w:lastRow="0" w:firstColumn="1" w:lastColumn="0" w:noHBand="0" w:noVBand="1"/>
+        <w:tblLook w:val="0000" w:firstRow="0" w:lastRow="0" w:firstColumn="0" w:lastColumn="0" w:noHBand="0" w:noVBand="0"/>
       </w:tblPr>
       <w:tblGrid>
         <w:gridCol w:w="2636"/>
@@ -2498,7 +2498,7 @@
           <w:left w:w="10" w:type="dxa"/>
           <w:right w:w="10" w:type="dxa"/>
         </w:tblCellMar>
-        <w:tblLook w:val="04A0" w:firstRow="1" w:lastRow="0" w:firstColumn="1" w:lastColumn="0" w:noHBand="0" w:noVBand="1"/>
+        <w:tblLook w:val="0000" w:firstRow="0" w:lastRow="0" w:firstColumn="0" w:lastColumn="0" w:noHBand="0" w:noVBand="0"/>
       </w:tblPr>
       <w:tblGrid>
         <w:gridCol w:w="8787"/>
@@ -2585,7 +2585,7 @@
     <w:sdt>
       <w:sdtPr>
         <w:alias w:val="Contenido"/>
-        <w:id w:val="-1135862342"/>
+        <w:id w:val="1617106882"/>
       </w:sdtPr>
       <w:sdtEndPr/>
       <w:sdtContent>
@@ -2611,7 +2611,7 @@
           <w:r>
             <w:fldChar w:fldCharType="separate"/>
           </w:r>
-          <w:hyperlink w:anchor="_Toc242536608" w:history="1">
+          <w:hyperlink w:anchor="_Toc242538606" w:history="1">
             <w:r>
               <w:rPr>
                 <w:rStyle w:val="Hipervnculo"/>
@@ -2635,7 +2635,7 @@
               <w:rPr>
                 <w:noProof/>
               </w:rPr>
-              <w:instrText xml:space="preserve"> PAGEREF _Toc242536608 \h </w:instrText>
+              <w:instrText xml:space="preserve"> PAGEREF _Toc242538606 \h </w:instrText>
             </w:r>
             <w:r>
               <w:rPr>
@@ -2675,7 +2675,7 @@
               <w14:ligatures w14:val="standardContextual"/>
             </w:rPr>
           </w:pPr>
-          <w:hyperlink w:anchor="_Toc242536609" w:history="1">
+          <w:hyperlink w:anchor="_Toc242538607" w:history="1">
             <w:r>
               <w:rPr>
                 <w:rStyle w:val="Hipervnculo"/>
@@ -2699,7 +2699,7 @@
               <w:rPr>
                 <w:noProof/>
               </w:rPr>
-              <w:instrText xml:space="preserve"> PAGEREF _Toc242536609 \h </w:instrText>
+              <w:instrText xml:space="preserve"> PAGEREF _Toc242538607 \h </w:instrText>
             </w:r>
             <w:r>
               <w:rPr>
@@ -2739,7 +2739,7 @@
               <w14:ligatures w14:val="standardContextual"/>
             </w:rPr>
           </w:pPr>
-          <w:hyperlink w:anchor="_Toc242536610" w:history="1">
+          <w:hyperlink w:anchor="_Toc242538608" w:history="1">
             <w:r>
               <w:rPr>
                 <w:rStyle w:val="Hipervnculo"/>
@@ -2763,7 +2763,7 @@
               <w:rPr>
                 <w:noProof/>
               </w:rPr>
-              <w:instrText xml:space="preserve"> PAGEREF _Toc242536610 \h </w:instrText>
+              <w:instrText xml:space="preserve"> PAGEREF _Toc242538608 \h </w:instrText>
             </w:r>
             <w:r>
               <w:rPr>
@@ -2803,7 +2803,7 @@
               <w14:ligatures w14:val="standardContextual"/>
             </w:rPr>
           </w:pPr>
-          <w:hyperlink w:anchor="_Toc242536611" w:history="1">
+          <w:hyperlink w:anchor="_Toc242538609" w:history="1">
             <w:r>
               <w:rPr>
                 <w:rStyle w:val="Hipervnculo"/>
@@ -2827,7 +2827,7 @@
               <w:rPr>
                 <w:noProof/>
               </w:rPr>
-              <w:instrText xml:space="preserve"> PAGEREF _Toc242536611 \h </w:instrText>
+              <w:instrText xml:space="preserve"> PAGEREF _Toc242538609 \h </w:instrText>
             </w:r>
             <w:r>
               <w:rPr>
@@ -2877,7 +2877,7 @@
       <w:pPr>
         <w:pStyle w:val="Ttulo1"/>
       </w:pPr>
-      <w:bookmarkStart w:id="0" w:name="_Toc242536608"/>
+      <w:bookmarkStart w:id="0" w:name="_Toc242538606"/>
       <w:r>
         <w:lastRenderedPageBreak/>
         <w:t>1. Uso del registro</w:t>
@@ -2918,7 +2918,7 @@
       <w:pPr>
         <w:pStyle w:val="Ttulo1"/>
       </w:pPr>
-      <w:bookmarkStart w:id="1" w:name="_Toc242536609"/>
+      <w:bookmarkStart w:id="1" w:name="_Toc242538607"/>
       <w:r>
         <w:lastRenderedPageBreak/>
         <w:t>2. Supuestos</w:t>
@@ -2967,7 +2967,7 @@
           <w:left w:w="10" w:type="dxa"/>
           <w:right w:w="10" w:type="dxa"/>
         </w:tblCellMar>
-        <w:tblLook w:val="04A0" w:firstRow="1" w:lastRow="0" w:firstColumn="1" w:lastColumn="0" w:noHBand="0" w:noVBand="1"/>
+        <w:tblLook w:val="0000" w:firstRow="0" w:lastRow="0" w:firstColumn="0" w:lastColumn="0" w:noHBand="0" w:noVBand="0"/>
       </w:tblPr>
       <w:tblGrid>
         <w:gridCol w:w="728"/>
@@ -5496,7 +5496,7 @@
       <w:pPr>
         <w:pStyle w:val="Ttulo1"/>
       </w:pPr>
-      <w:bookmarkStart w:id="2" w:name="_Toc242536610"/>
+      <w:bookmarkStart w:id="2" w:name="_Toc242538608"/>
       <w:r>
         <w:lastRenderedPageBreak/>
         <w:t>3. Restricciones</w:t>
@@ -5545,7 +5545,7 @@
           <w:left w:w="10" w:type="dxa"/>
           <w:right w:w="10" w:type="dxa"/>
         </w:tblCellMar>
-        <w:tblLook w:val="04A0" w:firstRow="1" w:lastRow="0" w:firstColumn="1" w:lastColumn="0" w:noHBand="0" w:noVBand="1"/>
+        <w:tblLook w:val="0000" w:firstRow="0" w:lastRow="0" w:firstColumn="0" w:lastColumn="0" w:noHBand="0" w:noVBand="0"/>
       </w:tblPr>
       <w:tblGrid>
         <w:gridCol w:w="702"/>
@@ -6704,7 +6704,7 @@
       <w:pPr>
         <w:pStyle w:val="Ttulo1"/>
       </w:pPr>
-      <w:bookmarkStart w:id="3" w:name="_Toc242536611"/>
+      <w:bookmarkStart w:id="3" w:name="_Toc242538609"/>
       <w:r>
         <w:t>4. Supuestos retirados</w:t>
       </w:r>
@@ -6752,7 +6752,7 @@
           <w:left w:w="10" w:type="dxa"/>
           <w:right w:w="10" w:type="dxa"/>
         </w:tblCellMar>
-        <w:tblLook w:val="04A0" w:firstRow="1" w:lastRow="0" w:firstColumn="1" w:lastColumn="0" w:noHBand="0" w:noVBand="1"/>
+        <w:tblLook w:val="0000" w:firstRow="0" w:lastRow="0" w:firstColumn="0" w:lastColumn="0" w:noHBand="0" w:noVBand="0"/>
       </w:tblPr>
       <w:tblGrid>
         <w:gridCol w:w="3163"/>
@@ -8048,10 +8048,10 @@
 <file path=word/numbering.xml><?xml version="1.0" encoding="utf-8"?>
 <w:numbering xmlns:wpc="http://schemas.microsoft.com/office/word/2010/wordprocessingCanvas" xmlns:cx="http://schemas.microsoft.com/office/drawing/2014/chartex" xmlns:cx1="http://schemas.microsoft.com/office/drawing/2015/9/8/chartex" xmlns:cx2="http://schemas.microsoft.com/office/drawing/2015/10/21/chartex" xmlns:cx3="http://schemas.microsoft.com/office/drawing/2016/5/9/chartex" xmlns:cx4="http://schemas.microsoft.com/office/drawing/2016/5/10/chartex" xmlns:cx5="http://schemas.microsoft.com/office/drawing/2016/5/11/chartex" xmlns:cx6="http://schemas.microsoft.com/office/drawing/2016/5/12/chartex" xmlns:cx7="http://schemas.microsoft.com/office/drawing/2016/5/13/chartex" xmlns:cx8="http://schemas.microsoft.com/office/drawing/2016/5/14/chartex" xmlns:mc="http://schemas.openxmlformats.org/markup-compatibility/2006" xmlns:aink="http://schemas.microsoft.com/office/drawing/2016/ink" xmlns:am3d="http://schemas.microsoft.com/office/drawing/2017/model3d" xmlns:o="urn:schemas-microsoft-com:office:office" xmlns:oel="http://schemas.microsoft.com/office/2019/extlst" xmlns:r="http://schemas.openxmlformats.org/officeDocument/2006/relationships" xmlns:m="http://schemas.openxmlformats.org/officeDocument/2006/math" xmlns:v="urn:schemas-microsoft-com:vml" xmlns:wp14="http://schemas.microsoft.com/office/word/2010/wordprocessingDrawing" xmlns:wp="http://schemas.openxmlformats.org/drawingml/2006/wordprocessingDrawing" xmlns:w10="urn:schemas-microsoft-com:office:word" xmlns:w="http://schemas.openxmlformats.org/wordprocessingml/2006/main" xmlns:w14="http://schemas.microsoft.com/office/word/2010/wordml" xmlns:w15="http://schemas.microsoft.com/office/word/2012/wordml" xmlns:w16cex="http://schemas.microsoft.com/office/word/2018/wordml/cex" xmlns:w16cid="http://schemas.microsoft.com/office/word/2016/wordml/cid" xmlns:w16="http://schemas.microsoft.com/office/word/2018/wordml" xmlns:w16du="http://schemas.microsoft.com/office/word/2023/wordml/word16du" xmlns:w16sdtdh="http://schemas.microsoft.com/office/word/2020/wordml/sdtdatahash" xmlns:w16sdtfl="http://schemas.microsoft.com/office/word/2024/wordml/sdtformatlock" xmlns:w16se="http://schemas.microsoft.com/office/word/2015/wordml/symex" xmlns:wpg="http://schemas.microsoft.com/office/word/2010/wordprocessingGroup" xmlns:wpi="http://schemas.microsoft.com/office/word/2010/wordprocessingInk" xmlns:wne="http://schemas.microsoft.com/office/word/2006/wordml" xmlns:wps="http://schemas.microsoft.com/office/word/2010/wordprocessingShape" mc:Ignorable="w14 w15 w16se w16cid w16 w16cex w16sdtdh w16sdtfl w16du wp14">
   <w:abstractNum w:abstractNumId="0" w15:restartNumberingAfterBreak="0">
-    <w:nsid w:val="07EC1EDA"/>
+    <w:nsid w:val="0C431E61"/>
     <w:multiLevelType w:val="hybridMultilevel"/>
-    <w:tmpl w:val="6F9670AA"/>
-    <w:lvl w:ilvl="0" w:tplc="859C191A">
+    <w:tmpl w:val="5C78CE5A"/>
+    <w:lvl w:ilvl="0" w:tplc="11AEC5B0">
       <w:start w:val="1"/>
       <w:numFmt w:val="decimal"/>
       <w:lvlText w:val="%1."/>
@@ -8060,106 +8060,52 @@
         <w:ind w:left="560" w:hanging="340"/>
       </w:pPr>
     </w:lvl>
-    <w:lvl w:ilvl="1" w:tplc="6004F190">
+    <w:lvl w:ilvl="1" w:tplc="89DE8E8C">
       <w:numFmt w:val="decimal"/>
       <w:lvlText w:val=""/>
       <w:lvlJc w:val="left"/>
     </w:lvl>
-    <w:lvl w:ilvl="2" w:tplc="E5BE5168">
+    <w:lvl w:ilvl="2" w:tplc="306856E4">
       <w:numFmt w:val="decimal"/>
       <w:lvlText w:val=""/>
       <w:lvlJc w:val="left"/>
     </w:lvl>
-    <w:lvl w:ilvl="3" w:tplc="5FCEFC14">
+    <w:lvl w:ilvl="3" w:tplc="BB6CC408">
       <w:numFmt w:val="decimal"/>
       <w:lvlText w:val=""/>
       <w:lvlJc w:val="left"/>
     </w:lvl>
-    <w:lvl w:ilvl="4" w:tplc="30B63330">
+    <w:lvl w:ilvl="4" w:tplc="FE7220A8">
       <w:numFmt w:val="decimal"/>
       <w:lvlText w:val=""/>
       <w:lvlJc w:val="left"/>
     </w:lvl>
-    <w:lvl w:ilvl="5" w:tplc="32287D56">
+    <w:lvl w:ilvl="5" w:tplc="22244050">
       <w:numFmt w:val="decimal"/>
       <w:lvlText w:val=""/>
       <w:lvlJc w:val="left"/>
     </w:lvl>
-    <w:lvl w:ilvl="6" w:tplc="E6A84CC8">
+    <w:lvl w:ilvl="6" w:tplc="A8A688DC">
       <w:numFmt w:val="decimal"/>
       <w:lvlText w:val=""/>
       <w:lvlJc w:val="left"/>
     </w:lvl>
-    <w:lvl w:ilvl="7" w:tplc="E9282884">
+    <w:lvl w:ilvl="7" w:tplc="E6E43C24">
       <w:numFmt w:val="decimal"/>
       <w:lvlText w:val=""/>
       <w:lvlJc w:val="left"/>
     </w:lvl>
-    <w:lvl w:ilvl="8" w:tplc="98821EE0">
+    <w:lvl w:ilvl="8" w:tplc="A8429614">
       <w:numFmt w:val="decimal"/>
       <w:lvlText w:val=""/>
       <w:lvlJc w:val="left"/>
     </w:lvl>
   </w:abstractNum>
   <w:abstractNum w:abstractNumId="1" w15:restartNumberingAfterBreak="0">
-    <w:nsid w:val="1910376B"/>
+    <w:nsid w:val="10676B45"/>
     <w:multiLevelType w:val="hybridMultilevel"/>
-    <w:tmpl w:val="985466A0"/>
-    <w:lvl w:ilvl="0" w:tplc="68D4FFF6">
-      <w:start w:val="1"/>
-      <w:numFmt w:val="bullet"/>
-      <w:lvlText w:val="•"/>
-      <w:lvlJc w:val="left"/>
-      <w:pPr>
-        <w:ind w:left="560" w:hanging="280"/>
-      </w:pPr>
-    </w:lvl>
-    <w:lvl w:ilvl="1" w:tplc="3DFEBD0E">
-      <w:numFmt w:val="decimal"/>
-      <w:lvlText w:val=""/>
-      <w:lvlJc w:val="left"/>
-    </w:lvl>
-    <w:lvl w:ilvl="2" w:tplc="506CC662">
-      <w:numFmt w:val="decimal"/>
-      <w:lvlText w:val=""/>
-      <w:lvlJc w:val="left"/>
-    </w:lvl>
-    <w:lvl w:ilvl="3" w:tplc="22384A74">
-      <w:numFmt w:val="decimal"/>
-      <w:lvlText w:val=""/>
-      <w:lvlJc w:val="left"/>
-    </w:lvl>
-    <w:lvl w:ilvl="4" w:tplc="B79EBE5E">
-      <w:numFmt w:val="decimal"/>
-      <w:lvlText w:val=""/>
-      <w:lvlJc w:val="left"/>
-    </w:lvl>
-    <w:lvl w:ilvl="5" w:tplc="AB64AB1C">
-      <w:numFmt w:val="decimal"/>
-      <w:lvlText w:val=""/>
-      <w:lvlJc w:val="left"/>
-    </w:lvl>
-    <w:lvl w:ilvl="6" w:tplc="C98A5650">
-      <w:numFmt w:val="decimal"/>
-      <w:lvlText w:val=""/>
-      <w:lvlJc w:val="left"/>
-    </w:lvl>
-    <w:lvl w:ilvl="7" w:tplc="B592497A">
-      <w:numFmt w:val="decimal"/>
-      <w:lvlText w:val=""/>
-      <w:lvlJc w:val="left"/>
-    </w:lvl>
-    <w:lvl w:ilvl="8" w:tplc="333C0964">
-      <w:numFmt w:val="decimal"/>
-      <w:lvlText w:val=""/>
-      <w:lvlJc w:val="left"/>
-    </w:lvl>
-  </w:abstractNum>
-  <w:abstractNum w:abstractNumId="2" w15:restartNumberingAfterBreak="0">
-    <w:nsid w:val="507148F2"/>
-    <w:multiLevelType w:val="hybridMultilevel"/>
-    <w:tmpl w:val="409873F6"/>
-    <w:lvl w:ilvl="0" w:tplc="1826D89A">
+    <w:tmpl w:val="00AC3E60"/>
+    <w:lvl w:ilvl="0" w:tplc="3620EB54">
       <w:start w:val="1"/>
       <w:numFmt w:val="bullet"/>
       <w:lvlText w:val="●"/>
@@ -8168,7 +8114,7 @@
         <w:ind w:left="720" w:hanging="360"/>
       </w:pPr>
     </w:lvl>
-    <w:lvl w:ilvl="1" w:tplc="03983804">
+    <w:lvl w:ilvl="1" w:tplc="75F81978">
       <w:start w:val="1"/>
       <w:numFmt w:val="bullet"/>
       <w:lvlText w:val="○"/>
@@ -8177,7 +8123,7 @@
         <w:ind w:left="1440" w:hanging="360"/>
       </w:pPr>
     </w:lvl>
-    <w:lvl w:ilvl="2" w:tplc="5DFAB484">
+    <w:lvl w:ilvl="2" w:tplc="8D9E5024">
       <w:start w:val="1"/>
       <w:numFmt w:val="bullet"/>
       <w:lvlText w:val="■"/>
@@ -8186,7 +8132,7 @@
         <w:ind w:left="2160" w:hanging="360"/>
       </w:pPr>
     </w:lvl>
-    <w:lvl w:ilvl="3" w:tplc="B93810DA">
+    <w:lvl w:ilvl="3" w:tplc="D0D07318">
       <w:start w:val="1"/>
       <w:numFmt w:val="bullet"/>
       <w:lvlText w:val="●"/>
@@ -8195,7 +8141,7 @@
         <w:ind w:left="2880" w:hanging="360"/>
       </w:pPr>
     </w:lvl>
-    <w:lvl w:ilvl="4" w:tplc="C18A41A6">
+    <w:lvl w:ilvl="4" w:tplc="DF38E246">
       <w:start w:val="1"/>
       <w:numFmt w:val="bullet"/>
       <w:lvlText w:val="○"/>
@@ -8204,7 +8150,7 @@
         <w:ind w:left="3600" w:hanging="360"/>
       </w:pPr>
     </w:lvl>
-    <w:lvl w:ilvl="5" w:tplc="DF182BDC">
+    <w:lvl w:ilvl="5" w:tplc="3DCE5664">
       <w:start w:val="1"/>
       <w:numFmt w:val="bullet"/>
       <w:lvlText w:val="■"/>
@@ -8213,7 +8159,7 @@
         <w:ind w:left="4320" w:hanging="360"/>
       </w:pPr>
     </w:lvl>
-    <w:lvl w:ilvl="6" w:tplc="E5B01A78">
+    <w:lvl w:ilvl="6" w:tplc="996A267A">
       <w:start w:val="1"/>
       <w:numFmt w:val="bullet"/>
       <w:lvlText w:val="●"/>
@@ -8222,7 +8168,7 @@
         <w:ind w:left="5040" w:hanging="360"/>
       </w:pPr>
     </w:lvl>
-    <w:lvl w:ilvl="7" w:tplc="DEACEFE2">
+    <w:lvl w:ilvl="7" w:tplc="5B9244B6">
       <w:start w:val="1"/>
       <w:numFmt w:val="bullet"/>
       <w:lvlText w:val="●"/>
@@ -8231,7 +8177,7 @@
         <w:ind w:left="5760" w:hanging="360"/>
       </w:pPr>
     </w:lvl>
-    <w:lvl w:ilvl="8" w:tplc="74008618">
+    <w:lvl w:ilvl="8" w:tplc="710EAF64">
       <w:start w:val="1"/>
       <w:numFmt w:val="bullet"/>
       <w:lvlText w:val="●"/>
@@ -8241,8 +8187,62 @@
       </w:pPr>
     </w:lvl>
   </w:abstractNum>
-  <w:num w:numId="1" w16cid:durableId="2007904055">
-    <w:abstractNumId w:val="2"/>
+  <w:abstractNum w:abstractNumId="2" w15:restartNumberingAfterBreak="0">
+    <w:nsid w:val="6B2A7BF5"/>
+    <w:multiLevelType w:val="hybridMultilevel"/>
+    <w:tmpl w:val="8BFCB8DC"/>
+    <w:lvl w:ilvl="0" w:tplc="6A002424">
+      <w:start w:val="1"/>
+      <w:numFmt w:val="bullet"/>
+      <w:lvlText w:val="•"/>
+      <w:lvlJc w:val="left"/>
+      <w:pPr>
+        <w:ind w:left="560" w:hanging="280"/>
+      </w:pPr>
+    </w:lvl>
+    <w:lvl w:ilvl="1" w:tplc="C2000858">
+      <w:numFmt w:val="decimal"/>
+      <w:lvlText w:val=""/>
+      <w:lvlJc w:val="left"/>
+    </w:lvl>
+    <w:lvl w:ilvl="2" w:tplc="54361382">
+      <w:numFmt w:val="decimal"/>
+      <w:lvlText w:val=""/>
+      <w:lvlJc w:val="left"/>
+    </w:lvl>
+    <w:lvl w:ilvl="3" w:tplc="C8503572">
+      <w:numFmt w:val="decimal"/>
+      <w:lvlText w:val=""/>
+      <w:lvlJc w:val="left"/>
+    </w:lvl>
+    <w:lvl w:ilvl="4" w:tplc="AAB6A460">
+      <w:numFmt w:val="decimal"/>
+      <w:lvlText w:val=""/>
+      <w:lvlJc w:val="left"/>
+    </w:lvl>
+    <w:lvl w:ilvl="5" w:tplc="773A4E7E">
+      <w:numFmt w:val="decimal"/>
+      <w:lvlText w:val=""/>
+      <w:lvlJc w:val="left"/>
+    </w:lvl>
+    <w:lvl w:ilvl="6" w:tplc="C4A8110C">
+      <w:numFmt w:val="decimal"/>
+      <w:lvlText w:val=""/>
+      <w:lvlJc w:val="left"/>
+    </w:lvl>
+    <w:lvl w:ilvl="7" w:tplc="6082BF8C">
+      <w:numFmt w:val="decimal"/>
+      <w:lvlText w:val=""/>
+      <w:lvlJc w:val="left"/>
+    </w:lvl>
+    <w:lvl w:ilvl="8" w:tplc="12802A48">
+      <w:numFmt w:val="decimal"/>
+      <w:lvlText w:val=""/>
+      <w:lvlJc w:val="left"/>
+    </w:lvl>
+  </w:abstractNum>
+  <w:num w:numId="1" w16cid:durableId="2010252462">
+    <w:abstractNumId w:val="1"/>
     <w:lvlOverride w:ilvl="0">
       <w:startOverride w:val="1"/>
     </w:lvlOverride>
@@ -8835,7 +8835,7 @@
     <w:autoRedefine/>
     <w:uiPriority w:val="39"/>
     <w:unhideWhenUsed/>
-    <w:rsid w:val="00A278C0"/>
+    <w:rsid w:val="0042052D"/>
     <w:pPr>
       <w:spacing w:after="100"/>
     </w:pPr>

--- a/public/documentos/GOB-03-registro-de-supuestos-y-restricciones.docx
+++ b/public/documentos/GOB-03-registro-de-supuestos-y-restricciones.docx
@@ -18,7 +18,7 @@
           <w:left w:w="10" w:type="dxa"/>
           <w:right w:w="10" w:type="dxa"/>
         </w:tblCellMar>
-        <w:tblLook w:val="0000" w:firstRow="0" w:lastRow="0" w:firstColumn="0" w:lastColumn="0" w:noHBand="0" w:noVBand="0"/>
+        <w:tblLook w:val="04A0" w:firstRow="1" w:lastRow="0" w:firstColumn="1" w:lastColumn="0" w:noHBand="0" w:noVBand="1"/>
       </w:tblPr>
       <w:tblGrid>
         <w:gridCol w:w="1757"/>
@@ -52,7 +52,7 @@
                 <w:noProof/>
               </w:rPr>
               <w:drawing>
-                <wp:inline distT="0" distB="0" distL="0" distR="0" wp14:anchorId="51C0A332" wp14:editId="66419FC9">
+                <wp:inline distT="0" distB="0" distL="0" distR="0" wp14:anchorId="7D5C9E32" wp14:editId="652DF0E1">
                   <wp:extent cx="990600" cy="990600"/>
                   <wp:effectExtent l="0" t="0" r="0" b="0"/>
                   <wp:docPr id="1" name="Imagen 1"/>
@@ -171,10 +171,10 @@
                 <w:noProof/>
               </w:rPr>
               <w:drawing>
-                <wp:inline distT="0" distB="0" distL="0" distR="0" wp14:anchorId="7E9BCE10" wp14:editId="3A3D392B">
+                <wp:inline distT="0" distB="0" distL="0" distR="0" wp14:anchorId="2E7EC660" wp14:editId="508D1429">
                   <wp:extent cx="800100" cy="800100"/>
                   <wp:effectExtent l="0" t="0" r="0" b="0"/>
-                  <wp:docPr id="1998677444" name="Imagen 1998677444"/>
+                  <wp:docPr id="1880682622" name="Imagen 1880682622"/>
                   <wp:cNvGraphicFramePr>
                     <a:graphicFrameLocks xmlns:a="http://schemas.openxmlformats.org/drawingml/2006/main" noChangeAspect="1"/>
                   </wp:cNvGraphicFramePr>
@@ -308,7 +308,7 @@
           <w:left w:w="10" w:type="dxa"/>
           <w:right w:w="10" w:type="dxa"/>
         </w:tblCellMar>
-        <w:tblLook w:val="0000" w:firstRow="0" w:lastRow="0" w:firstColumn="0" w:lastColumn="0" w:noHBand="0" w:noVBand="0"/>
+        <w:tblLook w:val="04A0" w:firstRow="1" w:lastRow="0" w:firstColumn="1" w:lastColumn="0" w:noHBand="0" w:noVBand="1"/>
       </w:tblPr>
       <w:tblGrid>
         <w:gridCol w:w="2636"/>
@@ -786,7 +786,7 @@
           <w:left w:w="10" w:type="dxa"/>
           <w:right w:w="10" w:type="dxa"/>
         </w:tblCellMar>
-        <w:tblLook w:val="0000" w:firstRow="0" w:lastRow="0" w:firstColumn="0" w:lastColumn="0" w:noHBand="0" w:noVBand="0"/>
+        <w:tblLook w:val="04A0" w:firstRow="1" w:lastRow="0" w:firstColumn="1" w:lastColumn="0" w:noHBand="0" w:noVBand="1"/>
       </w:tblPr>
       <w:tblGrid>
         <w:gridCol w:w="4042"/>
@@ -1399,7 +1399,7 @@
           <w:left w:w="10" w:type="dxa"/>
           <w:right w:w="10" w:type="dxa"/>
         </w:tblCellMar>
-        <w:tblLook w:val="0000" w:firstRow="0" w:lastRow="0" w:firstColumn="0" w:lastColumn="0" w:noHBand="0" w:noVBand="0"/>
+        <w:tblLook w:val="04A0" w:firstRow="1" w:lastRow="0" w:firstColumn="1" w:lastColumn="0" w:noHBand="0" w:noVBand="1"/>
       </w:tblPr>
       <w:tblGrid>
         <w:gridCol w:w="2636"/>
@@ -1817,7 +1817,7 @@
           <w:left w:w="10" w:type="dxa"/>
           <w:right w:w="10" w:type="dxa"/>
         </w:tblCellMar>
-        <w:tblLook w:val="0000" w:firstRow="0" w:lastRow="0" w:firstColumn="0" w:lastColumn="0" w:noHBand="0" w:noVBand="0"/>
+        <w:tblLook w:val="04A0" w:firstRow="1" w:lastRow="0" w:firstColumn="1" w:lastColumn="0" w:noHBand="0" w:noVBand="1"/>
       </w:tblPr>
       <w:tblGrid>
         <w:gridCol w:w="1054"/>
@@ -2158,7 +2158,7 @@
           <w:left w:w="10" w:type="dxa"/>
           <w:right w:w="10" w:type="dxa"/>
         </w:tblCellMar>
-        <w:tblLook w:val="0000" w:firstRow="0" w:lastRow="0" w:firstColumn="0" w:lastColumn="0" w:noHBand="0" w:noVBand="0"/>
+        <w:tblLook w:val="04A0" w:firstRow="1" w:lastRow="0" w:firstColumn="1" w:lastColumn="0" w:noHBand="0" w:noVBand="1"/>
       </w:tblPr>
       <w:tblGrid>
         <w:gridCol w:w="2636"/>
@@ -2498,7 +2498,7 @@
           <w:left w:w="10" w:type="dxa"/>
           <w:right w:w="10" w:type="dxa"/>
         </w:tblCellMar>
-        <w:tblLook w:val="0000" w:firstRow="0" w:lastRow="0" w:firstColumn="0" w:lastColumn="0" w:noHBand="0" w:noVBand="0"/>
+        <w:tblLook w:val="04A0" w:firstRow="1" w:lastRow="0" w:firstColumn="1" w:lastColumn="0" w:noHBand="0" w:noVBand="1"/>
       </w:tblPr>
       <w:tblGrid>
         <w:gridCol w:w="8787"/>
@@ -2585,7 +2585,7 @@
     <w:sdt>
       <w:sdtPr>
         <w:alias w:val="Contenido"/>
-        <w:id w:val="1617106882"/>
+        <w:id w:val="828252950"/>
       </w:sdtPr>
       <w:sdtEndPr/>
       <w:sdtContent>
@@ -2611,7 +2611,7 @@
           <w:r>
             <w:fldChar w:fldCharType="separate"/>
           </w:r>
-          <w:hyperlink w:anchor="_Toc242538606" w:history="1">
+          <w:hyperlink w:anchor="_Toc242540180" w:history="1">
             <w:r>
               <w:rPr>
                 <w:rStyle w:val="Hipervnculo"/>
@@ -2635,7 +2635,7 @@
               <w:rPr>
                 <w:noProof/>
               </w:rPr>
-              <w:instrText xml:space="preserve"> PAGEREF _Toc242538606 \h </w:instrText>
+              <w:instrText xml:space="preserve"> PAGEREF _Toc242540180 \h </w:instrText>
             </w:r>
             <w:r>
               <w:rPr>
@@ -2675,7 +2675,7 @@
               <w14:ligatures w14:val="standardContextual"/>
             </w:rPr>
           </w:pPr>
-          <w:hyperlink w:anchor="_Toc242538607" w:history="1">
+          <w:hyperlink w:anchor="_Toc242540181" w:history="1">
             <w:r>
               <w:rPr>
                 <w:rStyle w:val="Hipervnculo"/>
@@ -2699,7 +2699,7 @@
               <w:rPr>
                 <w:noProof/>
               </w:rPr>
-              <w:instrText xml:space="preserve"> PAGEREF _Toc242538607 \h </w:instrText>
+              <w:instrText xml:space="preserve"> PAGEREF _Toc242540181 \h </w:instrText>
             </w:r>
             <w:r>
               <w:rPr>
@@ -2739,7 +2739,7 @@
               <w14:ligatures w14:val="standardContextual"/>
             </w:rPr>
           </w:pPr>
-          <w:hyperlink w:anchor="_Toc242538608" w:history="1">
+          <w:hyperlink w:anchor="_Toc242540182" w:history="1">
             <w:r>
               <w:rPr>
                 <w:rStyle w:val="Hipervnculo"/>
@@ -2763,7 +2763,7 @@
               <w:rPr>
                 <w:noProof/>
               </w:rPr>
-              <w:instrText xml:space="preserve"> PAGEREF _Toc242538608 \h </w:instrText>
+              <w:instrText xml:space="preserve"> PAGEREF _Toc242540182 \h </w:instrText>
             </w:r>
             <w:r>
               <w:rPr>
@@ -2803,7 +2803,7 @@
               <w14:ligatures w14:val="standardContextual"/>
             </w:rPr>
           </w:pPr>
-          <w:hyperlink w:anchor="_Toc242538609" w:history="1">
+          <w:hyperlink w:anchor="_Toc242540183" w:history="1">
             <w:r>
               <w:rPr>
                 <w:rStyle w:val="Hipervnculo"/>
@@ -2827,7 +2827,7 @@
               <w:rPr>
                 <w:noProof/>
               </w:rPr>
-              <w:instrText xml:space="preserve"> PAGEREF _Toc242538609 \h </w:instrText>
+              <w:instrText xml:space="preserve"> PAGEREF _Toc242540183 \h </w:instrText>
             </w:r>
             <w:r>
               <w:rPr>
@@ -2877,7 +2877,7 @@
       <w:pPr>
         <w:pStyle w:val="Ttulo1"/>
       </w:pPr>
-      <w:bookmarkStart w:id="0" w:name="_Toc242538606"/>
+      <w:bookmarkStart w:id="0" w:name="_Toc242540180"/>
       <w:r>
         <w:lastRenderedPageBreak/>
         <w:t>1. Uso del registro</w:t>
@@ -2918,7 +2918,7 @@
       <w:pPr>
         <w:pStyle w:val="Ttulo1"/>
       </w:pPr>
-      <w:bookmarkStart w:id="1" w:name="_Toc242538607"/>
+      <w:bookmarkStart w:id="1" w:name="_Toc242540181"/>
       <w:r>
         <w:lastRenderedPageBreak/>
         <w:t>2. Supuestos</w:t>
@@ -2967,7 +2967,7 @@
           <w:left w:w="10" w:type="dxa"/>
           <w:right w:w="10" w:type="dxa"/>
         </w:tblCellMar>
-        <w:tblLook w:val="0000" w:firstRow="0" w:lastRow="0" w:firstColumn="0" w:lastColumn="0" w:noHBand="0" w:noVBand="0"/>
+        <w:tblLook w:val="04A0" w:firstRow="1" w:lastRow="0" w:firstColumn="1" w:lastColumn="0" w:noHBand="0" w:noVBand="1"/>
       </w:tblPr>
       <w:tblGrid>
         <w:gridCol w:w="728"/>
@@ -5496,7 +5496,7 @@
       <w:pPr>
         <w:pStyle w:val="Ttulo1"/>
       </w:pPr>
-      <w:bookmarkStart w:id="2" w:name="_Toc242538608"/>
+      <w:bookmarkStart w:id="2" w:name="_Toc242540182"/>
       <w:r>
         <w:lastRenderedPageBreak/>
         <w:t>3. Restricciones</w:t>
@@ -5545,7 +5545,7 @@
           <w:left w:w="10" w:type="dxa"/>
           <w:right w:w="10" w:type="dxa"/>
         </w:tblCellMar>
-        <w:tblLook w:val="0000" w:firstRow="0" w:lastRow="0" w:firstColumn="0" w:lastColumn="0" w:noHBand="0" w:noVBand="0"/>
+        <w:tblLook w:val="04A0" w:firstRow="1" w:lastRow="0" w:firstColumn="1" w:lastColumn="0" w:noHBand="0" w:noVBand="1"/>
       </w:tblPr>
       <w:tblGrid>
         <w:gridCol w:w="702"/>
@@ -6704,7 +6704,7 @@
       <w:pPr>
         <w:pStyle w:val="Ttulo1"/>
       </w:pPr>
-      <w:bookmarkStart w:id="3" w:name="_Toc242538609"/>
+      <w:bookmarkStart w:id="3" w:name="_Toc242540183"/>
       <w:r>
         <w:t>4. Supuestos retirados</w:t>
       </w:r>
@@ -6752,7 +6752,7 @@
           <w:left w:w="10" w:type="dxa"/>
           <w:right w:w="10" w:type="dxa"/>
         </w:tblCellMar>
-        <w:tblLook w:val="0000" w:firstRow="0" w:lastRow="0" w:firstColumn="0" w:lastColumn="0" w:noHBand="0" w:noVBand="0"/>
+        <w:tblLook w:val="04A0" w:firstRow="1" w:lastRow="0" w:firstColumn="1" w:lastColumn="0" w:noHBand="0" w:noVBand="1"/>
       </w:tblPr>
       <w:tblGrid>
         <w:gridCol w:w="3163"/>
@@ -8048,64 +8048,64 @@
 <file path=word/numbering.xml><?xml version="1.0" encoding="utf-8"?>
 <w:numbering xmlns:wpc="http://schemas.microsoft.com/office/word/2010/wordprocessingCanvas" xmlns:cx="http://schemas.microsoft.com/office/drawing/2014/chartex" xmlns:cx1="http://schemas.microsoft.com/office/drawing/2015/9/8/chartex" xmlns:cx2="http://schemas.microsoft.com/office/drawing/2015/10/21/chartex" xmlns:cx3="http://schemas.microsoft.com/office/drawing/2016/5/9/chartex" xmlns:cx4="http://schemas.microsoft.com/office/drawing/2016/5/10/chartex" xmlns:cx5="http://schemas.microsoft.com/office/drawing/2016/5/11/chartex" xmlns:cx6="http://schemas.microsoft.com/office/drawing/2016/5/12/chartex" xmlns:cx7="http://schemas.microsoft.com/office/drawing/2016/5/13/chartex" xmlns:cx8="http://schemas.microsoft.com/office/drawing/2016/5/14/chartex" xmlns:mc="http://schemas.openxmlformats.org/markup-compatibility/2006" xmlns:aink="http://schemas.microsoft.com/office/drawing/2016/ink" xmlns:am3d="http://schemas.microsoft.com/office/drawing/2017/model3d" xmlns:o="urn:schemas-microsoft-com:office:office" xmlns:oel="http://schemas.microsoft.com/office/2019/extlst" xmlns:r="http://schemas.openxmlformats.org/officeDocument/2006/relationships" xmlns:m="http://schemas.openxmlformats.org/officeDocument/2006/math" xmlns:v="urn:schemas-microsoft-com:vml" xmlns:wp14="http://schemas.microsoft.com/office/word/2010/wordprocessingDrawing" xmlns:wp="http://schemas.openxmlformats.org/drawingml/2006/wordprocessingDrawing" xmlns:w10="urn:schemas-microsoft-com:office:word" xmlns:w="http://schemas.openxmlformats.org/wordprocessingml/2006/main" xmlns:w14="http://schemas.microsoft.com/office/word/2010/wordml" xmlns:w15="http://schemas.microsoft.com/office/word/2012/wordml" xmlns:w16cex="http://schemas.microsoft.com/office/word/2018/wordml/cex" xmlns:w16cid="http://schemas.microsoft.com/office/word/2016/wordml/cid" xmlns:w16="http://schemas.microsoft.com/office/word/2018/wordml" xmlns:w16du="http://schemas.microsoft.com/office/word/2023/wordml/word16du" xmlns:w16sdtdh="http://schemas.microsoft.com/office/word/2020/wordml/sdtdatahash" xmlns:w16sdtfl="http://schemas.microsoft.com/office/word/2024/wordml/sdtformatlock" xmlns:w16se="http://schemas.microsoft.com/office/word/2015/wordml/symex" xmlns:wpg="http://schemas.microsoft.com/office/word/2010/wordprocessingGroup" xmlns:wpi="http://schemas.microsoft.com/office/word/2010/wordprocessingInk" xmlns:wne="http://schemas.microsoft.com/office/word/2006/wordml" xmlns:wps="http://schemas.microsoft.com/office/word/2010/wordprocessingShape" mc:Ignorable="w14 w15 w16se w16cid w16 w16cex w16sdtdh w16sdtfl w16du wp14">
   <w:abstractNum w:abstractNumId="0" w15:restartNumberingAfterBreak="0">
-    <w:nsid w:val="0C431E61"/>
+    <w:nsid w:val="2D403BBB"/>
     <w:multiLevelType w:val="hybridMultilevel"/>
-    <w:tmpl w:val="5C78CE5A"/>
-    <w:lvl w:ilvl="0" w:tplc="11AEC5B0">
+    <w:tmpl w:val="796C90D8"/>
+    <w:lvl w:ilvl="0" w:tplc="4D4E1802">
       <w:start w:val="1"/>
-      <w:numFmt w:val="decimal"/>
-      <w:lvlText w:val="%1."/>
+      <w:numFmt w:val="bullet"/>
+      <w:lvlText w:val="•"/>
       <w:lvlJc w:val="left"/>
       <w:pPr>
-        <w:ind w:left="560" w:hanging="340"/>
+        <w:ind w:left="560" w:hanging="280"/>
       </w:pPr>
     </w:lvl>
-    <w:lvl w:ilvl="1" w:tplc="89DE8E8C">
+    <w:lvl w:ilvl="1" w:tplc="893A18E2">
       <w:numFmt w:val="decimal"/>
       <w:lvlText w:val=""/>
       <w:lvlJc w:val="left"/>
     </w:lvl>
-    <w:lvl w:ilvl="2" w:tplc="306856E4">
+    <w:lvl w:ilvl="2" w:tplc="137E4E38">
       <w:numFmt w:val="decimal"/>
       <w:lvlText w:val=""/>
       <w:lvlJc w:val="left"/>
     </w:lvl>
-    <w:lvl w:ilvl="3" w:tplc="BB6CC408">
+    <w:lvl w:ilvl="3" w:tplc="3CD4FBC0">
       <w:numFmt w:val="decimal"/>
       <w:lvlText w:val=""/>
       <w:lvlJc w:val="left"/>
     </w:lvl>
-    <w:lvl w:ilvl="4" w:tplc="FE7220A8">
+    <w:lvl w:ilvl="4" w:tplc="77624F8E">
       <w:numFmt w:val="decimal"/>
       <w:lvlText w:val=""/>
       <w:lvlJc w:val="left"/>
     </w:lvl>
-    <w:lvl w:ilvl="5" w:tplc="22244050">
+    <w:lvl w:ilvl="5" w:tplc="83D2B488">
       <w:numFmt w:val="decimal"/>
       <w:lvlText w:val=""/>
       <w:lvlJc w:val="left"/>
     </w:lvl>
-    <w:lvl w:ilvl="6" w:tplc="A8A688DC">
+    <w:lvl w:ilvl="6" w:tplc="42340F2E">
       <w:numFmt w:val="decimal"/>
       <w:lvlText w:val=""/>
       <w:lvlJc w:val="left"/>
     </w:lvl>
-    <w:lvl w:ilvl="7" w:tplc="E6E43C24">
+    <w:lvl w:ilvl="7" w:tplc="B4546C08">
       <w:numFmt w:val="decimal"/>
       <w:lvlText w:val=""/>
       <w:lvlJc w:val="left"/>
     </w:lvl>
-    <w:lvl w:ilvl="8" w:tplc="A8429614">
+    <w:lvl w:ilvl="8" w:tplc="DE1C5214">
       <w:numFmt w:val="decimal"/>
       <w:lvlText w:val=""/>
       <w:lvlJc w:val="left"/>
     </w:lvl>
   </w:abstractNum>
   <w:abstractNum w:abstractNumId="1" w15:restartNumberingAfterBreak="0">
-    <w:nsid w:val="10676B45"/>
+    <w:nsid w:val="33A61A86"/>
     <w:multiLevelType w:val="hybridMultilevel"/>
-    <w:tmpl w:val="00AC3E60"/>
-    <w:lvl w:ilvl="0" w:tplc="3620EB54">
+    <w:tmpl w:val="8BEEA2A6"/>
+    <w:lvl w:ilvl="0" w:tplc="6518DF06">
       <w:start w:val="1"/>
       <w:numFmt w:val="bullet"/>
       <w:lvlText w:val="●"/>
@@ -8114,7 +8114,7 @@
         <w:ind w:left="720" w:hanging="360"/>
       </w:pPr>
     </w:lvl>
-    <w:lvl w:ilvl="1" w:tplc="75F81978">
+    <w:lvl w:ilvl="1" w:tplc="92BE123C">
       <w:start w:val="1"/>
       <w:numFmt w:val="bullet"/>
       <w:lvlText w:val="○"/>
@@ -8123,7 +8123,7 @@
         <w:ind w:left="1440" w:hanging="360"/>
       </w:pPr>
     </w:lvl>
-    <w:lvl w:ilvl="2" w:tplc="8D9E5024">
+    <w:lvl w:ilvl="2" w:tplc="DA929706">
       <w:start w:val="1"/>
       <w:numFmt w:val="bullet"/>
       <w:lvlText w:val="■"/>
@@ -8132,7 +8132,7 @@
         <w:ind w:left="2160" w:hanging="360"/>
       </w:pPr>
     </w:lvl>
-    <w:lvl w:ilvl="3" w:tplc="D0D07318">
+    <w:lvl w:ilvl="3" w:tplc="3730740C">
       <w:start w:val="1"/>
       <w:numFmt w:val="bullet"/>
       <w:lvlText w:val="●"/>
@@ -8141,7 +8141,7 @@
         <w:ind w:left="2880" w:hanging="360"/>
       </w:pPr>
     </w:lvl>
-    <w:lvl w:ilvl="4" w:tplc="DF38E246">
+    <w:lvl w:ilvl="4" w:tplc="52BEDBCA">
       <w:start w:val="1"/>
       <w:numFmt w:val="bullet"/>
       <w:lvlText w:val="○"/>
@@ -8150,7 +8150,7 @@
         <w:ind w:left="3600" w:hanging="360"/>
       </w:pPr>
     </w:lvl>
-    <w:lvl w:ilvl="5" w:tplc="3DCE5664">
+    <w:lvl w:ilvl="5" w:tplc="66AEBC7E">
       <w:start w:val="1"/>
       <w:numFmt w:val="bullet"/>
       <w:lvlText w:val="■"/>
@@ -8159,7 +8159,7 @@
         <w:ind w:left="4320" w:hanging="360"/>
       </w:pPr>
     </w:lvl>
-    <w:lvl w:ilvl="6" w:tplc="996A267A">
+    <w:lvl w:ilvl="6" w:tplc="CCB0F648">
       <w:start w:val="1"/>
       <w:numFmt w:val="bullet"/>
       <w:lvlText w:val="●"/>
@@ -8168,7 +8168,7 @@
         <w:ind w:left="5040" w:hanging="360"/>
       </w:pPr>
     </w:lvl>
-    <w:lvl w:ilvl="7" w:tplc="5B9244B6">
+    <w:lvl w:ilvl="7" w:tplc="E476411E">
       <w:start w:val="1"/>
       <w:numFmt w:val="bullet"/>
       <w:lvlText w:val="●"/>
@@ -8177,7 +8177,7 @@
         <w:ind w:left="5760" w:hanging="360"/>
       </w:pPr>
     </w:lvl>
-    <w:lvl w:ilvl="8" w:tplc="710EAF64">
+    <w:lvl w:ilvl="8" w:tplc="8DA690AE">
       <w:start w:val="1"/>
       <w:numFmt w:val="bullet"/>
       <w:lvlText w:val="●"/>
@@ -8188,60 +8188,60 @@
     </w:lvl>
   </w:abstractNum>
   <w:abstractNum w:abstractNumId="2" w15:restartNumberingAfterBreak="0">
-    <w:nsid w:val="6B2A7BF5"/>
+    <w:nsid w:val="490D4306"/>
     <w:multiLevelType w:val="hybridMultilevel"/>
-    <w:tmpl w:val="8BFCB8DC"/>
-    <w:lvl w:ilvl="0" w:tplc="6A002424">
+    <w:tmpl w:val="DD8CEB72"/>
+    <w:lvl w:ilvl="0" w:tplc="37BEE3EC">
       <w:start w:val="1"/>
-      <w:numFmt w:val="bullet"/>
-      <w:lvlText w:val="•"/>
+      <w:numFmt w:val="decimal"/>
+      <w:lvlText w:val="%1."/>
       <w:lvlJc w:val="left"/>
       <w:pPr>
-        <w:ind w:left="560" w:hanging="280"/>
+        <w:ind w:left="560" w:hanging="340"/>
       </w:pPr>
     </w:lvl>
-    <w:lvl w:ilvl="1" w:tplc="C2000858">
+    <w:lvl w:ilvl="1" w:tplc="7D92AF96">
       <w:numFmt w:val="decimal"/>
       <w:lvlText w:val=""/>
       <w:lvlJc w:val="left"/>
     </w:lvl>
-    <w:lvl w:ilvl="2" w:tplc="54361382">
+    <w:lvl w:ilvl="2" w:tplc="79961332">
       <w:numFmt w:val="decimal"/>
       <w:lvlText w:val=""/>
       <w:lvlJc w:val="left"/>
     </w:lvl>
-    <w:lvl w:ilvl="3" w:tplc="C8503572">
+    <w:lvl w:ilvl="3" w:tplc="BB6006BA">
       <w:numFmt w:val="decimal"/>
       <w:lvlText w:val=""/>
       <w:lvlJc w:val="left"/>
     </w:lvl>
-    <w:lvl w:ilvl="4" w:tplc="AAB6A460">
+    <w:lvl w:ilvl="4" w:tplc="5A5C026A">
       <w:numFmt w:val="decimal"/>
       <w:lvlText w:val=""/>
       <w:lvlJc w:val="left"/>
     </w:lvl>
-    <w:lvl w:ilvl="5" w:tplc="773A4E7E">
+    <w:lvl w:ilvl="5" w:tplc="02C48E84">
       <w:numFmt w:val="decimal"/>
       <w:lvlText w:val=""/>
       <w:lvlJc w:val="left"/>
     </w:lvl>
-    <w:lvl w:ilvl="6" w:tplc="C4A8110C">
+    <w:lvl w:ilvl="6" w:tplc="E31EBA00">
       <w:numFmt w:val="decimal"/>
       <w:lvlText w:val=""/>
       <w:lvlJc w:val="left"/>
     </w:lvl>
-    <w:lvl w:ilvl="7" w:tplc="6082BF8C">
+    <w:lvl w:ilvl="7" w:tplc="23ACD8FE">
       <w:numFmt w:val="decimal"/>
       <w:lvlText w:val=""/>
       <w:lvlJc w:val="left"/>
     </w:lvl>
-    <w:lvl w:ilvl="8" w:tplc="12802A48">
+    <w:lvl w:ilvl="8" w:tplc="01E86320">
       <w:numFmt w:val="decimal"/>
       <w:lvlText w:val=""/>
       <w:lvlJc w:val="left"/>
     </w:lvl>
   </w:abstractNum>
-  <w:num w:numId="1" w16cid:durableId="2010252462">
+  <w:num w:numId="1" w16cid:durableId="1816949929">
     <w:abstractNumId w:val="1"/>
     <w:lvlOverride w:ilvl="0">
       <w:startOverride w:val="1"/>
@@ -8835,7 +8835,7 @@
     <w:autoRedefine/>
     <w:uiPriority w:val="39"/>
     <w:unhideWhenUsed/>
-    <w:rsid w:val="0042052D"/>
+    <w:rsid w:val="00987EE5"/>
     <w:pPr>
       <w:spacing w:after="100"/>
     </w:pPr>

--- a/public/documentos/GOB-03-registro-de-supuestos-y-restricciones.docx
+++ b/public/documentos/GOB-03-registro-de-supuestos-y-restricciones.docx
@@ -18,7 +18,7 @@
           <w:left w:w="10" w:type="dxa"/>
           <w:right w:w="10" w:type="dxa"/>
         </w:tblCellMar>
-        <w:tblLook w:val="04A0" w:firstRow="1" w:lastRow="0" w:firstColumn="1" w:lastColumn="0" w:noHBand="0" w:noVBand="1"/>
+        <w:tblLook w:val="0000" w:firstRow="0" w:lastRow="0" w:firstColumn="0" w:lastColumn="0" w:noHBand="0" w:noVBand="0"/>
       </w:tblPr>
       <w:tblGrid>
         <w:gridCol w:w="1757"/>
@@ -52,7 +52,7 @@
                 <w:noProof/>
               </w:rPr>
               <w:drawing>
-                <wp:inline distT="0" distB="0" distL="0" distR="0" wp14:anchorId="7D5C9E32" wp14:editId="652DF0E1">
+                <wp:inline distT="0" distB="0" distL="0" distR="0" wp14:anchorId="3AC5D6C2" wp14:editId="52CCB435">
                   <wp:extent cx="990600" cy="990600"/>
                   <wp:effectExtent l="0" t="0" r="0" b="0"/>
                   <wp:docPr id="1" name="Imagen 1"/>
@@ -171,10 +171,10 @@
                 <w:noProof/>
               </w:rPr>
               <w:drawing>
-                <wp:inline distT="0" distB="0" distL="0" distR="0" wp14:anchorId="2E7EC660" wp14:editId="508D1429">
+                <wp:inline distT="0" distB="0" distL="0" distR="0" wp14:anchorId="122A2608" wp14:editId="7601AD09">
                   <wp:extent cx="800100" cy="800100"/>
                   <wp:effectExtent l="0" t="0" r="0" b="0"/>
-                  <wp:docPr id="1880682622" name="Imagen 1880682622"/>
+                  <wp:docPr id="246900201" name="Imagen 246900201"/>
                   <wp:cNvGraphicFramePr>
                     <a:graphicFrameLocks xmlns:a="http://schemas.openxmlformats.org/drawingml/2006/main" noChangeAspect="1"/>
                   </wp:cNvGraphicFramePr>
@@ -308,7 +308,7 @@
           <w:left w:w="10" w:type="dxa"/>
           <w:right w:w="10" w:type="dxa"/>
         </w:tblCellMar>
-        <w:tblLook w:val="04A0" w:firstRow="1" w:lastRow="0" w:firstColumn="1" w:lastColumn="0" w:noHBand="0" w:noVBand="1"/>
+        <w:tblLook w:val="0000" w:firstRow="0" w:lastRow="0" w:firstColumn="0" w:lastColumn="0" w:noHBand="0" w:noVBand="0"/>
       </w:tblPr>
       <w:tblGrid>
         <w:gridCol w:w="2636"/>
@@ -786,7 +786,7 @@
           <w:left w:w="10" w:type="dxa"/>
           <w:right w:w="10" w:type="dxa"/>
         </w:tblCellMar>
-        <w:tblLook w:val="04A0" w:firstRow="1" w:lastRow="0" w:firstColumn="1" w:lastColumn="0" w:noHBand="0" w:noVBand="1"/>
+        <w:tblLook w:val="0000" w:firstRow="0" w:lastRow="0" w:firstColumn="0" w:lastColumn="0" w:noHBand="0" w:noVBand="0"/>
       </w:tblPr>
       <w:tblGrid>
         <w:gridCol w:w="4042"/>
@@ -1399,7 +1399,7 @@
           <w:left w:w="10" w:type="dxa"/>
           <w:right w:w="10" w:type="dxa"/>
         </w:tblCellMar>
-        <w:tblLook w:val="04A0" w:firstRow="1" w:lastRow="0" w:firstColumn="1" w:lastColumn="0" w:noHBand="0" w:noVBand="1"/>
+        <w:tblLook w:val="0000" w:firstRow="0" w:lastRow="0" w:firstColumn="0" w:lastColumn="0" w:noHBand="0" w:noVBand="0"/>
       </w:tblPr>
       <w:tblGrid>
         <w:gridCol w:w="2636"/>
@@ -1817,7 +1817,7 @@
           <w:left w:w="10" w:type="dxa"/>
           <w:right w:w="10" w:type="dxa"/>
         </w:tblCellMar>
-        <w:tblLook w:val="04A0" w:firstRow="1" w:lastRow="0" w:firstColumn="1" w:lastColumn="0" w:noHBand="0" w:noVBand="1"/>
+        <w:tblLook w:val="0000" w:firstRow="0" w:lastRow="0" w:firstColumn="0" w:lastColumn="0" w:noHBand="0" w:noVBand="0"/>
       </w:tblPr>
       <w:tblGrid>
         <w:gridCol w:w="1054"/>
@@ -2158,7 +2158,7 @@
           <w:left w:w="10" w:type="dxa"/>
           <w:right w:w="10" w:type="dxa"/>
         </w:tblCellMar>
-        <w:tblLook w:val="04A0" w:firstRow="1" w:lastRow="0" w:firstColumn="1" w:lastColumn="0" w:noHBand="0" w:noVBand="1"/>
+        <w:tblLook w:val="0000" w:firstRow="0" w:lastRow="0" w:firstColumn="0" w:lastColumn="0" w:noHBand="0" w:noVBand="0"/>
       </w:tblPr>
       <w:tblGrid>
         <w:gridCol w:w="2636"/>
@@ -2498,7 +2498,7 @@
           <w:left w:w="10" w:type="dxa"/>
           <w:right w:w="10" w:type="dxa"/>
         </w:tblCellMar>
-        <w:tblLook w:val="04A0" w:firstRow="1" w:lastRow="0" w:firstColumn="1" w:lastColumn="0" w:noHBand="0" w:noVBand="1"/>
+        <w:tblLook w:val="0000" w:firstRow="0" w:lastRow="0" w:firstColumn="0" w:lastColumn="0" w:noHBand="0" w:noVBand="0"/>
       </w:tblPr>
       <w:tblGrid>
         <w:gridCol w:w="8787"/>
@@ -2585,7 +2585,7 @@
     <w:sdt>
       <w:sdtPr>
         <w:alias w:val="Contenido"/>
-        <w:id w:val="828252950"/>
+        <w:id w:val="-605730952"/>
       </w:sdtPr>
       <w:sdtEndPr/>
       <w:sdtContent>
@@ -2611,7 +2611,7 @@
           <w:r>
             <w:fldChar w:fldCharType="separate"/>
           </w:r>
-          <w:hyperlink w:anchor="_Toc242540180" w:history="1">
+          <w:hyperlink w:anchor="_Toc242543260" w:history="1">
             <w:r>
               <w:rPr>
                 <w:rStyle w:val="Hipervnculo"/>
@@ -2635,7 +2635,7 @@
               <w:rPr>
                 <w:noProof/>
               </w:rPr>
-              <w:instrText xml:space="preserve"> PAGEREF _Toc242540180 \h </w:instrText>
+              <w:instrText xml:space="preserve"> PAGEREF _Toc242543260 \h </w:instrText>
             </w:r>
             <w:r>
               <w:rPr>
@@ -2675,7 +2675,7 @@
               <w14:ligatures w14:val="standardContextual"/>
             </w:rPr>
           </w:pPr>
-          <w:hyperlink w:anchor="_Toc242540181" w:history="1">
+          <w:hyperlink w:anchor="_Toc242543261" w:history="1">
             <w:r>
               <w:rPr>
                 <w:rStyle w:val="Hipervnculo"/>
@@ -2699,7 +2699,7 @@
               <w:rPr>
                 <w:noProof/>
               </w:rPr>
-              <w:instrText xml:space="preserve"> PAGEREF _Toc242540181 \h </w:instrText>
+              <w:instrText xml:space="preserve"> PAGEREF _Toc242543261 \h </w:instrText>
             </w:r>
             <w:r>
               <w:rPr>
@@ -2739,7 +2739,7 @@
               <w14:ligatures w14:val="standardContextual"/>
             </w:rPr>
           </w:pPr>
-          <w:hyperlink w:anchor="_Toc242540182" w:history="1">
+          <w:hyperlink w:anchor="_Toc242543262" w:history="1">
             <w:r>
               <w:rPr>
                 <w:rStyle w:val="Hipervnculo"/>
@@ -2763,7 +2763,7 @@
               <w:rPr>
                 <w:noProof/>
               </w:rPr>
-              <w:instrText xml:space="preserve"> PAGEREF _Toc242540182 \h </w:instrText>
+              <w:instrText xml:space="preserve"> PAGEREF _Toc242543262 \h </w:instrText>
             </w:r>
             <w:r>
               <w:rPr>
@@ -2803,7 +2803,7 @@
               <w14:ligatures w14:val="standardContextual"/>
             </w:rPr>
           </w:pPr>
-          <w:hyperlink w:anchor="_Toc242540183" w:history="1">
+          <w:hyperlink w:anchor="_Toc242543263" w:history="1">
             <w:r>
               <w:rPr>
                 <w:rStyle w:val="Hipervnculo"/>
@@ -2827,7 +2827,7 @@
               <w:rPr>
                 <w:noProof/>
               </w:rPr>
-              <w:instrText xml:space="preserve"> PAGEREF _Toc242540183 \h </w:instrText>
+              <w:instrText xml:space="preserve"> PAGEREF _Toc242543263 \h </w:instrText>
             </w:r>
             <w:r>
               <w:rPr>
@@ -2877,7 +2877,7 @@
       <w:pPr>
         <w:pStyle w:val="Ttulo1"/>
       </w:pPr>
-      <w:bookmarkStart w:id="0" w:name="_Toc242540180"/>
+      <w:bookmarkStart w:id="0" w:name="_Toc242543260"/>
       <w:r>
         <w:lastRenderedPageBreak/>
         <w:t>1. Uso del registro</w:t>
@@ -2918,7 +2918,7 @@
       <w:pPr>
         <w:pStyle w:val="Ttulo1"/>
       </w:pPr>
-      <w:bookmarkStart w:id="1" w:name="_Toc242540181"/>
+      <w:bookmarkStart w:id="1" w:name="_Toc242543261"/>
       <w:r>
         <w:lastRenderedPageBreak/>
         <w:t>2. Supuestos</w:t>
@@ -2967,7 +2967,7 @@
           <w:left w:w="10" w:type="dxa"/>
           <w:right w:w="10" w:type="dxa"/>
         </w:tblCellMar>
-        <w:tblLook w:val="04A0" w:firstRow="1" w:lastRow="0" w:firstColumn="1" w:lastColumn="0" w:noHBand="0" w:noVBand="1"/>
+        <w:tblLook w:val="0000" w:firstRow="0" w:lastRow="0" w:firstColumn="0" w:lastColumn="0" w:noHBand="0" w:noVBand="0"/>
       </w:tblPr>
       <w:tblGrid>
         <w:gridCol w:w="728"/>
@@ -5496,7 +5496,7 @@
       <w:pPr>
         <w:pStyle w:val="Ttulo1"/>
       </w:pPr>
-      <w:bookmarkStart w:id="2" w:name="_Toc242540182"/>
+      <w:bookmarkStart w:id="2" w:name="_Toc242543262"/>
       <w:r>
         <w:lastRenderedPageBreak/>
         <w:t>3. Restricciones</w:t>
@@ -5545,7 +5545,7 @@
           <w:left w:w="10" w:type="dxa"/>
           <w:right w:w="10" w:type="dxa"/>
         </w:tblCellMar>
-        <w:tblLook w:val="04A0" w:firstRow="1" w:lastRow="0" w:firstColumn="1" w:lastColumn="0" w:noHBand="0" w:noVBand="1"/>
+        <w:tblLook w:val="0000" w:firstRow="0" w:lastRow="0" w:firstColumn="0" w:lastColumn="0" w:noHBand="0" w:noVBand="0"/>
       </w:tblPr>
       <w:tblGrid>
         <w:gridCol w:w="702"/>
@@ -6704,7 +6704,7 @@
       <w:pPr>
         <w:pStyle w:val="Ttulo1"/>
       </w:pPr>
-      <w:bookmarkStart w:id="3" w:name="_Toc242540183"/>
+      <w:bookmarkStart w:id="3" w:name="_Toc242543263"/>
       <w:r>
         <w:t>4. Supuestos retirados</w:t>
       </w:r>
@@ -6752,7 +6752,7 @@
           <w:left w:w="10" w:type="dxa"/>
           <w:right w:w="10" w:type="dxa"/>
         </w:tblCellMar>
-        <w:tblLook w:val="04A0" w:firstRow="1" w:lastRow="0" w:firstColumn="1" w:lastColumn="0" w:noHBand="0" w:noVBand="1"/>
+        <w:tblLook w:val="0000" w:firstRow="0" w:lastRow="0" w:firstColumn="0" w:lastColumn="0" w:noHBand="0" w:noVBand="0"/>
       </w:tblPr>
       <w:tblGrid>
         <w:gridCol w:w="3163"/>
@@ -8048,10 +8048,64 @@
 <file path=word/numbering.xml><?xml version="1.0" encoding="utf-8"?>
 <w:numbering xmlns:wpc="http://schemas.microsoft.com/office/word/2010/wordprocessingCanvas" xmlns:cx="http://schemas.microsoft.com/office/drawing/2014/chartex" xmlns:cx1="http://schemas.microsoft.com/office/drawing/2015/9/8/chartex" xmlns:cx2="http://schemas.microsoft.com/office/drawing/2015/10/21/chartex" xmlns:cx3="http://schemas.microsoft.com/office/drawing/2016/5/9/chartex" xmlns:cx4="http://schemas.microsoft.com/office/drawing/2016/5/10/chartex" xmlns:cx5="http://schemas.microsoft.com/office/drawing/2016/5/11/chartex" xmlns:cx6="http://schemas.microsoft.com/office/drawing/2016/5/12/chartex" xmlns:cx7="http://schemas.microsoft.com/office/drawing/2016/5/13/chartex" xmlns:cx8="http://schemas.microsoft.com/office/drawing/2016/5/14/chartex" xmlns:mc="http://schemas.openxmlformats.org/markup-compatibility/2006" xmlns:aink="http://schemas.microsoft.com/office/drawing/2016/ink" xmlns:am3d="http://schemas.microsoft.com/office/drawing/2017/model3d" xmlns:o="urn:schemas-microsoft-com:office:office" xmlns:oel="http://schemas.microsoft.com/office/2019/extlst" xmlns:r="http://schemas.openxmlformats.org/officeDocument/2006/relationships" xmlns:m="http://schemas.openxmlformats.org/officeDocument/2006/math" xmlns:v="urn:schemas-microsoft-com:vml" xmlns:wp14="http://schemas.microsoft.com/office/word/2010/wordprocessingDrawing" xmlns:wp="http://schemas.openxmlformats.org/drawingml/2006/wordprocessingDrawing" xmlns:w10="urn:schemas-microsoft-com:office:word" xmlns:w="http://schemas.openxmlformats.org/wordprocessingml/2006/main" xmlns:w14="http://schemas.microsoft.com/office/word/2010/wordml" xmlns:w15="http://schemas.microsoft.com/office/word/2012/wordml" xmlns:w16cex="http://schemas.microsoft.com/office/word/2018/wordml/cex" xmlns:w16cid="http://schemas.microsoft.com/office/word/2016/wordml/cid" xmlns:w16="http://schemas.microsoft.com/office/word/2018/wordml" xmlns:w16du="http://schemas.microsoft.com/office/word/2023/wordml/word16du" xmlns:w16sdtdh="http://schemas.microsoft.com/office/word/2020/wordml/sdtdatahash" xmlns:w16sdtfl="http://schemas.microsoft.com/office/word/2024/wordml/sdtformatlock" xmlns:w16se="http://schemas.microsoft.com/office/word/2015/wordml/symex" xmlns:wpg="http://schemas.microsoft.com/office/word/2010/wordprocessingGroup" xmlns:wpi="http://schemas.microsoft.com/office/word/2010/wordprocessingInk" xmlns:wne="http://schemas.microsoft.com/office/word/2006/wordml" xmlns:wps="http://schemas.microsoft.com/office/word/2010/wordprocessingShape" mc:Ignorable="w14 w15 w16se w16cid w16 w16cex w16sdtdh w16sdtfl w16du wp14">
   <w:abstractNum w:abstractNumId="0" w15:restartNumberingAfterBreak="0">
-    <w:nsid w:val="2D403BBB"/>
+    <w:nsid w:val="0703283E"/>
     <w:multiLevelType w:val="hybridMultilevel"/>
-    <w:tmpl w:val="796C90D8"/>
-    <w:lvl w:ilvl="0" w:tplc="4D4E1802">
+    <w:tmpl w:val="30E65FB4"/>
+    <w:lvl w:ilvl="0" w:tplc="E0B40CD6">
+      <w:start w:val="1"/>
+      <w:numFmt w:val="decimal"/>
+      <w:lvlText w:val="%1."/>
+      <w:lvlJc w:val="left"/>
+      <w:pPr>
+        <w:ind w:left="560" w:hanging="340"/>
+      </w:pPr>
+    </w:lvl>
+    <w:lvl w:ilvl="1" w:tplc="B9629816">
+      <w:numFmt w:val="decimal"/>
+      <w:lvlText w:val=""/>
+      <w:lvlJc w:val="left"/>
+    </w:lvl>
+    <w:lvl w:ilvl="2" w:tplc="F192F028">
+      <w:numFmt w:val="decimal"/>
+      <w:lvlText w:val=""/>
+      <w:lvlJc w:val="left"/>
+    </w:lvl>
+    <w:lvl w:ilvl="3" w:tplc="F3522DF6">
+      <w:numFmt w:val="decimal"/>
+      <w:lvlText w:val=""/>
+      <w:lvlJc w:val="left"/>
+    </w:lvl>
+    <w:lvl w:ilvl="4" w:tplc="A366F526">
+      <w:numFmt w:val="decimal"/>
+      <w:lvlText w:val=""/>
+      <w:lvlJc w:val="left"/>
+    </w:lvl>
+    <w:lvl w:ilvl="5" w:tplc="6D10603C">
+      <w:numFmt w:val="decimal"/>
+      <w:lvlText w:val=""/>
+      <w:lvlJc w:val="left"/>
+    </w:lvl>
+    <w:lvl w:ilvl="6" w:tplc="36908A16">
+      <w:numFmt w:val="decimal"/>
+      <w:lvlText w:val=""/>
+      <w:lvlJc w:val="left"/>
+    </w:lvl>
+    <w:lvl w:ilvl="7" w:tplc="16541794">
+      <w:numFmt w:val="decimal"/>
+      <w:lvlText w:val=""/>
+      <w:lvlJc w:val="left"/>
+    </w:lvl>
+    <w:lvl w:ilvl="8" w:tplc="0BD0A206">
+      <w:numFmt w:val="decimal"/>
+      <w:lvlText w:val=""/>
+      <w:lvlJc w:val="left"/>
+    </w:lvl>
+  </w:abstractNum>
+  <w:abstractNum w:abstractNumId="1" w15:restartNumberingAfterBreak="0">
+    <w:nsid w:val="1D033D97"/>
+    <w:multiLevelType w:val="hybridMultilevel"/>
+    <w:tmpl w:val="21E0D0BE"/>
+    <w:lvl w:ilvl="0" w:tplc="8F1CBB3A">
       <w:start w:val="1"/>
       <w:numFmt w:val="bullet"/>
       <w:lvlText w:val="•"/>
@@ -8060,52 +8114,52 @@
         <w:ind w:left="560" w:hanging="280"/>
       </w:pPr>
     </w:lvl>
-    <w:lvl w:ilvl="1" w:tplc="893A18E2">
+    <w:lvl w:ilvl="1" w:tplc="5016EDD4">
       <w:numFmt w:val="decimal"/>
       <w:lvlText w:val=""/>
       <w:lvlJc w:val="left"/>
     </w:lvl>
-    <w:lvl w:ilvl="2" w:tplc="137E4E38">
+    <w:lvl w:ilvl="2" w:tplc="62281912">
       <w:numFmt w:val="decimal"/>
       <w:lvlText w:val=""/>
       <w:lvlJc w:val="left"/>
     </w:lvl>
-    <w:lvl w:ilvl="3" w:tplc="3CD4FBC0">
+    <w:lvl w:ilvl="3" w:tplc="18327E12">
       <w:numFmt w:val="decimal"/>
       <w:lvlText w:val=""/>
       <w:lvlJc w:val="left"/>
     </w:lvl>
-    <w:lvl w:ilvl="4" w:tplc="77624F8E">
+    <w:lvl w:ilvl="4" w:tplc="E2BE2126">
       <w:numFmt w:val="decimal"/>
       <w:lvlText w:val=""/>
       <w:lvlJc w:val="left"/>
     </w:lvl>
-    <w:lvl w:ilvl="5" w:tplc="83D2B488">
+    <w:lvl w:ilvl="5" w:tplc="25BAA2BA">
       <w:numFmt w:val="decimal"/>
       <w:lvlText w:val=""/>
       <w:lvlJc w:val="left"/>
     </w:lvl>
-    <w:lvl w:ilvl="6" w:tplc="42340F2E">
+    <w:lvl w:ilvl="6" w:tplc="349A8558">
       <w:numFmt w:val="decimal"/>
       <w:lvlText w:val=""/>
       <w:lvlJc w:val="left"/>
     </w:lvl>
-    <w:lvl w:ilvl="7" w:tplc="B4546C08">
+    <w:lvl w:ilvl="7" w:tplc="25B871B8">
       <w:numFmt w:val="decimal"/>
       <w:lvlText w:val=""/>
       <w:lvlJc w:val="left"/>
     </w:lvl>
-    <w:lvl w:ilvl="8" w:tplc="DE1C5214">
+    <w:lvl w:ilvl="8" w:tplc="294CA3B4">
       <w:numFmt w:val="decimal"/>
       <w:lvlText w:val=""/>
       <w:lvlJc w:val="left"/>
     </w:lvl>
   </w:abstractNum>
-  <w:abstractNum w:abstractNumId="1" w15:restartNumberingAfterBreak="0">
-    <w:nsid w:val="33A61A86"/>
+  <w:abstractNum w:abstractNumId="2" w15:restartNumberingAfterBreak="0">
+    <w:nsid w:val="51531A78"/>
     <w:multiLevelType w:val="hybridMultilevel"/>
-    <w:tmpl w:val="8BEEA2A6"/>
-    <w:lvl w:ilvl="0" w:tplc="6518DF06">
+    <w:tmpl w:val="6C44DD20"/>
+    <w:lvl w:ilvl="0" w:tplc="D786C6DC">
       <w:start w:val="1"/>
       <w:numFmt w:val="bullet"/>
       <w:lvlText w:val="●"/>
@@ -8114,7 +8168,7 @@
         <w:ind w:left="720" w:hanging="360"/>
       </w:pPr>
     </w:lvl>
-    <w:lvl w:ilvl="1" w:tplc="92BE123C">
+    <w:lvl w:ilvl="1" w:tplc="6BF03A22">
       <w:start w:val="1"/>
       <w:numFmt w:val="bullet"/>
       <w:lvlText w:val="○"/>
@@ -8123,7 +8177,7 @@
         <w:ind w:left="1440" w:hanging="360"/>
       </w:pPr>
     </w:lvl>
-    <w:lvl w:ilvl="2" w:tplc="DA929706">
+    <w:lvl w:ilvl="2" w:tplc="A39C2122">
       <w:start w:val="1"/>
       <w:numFmt w:val="bullet"/>
       <w:lvlText w:val="■"/>
@@ -8132,7 +8186,7 @@
         <w:ind w:left="2160" w:hanging="360"/>
       </w:pPr>
     </w:lvl>
-    <w:lvl w:ilvl="3" w:tplc="3730740C">
+    <w:lvl w:ilvl="3" w:tplc="64EAC4EA">
       <w:start w:val="1"/>
       <w:numFmt w:val="bullet"/>
       <w:lvlText w:val="●"/>
@@ -8141,7 +8195,7 @@
         <w:ind w:left="2880" w:hanging="360"/>
       </w:pPr>
     </w:lvl>
-    <w:lvl w:ilvl="4" w:tplc="52BEDBCA">
+    <w:lvl w:ilvl="4" w:tplc="F9F601EE">
       <w:start w:val="1"/>
       <w:numFmt w:val="bullet"/>
       <w:lvlText w:val="○"/>
@@ -8150,7 +8204,7 @@
         <w:ind w:left="3600" w:hanging="360"/>
       </w:pPr>
     </w:lvl>
-    <w:lvl w:ilvl="5" w:tplc="66AEBC7E">
+    <w:lvl w:ilvl="5" w:tplc="6F021538">
       <w:start w:val="1"/>
       <w:numFmt w:val="bullet"/>
       <w:lvlText w:val="■"/>
@@ -8159,7 +8213,7 @@
         <w:ind w:left="4320" w:hanging="360"/>
       </w:pPr>
     </w:lvl>
-    <w:lvl w:ilvl="6" w:tplc="CCB0F648">
+    <w:lvl w:ilvl="6" w:tplc="7D9C2B5E">
       <w:start w:val="1"/>
       <w:numFmt w:val="bullet"/>
       <w:lvlText w:val="●"/>
@@ -8168,7 +8222,7 @@
         <w:ind w:left="5040" w:hanging="360"/>
       </w:pPr>
     </w:lvl>
-    <w:lvl w:ilvl="7" w:tplc="E476411E">
+    <w:lvl w:ilvl="7" w:tplc="027C9B1C">
       <w:start w:val="1"/>
       <w:numFmt w:val="bullet"/>
       <w:lvlText w:val="●"/>
@@ -8177,7 +8231,7 @@
         <w:ind w:left="5760" w:hanging="360"/>
       </w:pPr>
     </w:lvl>
-    <w:lvl w:ilvl="8" w:tplc="8DA690AE">
+    <w:lvl w:ilvl="8" w:tplc="FB102FCC">
       <w:start w:val="1"/>
       <w:numFmt w:val="bullet"/>
       <w:lvlText w:val="●"/>
@@ -8187,62 +8241,8 @@
       </w:pPr>
     </w:lvl>
   </w:abstractNum>
-  <w:abstractNum w:abstractNumId="2" w15:restartNumberingAfterBreak="0">
-    <w:nsid w:val="490D4306"/>
-    <w:multiLevelType w:val="hybridMultilevel"/>
-    <w:tmpl w:val="DD8CEB72"/>
-    <w:lvl w:ilvl="0" w:tplc="37BEE3EC">
-      <w:start w:val="1"/>
-      <w:numFmt w:val="decimal"/>
-      <w:lvlText w:val="%1."/>
-      <w:lvlJc w:val="left"/>
-      <w:pPr>
-        <w:ind w:left="560" w:hanging="340"/>
-      </w:pPr>
-    </w:lvl>
-    <w:lvl w:ilvl="1" w:tplc="7D92AF96">
-      <w:numFmt w:val="decimal"/>
-      <w:lvlText w:val=""/>
-      <w:lvlJc w:val="left"/>
-    </w:lvl>
-    <w:lvl w:ilvl="2" w:tplc="79961332">
-      <w:numFmt w:val="decimal"/>
-      <w:lvlText w:val=""/>
-      <w:lvlJc w:val="left"/>
-    </w:lvl>
-    <w:lvl w:ilvl="3" w:tplc="BB6006BA">
-      <w:numFmt w:val="decimal"/>
-      <w:lvlText w:val=""/>
-      <w:lvlJc w:val="left"/>
-    </w:lvl>
-    <w:lvl w:ilvl="4" w:tplc="5A5C026A">
-      <w:numFmt w:val="decimal"/>
-      <w:lvlText w:val=""/>
-      <w:lvlJc w:val="left"/>
-    </w:lvl>
-    <w:lvl w:ilvl="5" w:tplc="02C48E84">
-      <w:numFmt w:val="decimal"/>
-      <w:lvlText w:val=""/>
-      <w:lvlJc w:val="left"/>
-    </w:lvl>
-    <w:lvl w:ilvl="6" w:tplc="E31EBA00">
-      <w:numFmt w:val="decimal"/>
-      <w:lvlText w:val=""/>
-      <w:lvlJc w:val="left"/>
-    </w:lvl>
-    <w:lvl w:ilvl="7" w:tplc="23ACD8FE">
-      <w:numFmt w:val="decimal"/>
-      <w:lvlText w:val=""/>
-      <w:lvlJc w:val="left"/>
-    </w:lvl>
-    <w:lvl w:ilvl="8" w:tplc="01E86320">
-      <w:numFmt w:val="decimal"/>
-      <w:lvlText w:val=""/>
-      <w:lvlJc w:val="left"/>
-    </w:lvl>
-  </w:abstractNum>
-  <w:num w:numId="1" w16cid:durableId="1816949929">
-    <w:abstractNumId w:val="1"/>
+  <w:num w:numId="1" w16cid:durableId="713382534">
+    <w:abstractNumId w:val="2"/>
     <w:lvlOverride w:ilvl="0">
       <w:startOverride w:val="1"/>
     </w:lvlOverride>
@@ -8835,7 +8835,7 @@
     <w:autoRedefine/>
     <w:uiPriority w:val="39"/>
     <w:unhideWhenUsed/>
-    <w:rsid w:val="00987EE5"/>
+    <w:rsid w:val="000E4315"/>
     <w:pPr>
       <w:spacing w:after="100"/>
     </w:pPr>

--- a/public/documentos/GOB-03-registro-de-supuestos-y-restricciones.docx
+++ b/public/documentos/GOB-03-registro-de-supuestos-y-restricciones.docx
@@ -52,7 +52,7 @@
                 <w:noProof/>
               </w:rPr>
               <w:drawing>
-                <wp:inline distT="0" distB="0" distL="0" distR="0" wp14:anchorId="3AC5D6C2" wp14:editId="52CCB435">
+                <wp:inline distT="0" distB="0" distL="0" distR="0" wp14:anchorId="68D01C09" wp14:editId="12D0815B">
                   <wp:extent cx="990600" cy="990600"/>
                   <wp:effectExtent l="0" t="0" r="0" b="0"/>
                   <wp:docPr id="1" name="Imagen 1"/>
@@ -171,10 +171,10 @@
                 <w:noProof/>
               </w:rPr>
               <w:drawing>
-                <wp:inline distT="0" distB="0" distL="0" distR="0" wp14:anchorId="122A2608" wp14:editId="7601AD09">
+                <wp:inline distT="0" distB="0" distL="0" distR="0" wp14:anchorId="63FF2BBD" wp14:editId="4F3DEDE4">
                   <wp:extent cx="800100" cy="800100"/>
                   <wp:effectExtent l="0" t="0" r="0" b="0"/>
-                  <wp:docPr id="246900201" name="Imagen 246900201"/>
+                  <wp:docPr id="1143382093" name="Imagen 1143382093"/>
                   <wp:cNvGraphicFramePr>
                     <a:graphicFrameLocks xmlns:a="http://schemas.openxmlformats.org/drawingml/2006/main" noChangeAspect="1"/>
                   </wp:cNvGraphicFramePr>
@@ -2585,7 +2585,7 @@
     <w:sdt>
       <w:sdtPr>
         <w:alias w:val="Contenido"/>
-        <w:id w:val="-605730952"/>
+        <w:id w:val="1229955890"/>
       </w:sdtPr>
       <w:sdtEndPr/>
       <w:sdtContent>
@@ -2611,7 +2611,7 @@
           <w:r>
             <w:fldChar w:fldCharType="separate"/>
           </w:r>
-          <w:hyperlink w:anchor="_Toc242543260" w:history="1">
+          <w:hyperlink w:anchor="_Toc242545288" w:history="1">
             <w:r>
               <w:rPr>
                 <w:rStyle w:val="Hipervnculo"/>
@@ -2635,7 +2635,7 @@
               <w:rPr>
                 <w:noProof/>
               </w:rPr>
-              <w:instrText xml:space="preserve"> PAGEREF _Toc242543260 \h </w:instrText>
+              <w:instrText xml:space="preserve"> PAGEREF _Toc242545288 \h </w:instrText>
             </w:r>
             <w:r>
               <w:rPr>
@@ -2675,7 +2675,7 @@
               <w14:ligatures w14:val="standardContextual"/>
             </w:rPr>
           </w:pPr>
-          <w:hyperlink w:anchor="_Toc242543261" w:history="1">
+          <w:hyperlink w:anchor="_Toc242545289" w:history="1">
             <w:r>
               <w:rPr>
                 <w:rStyle w:val="Hipervnculo"/>
@@ -2699,7 +2699,7 @@
               <w:rPr>
                 <w:noProof/>
               </w:rPr>
-              <w:instrText xml:space="preserve"> PAGEREF _Toc242543261 \h </w:instrText>
+              <w:instrText xml:space="preserve"> PAGEREF _Toc242545289 \h </w:instrText>
             </w:r>
             <w:r>
               <w:rPr>
@@ -2739,7 +2739,7 @@
               <w14:ligatures w14:val="standardContextual"/>
             </w:rPr>
           </w:pPr>
-          <w:hyperlink w:anchor="_Toc242543262" w:history="1">
+          <w:hyperlink w:anchor="_Toc242545290" w:history="1">
             <w:r>
               <w:rPr>
                 <w:rStyle w:val="Hipervnculo"/>
@@ -2763,7 +2763,7 @@
               <w:rPr>
                 <w:noProof/>
               </w:rPr>
-              <w:instrText xml:space="preserve"> PAGEREF _Toc242543262 \h </w:instrText>
+              <w:instrText xml:space="preserve"> PAGEREF _Toc242545290 \h </w:instrText>
             </w:r>
             <w:r>
               <w:rPr>
@@ -2803,7 +2803,7 @@
               <w14:ligatures w14:val="standardContextual"/>
             </w:rPr>
           </w:pPr>
-          <w:hyperlink w:anchor="_Toc242543263" w:history="1">
+          <w:hyperlink w:anchor="_Toc242545291" w:history="1">
             <w:r>
               <w:rPr>
                 <w:rStyle w:val="Hipervnculo"/>
@@ -2827,7 +2827,7 @@
               <w:rPr>
                 <w:noProof/>
               </w:rPr>
-              <w:instrText xml:space="preserve"> PAGEREF _Toc242543263 \h </w:instrText>
+              <w:instrText xml:space="preserve"> PAGEREF _Toc242545291 \h </w:instrText>
             </w:r>
             <w:r>
               <w:rPr>
@@ -2877,7 +2877,7 @@
       <w:pPr>
         <w:pStyle w:val="Ttulo1"/>
       </w:pPr>
-      <w:bookmarkStart w:id="0" w:name="_Toc242543260"/>
+      <w:bookmarkStart w:id="0" w:name="_Toc242545288"/>
       <w:r>
         <w:lastRenderedPageBreak/>
         <w:t>1. Uso del registro</w:t>
@@ -2918,7 +2918,7 @@
       <w:pPr>
         <w:pStyle w:val="Ttulo1"/>
       </w:pPr>
-      <w:bookmarkStart w:id="1" w:name="_Toc242543261"/>
+      <w:bookmarkStart w:id="1" w:name="_Toc242545289"/>
       <w:r>
         <w:lastRenderedPageBreak/>
         <w:t>2. Supuestos</w:t>
@@ -5496,7 +5496,7 @@
       <w:pPr>
         <w:pStyle w:val="Ttulo1"/>
       </w:pPr>
-      <w:bookmarkStart w:id="2" w:name="_Toc242543262"/>
+      <w:bookmarkStart w:id="2" w:name="_Toc242545290"/>
       <w:r>
         <w:lastRenderedPageBreak/>
         <w:t>3. Restricciones</w:t>
@@ -6704,7 +6704,7 @@
       <w:pPr>
         <w:pStyle w:val="Ttulo1"/>
       </w:pPr>
-      <w:bookmarkStart w:id="3" w:name="_Toc242543263"/>
+      <w:bookmarkStart w:id="3" w:name="_Toc242545291"/>
       <w:r>
         <w:t>4. Supuestos retirados</w:t>
       </w:r>
@@ -8048,10 +8048,64 @@
 <file path=word/numbering.xml><?xml version="1.0" encoding="utf-8"?>
 <w:numbering xmlns:wpc="http://schemas.microsoft.com/office/word/2010/wordprocessingCanvas" xmlns:cx="http://schemas.microsoft.com/office/drawing/2014/chartex" xmlns:cx1="http://schemas.microsoft.com/office/drawing/2015/9/8/chartex" xmlns:cx2="http://schemas.microsoft.com/office/drawing/2015/10/21/chartex" xmlns:cx3="http://schemas.microsoft.com/office/drawing/2016/5/9/chartex" xmlns:cx4="http://schemas.microsoft.com/office/drawing/2016/5/10/chartex" xmlns:cx5="http://schemas.microsoft.com/office/drawing/2016/5/11/chartex" xmlns:cx6="http://schemas.microsoft.com/office/drawing/2016/5/12/chartex" xmlns:cx7="http://schemas.microsoft.com/office/drawing/2016/5/13/chartex" xmlns:cx8="http://schemas.microsoft.com/office/drawing/2016/5/14/chartex" xmlns:mc="http://schemas.openxmlformats.org/markup-compatibility/2006" xmlns:aink="http://schemas.microsoft.com/office/drawing/2016/ink" xmlns:am3d="http://schemas.microsoft.com/office/drawing/2017/model3d" xmlns:o="urn:schemas-microsoft-com:office:office" xmlns:oel="http://schemas.microsoft.com/office/2019/extlst" xmlns:r="http://schemas.openxmlformats.org/officeDocument/2006/relationships" xmlns:m="http://schemas.openxmlformats.org/officeDocument/2006/math" xmlns:v="urn:schemas-microsoft-com:vml" xmlns:wp14="http://schemas.microsoft.com/office/word/2010/wordprocessingDrawing" xmlns:wp="http://schemas.openxmlformats.org/drawingml/2006/wordprocessingDrawing" xmlns:w10="urn:schemas-microsoft-com:office:word" xmlns:w="http://schemas.openxmlformats.org/wordprocessingml/2006/main" xmlns:w14="http://schemas.microsoft.com/office/word/2010/wordml" xmlns:w15="http://schemas.microsoft.com/office/word/2012/wordml" xmlns:w16cex="http://schemas.microsoft.com/office/word/2018/wordml/cex" xmlns:w16cid="http://schemas.microsoft.com/office/word/2016/wordml/cid" xmlns:w16="http://schemas.microsoft.com/office/word/2018/wordml" xmlns:w16du="http://schemas.microsoft.com/office/word/2023/wordml/word16du" xmlns:w16sdtdh="http://schemas.microsoft.com/office/word/2020/wordml/sdtdatahash" xmlns:w16sdtfl="http://schemas.microsoft.com/office/word/2024/wordml/sdtformatlock" xmlns:w16se="http://schemas.microsoft.com/office/word/2015/wordml/symex" xmlns:wpg="http://schemas.microsoft.com/office/word/2010/wordprocessingGroup" xmlns:wpi="http://schemas.microsoft.com/office/word/2010/wordprocessingInk" xmlns:wne="http://schemas.microsoft.com/office/word/2006/wordml" xmlns:wps="http://schemas.microsoft.com/office/word/2010/wordprocessingShape" mc:Ignorable="w14 w15 w16se w16cid w16 w16cex w16sdtdh w16sdtfl w16du wp14">
   <w:abstractNum w:abstractNumId="0" w15:restartNumberingAfterBreak="0">
-    <w:nsid w:val="0703283E"/>
+    <w:nsid w:val="00D16F3A"/>
     <w:multiLevelType w:val="hybridMultilevel"/>
-    <w:tmpl w:val="30E65FB4"/>
-    <w:lvl w:ilvl="0" w:tplc="E0B40CD6">
+    <w:tmpl w:val="9F283B7A"/>
+    <w:lvl w:ilvl="0" w:tplc="333E2DE4">
+      <w:start w:val="1"/>
+      <w:numFmt w:val="bullet"/>
+      <w:lvlText w:val="•"/>
+      <w:lvlJc w:val="left"/>
+      <w:pPr>
+        <w:ind w:left="560" w:hanging="280"/>
+      </w:pPr>
+    </w:lvl>
+    <w:lvl w:ilvl="1" w:tplc="12AEF528">
+      <w:numFmt w:val="decimal"/>
+      <w:lvlText w:val=""/>
+      <w:lvlJc w:val="left"/>
+    </w:lvl>
+    <w:lvl w:ilvl="2" w:tplc="C8E69220">
+      <w:numFmt w:val="decimal"/>
+      <w:lvlText w:val=""/>
+      <w:lvlJc w:val="left"/>
+    </w:lvl>
+    <w:lvl w:ilvl="3" w:tplc="748CA598">
+      <w:numFmt w:val="decimal"/>
+      <w:lvlText w:val=""/>
+      <w:lvlJc w:val="left"/>
+    </w:lvl>
+    <w:lvl w:ilvl="4" w:tplc="27741616">
+      <w:numFmt w:val="decimal"/>
+      <w:lvlText w:val=""/>
+      <w:lvlJc w:val="left"/>
+    </w:lvl>
+    <w:lvl w:ilvl="5" w:tplc="C6B46F94">
+      <w:numFmt w:val="decimal"/>
+      <w:lvlText w:val=""/>
+      <w:lvlJc w:val="left"/>
+    </w:lvl>
+    <w:lvl w:ilvl="6" w:tplc="1E18DBC8">
+      <w:numFmt w:val="decimal"/>
+      <w:lvlText w:val=""/>
+      <w:lvlJc w:val="left"/>
+    </w:lvl>
+    <w:lvl w:ilvl="7" w:tplc="0D2EE9DE">
+      <w:numFmt w:val="decimal"/>
+      <w:lvlText w:val=""/>
+      <w:lvlJc w:val="left"/>
+    </w:lvl>
+    <w:lvl w:ilvl="8" w:tplc="81787C62">
+      <w:numFmt w:val="decimal"/>
+      <w:lvlText w:val=""/>
+      <w:lvlJc w:val="left"/>
+    </w:lvl>
+  </w:abstractNum>
+  <w:abstractNum w:abstractNumId="1" w15:restartNumberingAfterBreak="0">
+    <w:nsid w:val="120450BB"/>
+    <w:multiLevelType w:val="hybridMultilevel"/>
+    <w:tmpl w:val="A9F22BB2"/>
+    <w:lvl w:ilvl="0" w:tplc="A1D4EAFE">
       <w:start w:val="1"/>
       <w:numFmt w:val="decimal"/>
       <w:lvlText w:val="%1."/>
@@ -8060,106 +8114,52 @@
         <w:ind w:left="560" w:hanging="340"/>
       </w:pPr>
     </w:lvl>
-    <w:lvl w:ilvl="1" w:tplc="B9629816">
+    <w:lvl w:ilvl="1" w:tplc="B538B212">
       <w:numFmt w:val="decimal"/>
       <w:lvlText w:val=""/>
       <w:lvlJc w:val="left"/>
     </w:lvl>
-    <w:lvl w:ilvl="2" w:tplc="F192F028">
+    <w:lvl w:ilvl="2" w:tplc="CA1ACC7E">
       <w:numFmt w:val="decimal"/>
       <w:lvlText w:val=""/>
       <w:lvlJc w:val="left"/>
     </w:lvl>
-    <w:lvl w:ilvl="3" w:tplc="F3522DF6">
+    <w:lvl w:ilvl="3" w:tplc="89E21262">
       <w:numFmt w:val="decimal"/>
       <w:lvlText w:val=""/>
       <w:lvlJc w:val="left"/>
     </w:lvl>
-    <w:lvl w:ilvl="4" w:tplc="A366F526">
+    <w:lvl w:ilvl="4" w:tplc="A6DE070E">
       <w:numFmt w:val="decimal"/>
       <w:lvlText w:val=""/>
       <w:lvlJc w:val="left"/>
     </w:lvl>
-    <w:lvl w:ilvl="5" w:tplc="6D10603C">
+    <w:lvl w:ilvl="5" w:tplc="06F084FC">
       <w:numFmt w:val="decimal"/>
       <w:lvlText w:val=""/>
       <w:lvlJc w:val="left"/>
     </w:lvl>
-    <w:lvl w:ilvl="6" w:tplc="36908A16">
+    <w:lvl w:ilvl="6" w:tplc="17BE32B2">
       <w:numFmt w:val="decimal"/>
       <w:lvlText w:val=""/>
       <w:lvlJc w:val="left"/>
     </w:lvl>
-    <w:lvl w:ilvl="7" w:tplc="16541794">
+    <w:lvl w:ilvl="7" w:tplc="65F018D6">
       <w:numFmt w:val="decimal"/>
       <w:lvlText w:val=""/>
       <w:lvlJc w:val="left"/>
     </w:lvl>
-    <w:lvl w:ilvl="8" w:tplc="0BD0A206">
-      <w:numFmt w:val="decimal"/>
-      <w:lvlText w:val=""/>
-      <w:lvlJc w:val="left"/>
-    </w:lvl>
-  </w:abstractNum>
-  <w:abstractNum w:abstractNumId="1" w15:restartNumberingAfterBreak="0">
-    <w:nsid w:val="1D033D97"/>
-    <w:multiLevelType w:val="hybridMultilevel"/>
-    <w:tmpl w:val="21E0D0BE"/>
-    <w:lvl w:ilvl="0" w:tplc="8F1CBB3A">
-      <w:start w:val="1"/>
-      <w:numFmt w:val="bullet"/>
-      <w:lvlText w:val="•"/>
-      <w:lvlJc w:val="left"/>
-      <w:pPr>
-        <w:ind w:left="560" w:hanging="280"/>
-      </w:pPr>
-    </w:lvl>
-    <w:lvl w:ilvl="1" w:tplc="5016EDD4">
-      <w:numFmt w:val="decimal"/>
-      <w:lvlText w:val=""/>
-      <w:lvlJc w:val="left"/>
-    </w:lvl>
-    <w:lvl w:ilvl="2" w:tplc="62281912">
-      <w:numFmt w:val="decimal"/>
-      <w:lvlText w:val=""/>
-      <w:lvlJc w:val="left"/>
-    </w:lvl>
-    <w:lvl w:ilvl="3" w:tplc="18327E12">
-      <w:numFmt w:val="decimal"/>
-      <w:lvlText w:val=""/>
-      <w:lvlJc w:val="left"/>
-    </w:lvl>
-    <w:lvl w:ilvl="4" w:tplc="E2BE2126">
-      <w:numFmt w:val="decimal"/>
-      <w:lvlText w:val=""/>
-      <w:lvlJc w:val="left"/>
-    </w:lvl>
-    <w:lvl w:ilvl="5" w:tplc="25BAA2BA">
-      <w:numFmt w:val="decimal"/>
-      <w:lvlText w:val=""/>
-      <w:lvlJc w:val="left"/>
-    </w:lvl>
-    <w:lvl w:ilvl="6" w:tplc="349A8558">
-      <w:numFmt w:val="decimal"/>
-      <w:lvlText w:val=""/>
-      <w:lvlJc w:val="left"/>
-    </w:lvl>
-    <w:lvl w:ilvl="7" w:tplc="25B871B8">
-      <w:numFmt w:val="decimal"/>
-      <w:lvlText w:val=""/>
-      <w:lvlJc w:val="left"/>
-    </w:lvl>
-    <w:lvl w:ilvl="8" w:tplc="294CA3B4">
+    <w:lvl w:ilvl="8" w:tplc="327E8432">
       <w:numFmt w:val="decimal"/>
       <w:lvlText w:val=""/>
       <w:lvlJc w:val="left"/>
     </w:lvl>
   </w:abstractNum>
   <w:abstractNum w:abstractNumId="2" w15:restartNumberingAfterBreak="0">
-    <w:nsid w:val="51531A78"/>
+    <w:nsid w:val="62007738"/>
     <w:multiLevelType w:val="hybridMultilevel"/>
-    <w:tmpl w:val="6C44DD20"/>
-    <w:lvl w:ilvl="0" w:tplc="D786C6DC">
+    <w:tmpl w:val="E996BD36"/>
+    <w:lvl w:ilvl="0" w:tplc="58B8102A">
       <w:start w:val="1"/>
       <w:numFmt w:val="bullet"/>
       <w:lvlText w:val="●"/>
@@ -8168,7 +8168,7 @@
         <w:ind w:left="720" w:hanging="360"/>
       </w:pPr>
     </w:lvl>
-    <w:lvl w:ilvl="1" w:tplc="6BF03A22">
+    <w:lvl w:ilvl="1" w:tplc="99E443B2">
       <w:start w:val="1"/>
       <w:numFmt w:val="bullet"/>
       <w:lvlText w:val="○"/>
@@ -8177,7 +8177,7 @@
         <w:ind w:left="1440" w:hanging="360"/>
       </w:pPr>
     </w:lvl>
-    <w:lvl w:ilvl="2" w:tplc="A39C2122">
+    <w:lvl w:ilvl="2" w:tplc="5E0C5796">
       <w:start w:val="1"/>
       <w:numFmt w:val="bullet"/>
       <w:lvlText w:val="■"/>
@@ -8186,7 +8186,7 @@
         <w:ind w:left="2160" w:hanging="360"/>
       </w:pPr>
     </w:lvl>
-    <w:lvl w:ilvl="3" w:tplc="64EAC4EA">
+    <w:lvl w:ilvl="3" w:tplc="744AA070">
       <w:start w:val="1"/>
       <w:numFmt w:val="bullet"/>
       <w:lvlText w:val="●"/>
@@ -8195,7 +8195,7 @@
         <w:ind w:left="2880" w:hanging="360"/>
       </w:pPr>
     </w:lvl>
-    <w:lvl w:ilvl="4" w:tplc="F9F601EE">
+    <w:lvl w:ilvl="4" w:tplc="7214E5D6">
       <w:start w:val="1"/>
       <w:numFmt w:val="bullet"/>
       <w:lvlText w:val="○"/>
@@ -8204,7 +8204,7 @@
         <w:ind w:left="3600" w:hanging="360"/>
       </w:pPr>
     </w:lvl>
-    <w:lvl w:ilvl="5" w:tplc="6F021538">
+    <w:lvl w:ilvl="5" w:tplc="D43E0758">
       <w:start w:val="1"/>
       <w:numFmt w:val="bullet"/>
       <w:lvlText w:val="■"/>
@@ -8213,7 +8213,7 @@
         <w:ind w:left="4320" w:hanging="360"/>
       </w:pPr>
     </w:lvl>
-    <w:lvl w:ilvl="6" w:tplc="7D9C2B5E">
+    <w:lvl w:ilvl="6" w:tplc="3E0A7766">
       <w:start w:val="1"/>
       <w:numFmt w:val="bullet"/>
       <w:lvlText w:val="●"/>
@@ -8222,7 +8222,7 @@
         <w:ind w:left="5040" w:hanging="360"/>
       </w:pPr>
     </w:lvl>
-    <w:lvl w:ilvl="7" w:tplc="027C9B1C">
+    <w:lvl w:ilvl="7" w:tplc="EB3CE5F0">
       <w:start w:val="1"/>
       <w:numFmt w:val="bullet"/>
       <w:lvlText w:val="●"/>
@@ -8231,7 +8231,7 @@
         <w:ind w:left="5760" w:hanging="360"/>
       </w:pPr>
     </w:lvl>
-    <w:lvl w:ilvl="8" w:tplc="FB102FCC">
+    <w:lvl w:ilvl="8" w:tplc="DE30512E">
       <w:start w:val="1"/>
       <w:numFmt w:val="bullet"/>
       <w:lvlText w:val="●"/>
@@ -8241,7 +8241,7 @@
       </w:pPr>
     </w:lvl>
   </w:abstractNum>
-  <w:num w:numId="1" w16cid:durableId="713382534">
+  <w:num w:numId="1" w16cid:durableId="1618026766">
     <w:abstractNumId w:val="2"/>
     <w:lvlOverride w:ilvl="0">
       <w:startOverride w:val="1"/>
@@ -8835,7 +8835,7 @@
     <w:autoRedefine/>
     <w:uiPriority w:val="39"/>
     <w:unhideWhenUsed/>
-    <w:rsid w:val="000E4315"/>
+    <w:rsid w:val="0010080F"/>
     <w:pPr>
       <w:spacing w:after="100"/>
     </w:pPr>

--- a/public/documentos/GOB-03-registro-de-supuestos-y-restricciones.docx
+++ b/public/documentos/GOB-03-registro-de-supuestos-y-restricciones.docx
@@ -18,7 +18,7 @@
           <w:left w:w="10" w:type="dxa"/>
           <w:right w:w="10" w:type="dxa"/>
         </w:tblCellMar>
-        <w:tblLook w:val="0000" w:firstRow="0" w:lastRow="0" w:firstColumn="0" w:lastColumn="0" w:noHBand="0" w:noVBand="0"/>
+        <w:tblLook w:val="04A0" w:firstRow="1" w:lastRow="0" w:firstColumn="1" w:lastColumn="0" w:noHBand="0" w:noVBand="1"/>
       </w:tblPr>
       <w:tblGrid>
         <w:gridCol w:w="1757"/>
@@ -52,7 +52,7 @@
                 <w:noProof/>
               </w:rPr>
               <w:drawing>
-                <wp:inline distT="0" distB="0" distL="0" distR="0" wp14:anchorId="68D01C09" wp14:editId="12D0815B">
+                <wp:inline distT="0" distB="0" distL="0" distR="0" wp14:anchorId="7328ED56" wp14:editId="0425F6FB">
                   <wp:extent cx="990600" cy="990600"/>
                   <wp:effectExtent l="0" t="0" r="0" b="0"/>
                   <wp:docPr id="1" name="Imagen 1"/>
@@ -171,10 +171,10 @@
                 <w:noProof/>
               </w:rPr>
               <w:drawing>
-                <wp:inline distT="0" distB="0" distL="0" distR="0" wp14:anchorId="63FF2BBD" wp14:editId="4F3DEDE4">
+                <wp:inline distT="0" distB="0" distL="0" distR="0" wp14:anchorId="3F809CAD" wp14:editId="44077A1B">
                   <wp:extent cx="800100" cy="800100"/>
                   <wp:effectExtent l="0" t="0" r="0" b="0"/>
-                  <wp:docPr id="1143382093" name="Imagen 1143382093"/>
+                  <wp:docPr id="2119828509" name="Imagen 2119828509"/>
                   <wp:cNvGraphicFramePr>
                     <a:graphicFrameLocks xmlns:a="http://schemas.openxmlformats.org/drawingml/2006/main" noChangeAspect="1"/>
                   </wp:cNvGraphicFramePr>
@@ -308,7 +308,7 @@
           <w:left w:w="10" w:type="dxa"/>
           <w:right w:w="10" w:type="dxa"/>
         </w:tblCellMar>
-        <w:tblLook w:val="0000" w:firstRow="0" w:lastRow="0" w:firstColumn="0" w:lastColumn="0" w:noHBand="0" w:noVBand="0"/>
+        <w:tblLook w:val="04A0" w:firstRow="1" w:lastRow="0" w:firstColumn="1" w:lastColumn="0" w:noHBand="0" w:noVBand="1"/>
       </w:tblPr>
       <w:tblGrid>
         <w:gridCol w:w="2636"/>
@@ -786,7 +786,7 @@
           <w:left w:w="10" w:type="dxa"/>
           <w:right w:w="10" w:type="dxa"/>
         </w:tblCellMar>
-        <w:tblLook w:val="0000" w:firstRow="0" w:lastRow="0" w:firstColumn="0" w:lastColumn="0" w:noHBand="0" w:noVBand="0"/>
+        <w:tblLook w:val="04A0" w:firstRow="1" w:lastRow="0" w:firstColumn="1" w:lastColumn="0" w:noHBand="0" w:noVBand="1"/>
       </w:tblPr>
       <w:tblGrid>
         <w:gridCol w:w="4042"/>
@@ -1399,7 +1399,7 @@
           <w:left w:w="10" w:type="dxa"/>
           <w:right w:w="10" w:type="dxa"/>
         </w:tblCellMar>
-        <w:tblLook w:val="0000" w:firstRow="0" w:lastRow="0" w:firstColumn="0" w:lastColumn="0" w:noHBand="0" w:noVBand="0"/>
+        <w:tblLook w:val="04A0" w:firstRow="1" w:lastRow="0" w:firstColumn="1" w:lastColumn="0" w:noHBand="0" w:noVBand="1"/>
       </w:tblPr>
       <w:tblGrid>
         <w:gridCol w:w="2636"/>
@@ -1817,7 +1817,7 @@
           <w:left w:w="10" w:type="dxa"/>
           <w:right w:w="10" w:type="dxa"/>
         </w:tblCellMar>
-        <w:tblLook w:val="0000" w:firstRow="0" w:lastRow="0" w:firstColumn="0" w:lastColumn="0" w:noHBand="0" w:noVBand="0"/>
+        <w:tblLook w:val="04A0" w:firstRow="1" w:lastRow="0" w:firstColumn="1" w:lastColumn="0" w:noHBand="0" w:noVBand="1"/>
       </w:tblPr>
       <w:tblGrid>
         <w:gridCol w:w="1054"/>
@@ -2158,7 +2158,7 @@
           <w:left w:w="10" w:type="dxa"/>
           <w:right w:w="10" w:type="dxa"/>
         </w:tblCellMar>
-        <w:tblLook w:val="0000" w:firstRow="0" w:lastRow="0" w:firstColumn="0" w:lastColumn="0" w:noHBand="0" w:noVBand="0"/>
+        <w:tblLook w:val="04A0" w:firstRow="1" w:lastRow="0" w:firstColumn="1" w:lastColumn="0" w:noHBand="0" w:noVBand="1"/>
       </w:tblPr>
       <w:tblGrid>
         <w:gridCol w:w="2636"/>
@@ -2498,7 +2498,7 @@
           <w:left w:w="10" w:type="dxa"/>
           <w:right w:w="10" w:type="dxa"/>
         </w:tblCellMar>
-        <w:tblLook w:val="0000" w:firstRow="0" w:lastRow="0" w:firstColumn="0" w:lastColumn="0" w:noHBand="0" w:noVBand="0"/>
+        <w:tblLook w:val="04A0" w:firstRow="1" w:lastRow="0" w:firstColumn="1" w:lastColumn="0" w:noHBand="0" w:noVBand="1"/>
       </w:tblPr>
       <w:tblGrid>
         <w:gridCol w:w="8787"/>
@@ -2585,7 +2585,7 @@
     <w:sdt>
       <w:sdtPr>
         <w:alias w:val="Contenido"/>
-        <w:id w:val="1229955890"/>
+        <w:id w:val="-838230948"/>
       </w:sdtPr>
       <w:sdtEndPr/>
       <w:sdtContent>
@@ -2611,7 +2611,7 @@
           <w:r>
             <w:fldChar w:fldCharType="separate"/>
           </w:r>
-          <w:hyperlink w:anchor="_Toc242545288" w:history="1">
+          <w:hyperlink w:anchor="_Toc242549502" w:history="1">
             <w:r>
               <w:rPr>
                 <w:rStyle w:val="Hipervnculo"/>
@@ -2635,7 +2635,7 @@
               <w:rPr>
                 <w:noProof/>
               </w:rPr>
-              <w:instrText xml:space="preserve"> PAGEREF _Toc242545288 \h </w:instrText>
+              <w:instrText xml:space="preserve"> PAGEREF _Toc242549502 \h </w:instrText>
             </w:r>
             <w:r>
               <w:rPr>
@@ -2675,7 +2675,7 @@
               <w14:ligatures w14:val="standardContextual"/>
             </w:rPr>
           </w:pPr>
-          <w:hyperlink w:anchor="_Toc242545289" w:history="1">
+          <w:hyperlink w:anchor="_Toc242549503" w:history="1">
             <w:r>
               <w:rPr>
                 <w:rStyle w:val="Hipervnculo"/>
@@ -2699,7 +2699,7 @@
               <w:rPr>
                 <w:noProof/>
               </w:rPr>
-              <w:instrText xml:space="preserve"> PAGEREF _Toc242545289 \h </w:instrText>
+              <w:instrText xml:space="preserve"> PAGEREF _Toc242549503 \h </w:instrText>
             </w:r>
             <w:r>
               <w:rPr>
@@ -2739,7 +2739,7 @@
               <w14:ligatures w14:val="standardContextual"/>
             </w:rPr>
           </w:pPr>
-          <w:hyperlink w:anchor="_Toc242545290" w:history="1">
+          <w:hyperlink w:anchor="_Toc242549504" w:history="1">
             <w:r>
               <w:rPr>
                 <w:rStyle w:val="Hipervnculo"/>
@@ -2763,7 +2763,7 @@
               <w:rPr>
                 <w:noProof/>
               </w:rPr>
-              <w:instrText xml:space="preserve"> PAGEREF _Toc242545290 \h </w:instrText>
+              <w:instrText xml:space="preserve"> PAGEREF _Toc242549504 \h </w:instrText>
             </w:r>
             <w:r>
               <w:rPr>
@@ -2803,7 +2803,7 @@
               <w14:ligatures w14:val="standardContextual"/>
             </w:rPr>
           </w:pPr>
-          <w:hyperlink w:anchor="_Toc242545291" w:history="1">
+          <w:hyperlink w:anchor="_Toc242549505" w:history="1">
             <w:r>
               <w:rPr>
                 <w:rStyle w:val="Hipervnculo"/>
@@ -2827,7 +2827,7 @@
               <w:rPr>
                 <w:noProof/>
               </w:rPr>
-              <w:instrText xml:space="preserve"> PAGEREF _Toc242545291 \h </w:instrText>
+              <w:instrText xml:space="preserve"> PAGEREF _Toc242549505 \h </w:instrText>
             </w:r>
             <w:r>
               <w:rPr>
@@ -2877,7 +2877,7 @@
       <w:pPr>
         <w:pStyle w:val="Ttulo1"/>
       </w:pPr>
-      <w:bookmarkStart w:id="0" w:name="_Toc242545288"/>
+      <w:bookmarkStart w:id="0" w:name="_Toc242549502"/>
       <w:r>
         <w:lastRenderedPageBreak/>
         <w:t>1. Uso del registro</w:t>
@@ -2918,7 +2918,7 @@
       <w:pPr>
         <w:pStyle w:val="Ttulo1"/>
       </w:pPr>
-      <w:bookmarkStart w:id="1" w:name="_Toc242545289"/>
+      <w:bookmarkStart w:id="1" w:name="_Toc242549503"/>
       <w:r>
         <w:lastRenderedPageBreak/>
         <w:t>2. Supuestos</w:t>
@@ -2967,7 +2967,7 @@
           <w:left w:w="10" w:type="dxa"/>
           <w:right w:w="10" w:type="dxa"/>
         </w:tblCellMar>
-        <w:tblLook w:val="0000" w:firstRow="0" w:lastRow="0" w:firstColumn="0" w:lastColumn="0" w:noHBand="0" w:noVBand="0"/>
+        <w:tblLook w:val="04A0" w:firstRow="1" w:lastRow="0" w:firstColumn="1" w:lastColumn="0" w:noHBand="0" w:noVBand="1"/>
       </w:tblPr>
       <w:tblGrid>
         <w:gridCol w:w="728"/>
@@ -5496,7 +5496,7 @@
       <w:pPr>
         <w:pStyle w:val="Ttulo1"/>
       </w:pPr>
-      <w:bookmarkStart w:id="2" w:name="_Toc242545290"/>
+      <w:bookmarkStart w:id="2" w:name="_Toc242549504"/>
       <w:r>
         <w:lastRenderedPageBreak/>
         <w:t>3. Restricciones</w:t>
@@ -5545,7 +5545,7 @@
           <w:left w:w="10" w:type="dxa"/>
           <w:right w:w="10" w:type="dxa"/>
         </w:tblCellMar>
-        <w:tblLook w:val="0000" w:firstRow="0" w:lastRow="0" w:firstColumn="0" w:lastColumn="0" w:noHBand="0" w:noVBand="0"/>
+        <w:tblLook w:val="04A0" w:firstRow="1" w:lastRow="0" w:firstColumn="1" w:lastColumn="0" w:noHBand="0" w:noVBand="1"/>
       </w:tblPr>
       <w:tblGrid>
         <w:gridCol w:w="702"/>
@@ -6704,7 +6704,7 @@
       <w:pPr>
         <w:pStyle w:val="Ttulo1"/>
       </w:pPr>
-      <w:bookmarkStart w:id="3" w:name="_Toc242545291"/>
+      <w:bookmarkStart w:id="3" w:name="_Toc242549505"/>
       <w:r>
         <w:t>4. Supuestos retirados</w:t>
       </w:r>
@@ -6752,7 +6752,7 @@
           <w:left w:w="10" w:type="dxa"/>
           <w:right w:w="10" w:type="dxa"/>
         </w:tblCellMar>
-        <w:tblLook w:val="0000" w:firstRow="0" w:lastRow="0" w:firstColumn="0" w:lastColumn="0" w:noHBand="0" w:noVBand="0"/>
+        <w:tblLook w:val="04A0" w:firstRow="1" w:lastRow="0" w:firstColumn="1" w:lastColumn="0" w:noHBand="0" w:noVBand="1"/>
       </w:tblPr>
       <w:tblGrid>
         <w:gridCol w:w="3163"/>
@@ -8048,10 +8048,10 @@
 <file path=word/numbering.xml><?xml version="1.0" encoding="utf-8"?>
 <w:numbering xmlns:wpc="http://schemas.microsoft.com/office/word/2010/wordprocessingCanvas" xmlns:cx="http://schemas.microsoft.com/office/drawing/2014/chartex" xmlns:cx1="http://schemas.microsoft.com/office/drawing/2015/9/8/chartex" xmlns:cx2="http://schemas.microsoft.com/office/drawing/2015/10/21/chartex" xmlns:cx3="http://schemas.microsoft.com/office/drawing/2016/5/9/chartex" xmlns:cx4="http://schemas.microsoft.com/office/drawing/2016/5/10/chartex" xmlns:cx5="http://schemas.microsoft.com/office/drawing/2016/5/11/chartex" xmlns:cx6="http://schemas.microsoft.com/office/drawing/2016/5/12/chartex" xmlns:cx7="http://schemas.microsoft.com/office/drawing/2016/5/13/chartex" xmlns:cx8="http://schemas.microsoft.com/office/drawing/2016/5/14/chartex" xmlns:mc="http://schemas.openxmlformats.org/markup-compatibility/2006" xmlns:aink="http://schemas.microsoft.com/office/drawing/2016/ink" xmlns:am3d="http://schemas.microsoft.com/office/drawing/2017/model3d" xmlns:o="urn:schemas-microsoft-com:office:office" xmlns:oel="http://schemas.microsoft.com/office/2019/extlst" xmlns:r="http://schemas.openxmlformats.org/officeDocument/2006/relationships" xmlns:m="http://schemas.openxmlformats.org/officeDocument/2006/math" xmlns:v="urn:schemas-microsoft-com:vml" xmlns:wp14="http://schemas.microsoft.com/office/word/2010/wordprocessingDrawing" xmlns:wp="http://schemas.openxmlformats.org/drawingml/2006/wordprocessingDrawing" xmlns:w10="urn:schemas-microsoft-com:office:word" xmlns:w="http://schemas.openxmlformats.org/wordprocessingml/2006/main" xmlns:w14="http://schemas.microsoft.com/office/word/2010/wordml" xmlns:w15="http://schemas.microsoft.com/office/word/2012/wordml" xmlns:w16cex="http://schemas.microsoft.com/office/word/2018/wordml/cex" xmlns:w16cid="http://schemas.microsoft.com/office/word/2016/wordml/cid" xmlns:w16="http://schemas.microsoft.com/office/word/2018/wordml" xmlns:w16du="http://schemas.microsoft.com/office/word/2023/wordml/word16du" xmlns:w16sdtdh="http://schemas.microsoft.com/office/word/2020/wordml/sdtdatahash" xmlns:w16sdtfl="http://schemas.microsoft.com/office/word/2024/wordml/sdtformatlock" xmlns:w16se="http://schemas.microsoft.com/office/word/2015/wordml/symex" xmlns:wpg="http://schemas.microsoft.com/office/word/2010/wordprocessingGroup" xmlns:wpi="http://schemas.microsoft.com/office/word/2010/wordprocessingInk" xmlns:wne="http://schemas.microsoft.com/office/word/2006/wordml" xmlns:wps="http://schemas.microsoft.com/office/word/2010/wordprocessingShape" mc:Ignorable="w14 w15 w16se w16cid w16 w16cex w16sdtdh w16sdtfl w16du wp14">
   <w:abstractNum w:abstractNumId="0" w15:restartNumberingAfterBreak="0">
-    <w:nsid w:val="00D16F3A"/>
+    <w:nsid w:val="01A2551D"/>
     <w:multiLevelType w:val="hybridMultilevel"/>
-    <w:tmpl w:val="9F283B7A"/>
-    <w:lvl w:ilvl="0" w:tplc="333E2DE4">
+    <w:tmpl w:val="21D43C56"/>
+    <w:lvl w:ilvl="0" w:tplc="09E2A7D0">
       <w:start w:val="1"/>
       <w:numFmt w:val="bullet"/>
       <w:lvlText w:val="•"/>
@@ -8060,106 +8060,52 @@
         <w:ind w:left="560" w:hanging="280"/>
       </w:pPr>
     </w:lvl>
-    <w:lvl w:ilvl="1" w:tplc="12AEF528">
+    <w:lvl w:ilvl="1" w:tplc="6226D648">
       <w:numFmt w:val="decimal"/>
       <w:lvlText w:val=""/>
       <w:lvlJc w:val="left"/>
     </w:lvl>
-    <w:lvl w:ilvl="2" w:tplc="C8E69220">
+    <w:lvl w:ilvl="2" w:tplc="27AA0A36">
       <w:numFmt w:val="decimal"/>
       <w:lvlText w:val=""/>
       <w:lvlJc w:val="left"/>
     </w:lvl>
-    <w:lvl w:ilvl="3" w:tplc="748CA598">
+    <w:lvl w:ilvl="3" w:tplc="230C0262">
       <w:numFmt w:val="decimal"/>
       <w:lvlText w:val=""/>
       <w:lvlJc w:val="left"/>
     </w:lvl>
-    <w:lvl w:ilvl="4" w:tplc="27741616">
+    <w:lvl w:ilvl="4" w:tplc="CA84E330">
       <w:numFmt w:val="decimal"/>
       <w:lvlText w:val=""/>
       <w:lvlJc w:val="left"/>
     </w:lvl>
-    <w:lvl w:ilvl="5" w:tplc="C6B46F94">
+    <w:lvl w:ilvl="5" w:tplc="44D88402">
       <w:numFmt w:val="decimal"/>
       <w:lvlText w:val=""/>
       <w:lvlJc w:val="left"/>
     </w:lvl>
-    <w:lvl w:ilvl="6" w:tplc="1E18DBC8">
+    <w:lvl w:ilvl="6" w:tplc="CC8A7816">
       <w:numFmt w:val="decimal"/>
       <w:lvlText w:val=""/>
       <w:lvlJc w:val="left"/>
     </w:lvl>
-    <w:lvl w:ilvl="7" w:tplc="0D2EE9DE">
+    <w:lvl w:ilvl="7" w:tplc="5EEA98E0">
       <w:numFmt w:val="decimal"/>
       <w:lvlText w:val=""/>
       <w:lvlJc w:val="left"/>
     </w:lvl>
-    <w:lvl w:ilvl="8" w:tplc="81787C62">
+    <w:lvl w:ilvl="8" w:tplc="492A3A7A">
       <w:numFmt w:val="decimal"/>
       <w:lvlText w:val=""/>
       <w:lvlJc w:val="left"/>
     </w:lvl>
   </w:abstractNum>
   <w:abstractNum w:abstractNumId="1" w15:restartNumberingAfterBreak="0">
-    <w:nsid w:val="120450BB"/>
+    <w:nsid w:val="17294033"/>
     <w:multiLevelType w:val="hybridMultilevel"/>
-    <w:tmpl w:val="A9F22BB2"/>
-    <w:lvl w:ilvl="0" w:tplc="A1D4EAFE">
-      <w:start w:val="1"/>
-      <w:numFmt w:val="decimal"/>
-      <w:lvlText w:val="%1."/>
-      <w:lvlJc w:val="left"/>
-      <w:pPr>
-        <w:ind w:left="560" w:hanging="340"/>
-      </w:pPr>
-    </w:lvl>
-    <w:lvl w:ilvl="1" w:tplc="B538B212">
-      <w:numFmt w:val="decimal"/>
-      <w:lvlText w:val=""/>
-      <w:lvlJc w:val="left"/>
-    </w:lvl>
-    <w:lvl w:ilvl="2" w:tplc="CA1ACC7E">
-      <w:numFmt w:val="decimal"/>
-      <w:lvlText w:val=""/>
-      <w:lvlJc w:val="left"/>
-    </w:lvl>
-    <w:lvl w:ilvl="3" w:tplc="89E21262">
-      <w:numFmt w:val="decimal"/>
-      <w:lvlText w:val=""/>
-      <w:lvlJc w:val="left"/>
-    </w:lvl>
-    <w:lvl w:ilvl="4" w:tplc="A6DE070E">
-      <w:numFmt w:val="decimal"/>
-      <w:lvlText w:val=""/>
-      <w:lvlJc w:val="left"/>
-    </w:lvl>
-    <w:lvl w:ilvl="5" w:tplc="06F084FC">
-      <w:numFmt w:val="decimal"/>
-      <w:lvlText w:val=""/>
-      <w:lvlJc w:val="left"/>
-    </w:lvl>
-    <w:lvl w:ilvl="6" w:tplc="17BE32B2">
-      <w:numFmt w:val="decimal"/>
-      <w:lvlText w:val=""/>
-      <w:lvlJc w:val="left"/>
-    </w:lvl>
-    <w:lvl w:ilvl="7" w:tplc="65F018D6">
-      <w:numFmt w:val="decimal"/>
-      <w:lvlText w:val=""/>
-      <w:lvlJc w:val="left"/>
-    </w:lvl>
-    <w:lvl w:ilvl="8" w:tplc="327E8432">
-      <w:numFmt w:val="decimal"/>
-      <w:lvlText w:val=""/>
-      <w:lvlJc w:val="left"/>
-    </w:lvl>
-  </w:abstractNum>
-  <w:abstractNum w:abstractNumId="2" w15:restartNumberingAfterBreak="0">
-    <w:nsid w:val="62007738"/>
-    <w:multiLevelType w:val="hybridMultilevel"/>
-    <w:tmpl w:val="E996BD36"/>
-    <w:lvl w:ilvl="0" w:tplc="58B8102A">
+    <w:tmpl w:val="55EEE580"/>
+    <w:lvl w:ilvl="0" w:tplc="DC822882">
       <w:start w:val="1"/>
       <w:numFmt w:val="bullet"/>
       <w:lvlText w:val="●"/>
@@ -8168,7 +8114,7 @@
         <w:ind w:left="720" w:hanging="360"/>
       </w:pPr>
     </w:lvl>
-    <w:lvl w:ilvl="1" w:tplc="99E443B2">
+    <w:lvl w:ilvl="1" w:tplc="7A707A5C">
       <w:start w:val="1"/>
       <w:numFmt w:val="bullet"/>
       <w:lvlText w:val="○"/>
@@ -8177,7 +8123,7 @@
         <w:ind w:left="1440" w:hanging="360"/>
       </w:pPr>
     </w:lvl>
-    <w:lvl w:ilvl="2" w:tplc="5E0C5796">
+    <w:lvl w:ilvl="2" w:tplc="89BA4A18">
       <w:start w:val="1"/>
       <w:numFmt w:val="bullet"/>
       <w:lvlText w:val="■"/>
@@ -8186,7 +8132,7 @@
         <w:ind w:left="2160" w:hanging="360"/>
       </w:pPr>
     </w:lvl>
-    <w:lvl w:ilvl="3" w:tplc="744AA070">
+    <w:lvl w:ilvl="3" w:tplc="DAB4CCEC">
       <w:start w:val="1"/>
       <w:numFmt w:val="bullet"/>
       <w:lvlText w:val="●"/>
@@ -8195,7 +8141,7 @@
         <w:ind w:left="2880" w:hanging="360"/>
       </w:pPr>
     </w:lvl>
-    <w:lvl w:ilvl="4" w:tplc="7214E5D6">
+    <w:lvl w:ilvl="4" w:tplc="06EE1796">
       <w:start w:val="1"/>
       <w:numFmt w:val="bullet"/>
       <w:lvlText w:val="○"/>
@@ -8204,7 +8150,7 @@
         <w:ind w:left="3600" w:hanging="360"/>
       </w:pPr>
     </w:lvl>
-    <w:lvl w:ilvl="5" w:tplc="D43E0758">
+    <w:lvl w:ilvl="5" w:tplc="33080906">
       <w:start w:val="1"/>
       <w:numFmt w:val="bullet"/>
       <w:lvlText w:val="■"/>
@@ -8213,7 +8159,7 @@
         <w:ind w:left="4320" w:hanging="360"/>
       </w:pPr>
     </w:lvl>
-    <w:lvl w:ilvl="6" w:tplc="3E0A7766">
+    <w:lvl w:ilvl="6" w:tplc="85C6820A">
       <w:start w:val="1"/>
       <w:numFmt w:val="bullet"/>
       <w:lvlText w:val="●"/>
@@ -8222,7 +8168,7 @@
         <w:ind w:left="5040" w:hanging="360"/>
       </w:pPr>
     </w:lvl>
-    <w:lvl w:ilvl="7" w:tplc="EB3CE5F0">
+    <w:lvl w:ilvl="7" w:tplc="264E02A8">
       <w:start w:val="1"/>
       <w:numFmt w:val="bullet"/>
       <w:lvlText w:val="●"/>
@@ -8231,7 +8177,7 @@
         <w:ind w:left="5760" w:hanging="360"/>
       </w:pPr>
     </w:lvl>
-    <w:lvl w:ilvl="8" w:tplc="DE30512E">
+    <w:lvl w:ilvl="8" w:tplc="457CFBFA">
       <w:start w:val="1"/>
       <w:numFmt w:val="bullet"/>
       <w:lvlText w:val="●"/>
@@ -8241,8 +8187,62 @@
       </w:pPr>
     </w:lvl>
   </w:abstractNum>
-  <w:num w:numId="1" w16cid:durableId="1618026766">
-    <w:abstractNumId w:val="2"/>
+  <w:abstractNum w:abstractNumId="2" w15:restartNumberingAfterBreak="0">
+    <w:nsid w:val="1C3D01E1"/>
+    <w:multiLevelType w:val="hybridMultilevel"/>
+    <w:tmpl w:val="8E8C122C"/>
+    <w:lvl w:ilvl="0" w:tplc="90A0EB8A">
+      <w:start w:val="1"/>
+      <w:numFmt w:val="decimal"/>
+      <w:lvlText w:val="%1."/>
+      <w:lvlJc w:val="left"/>
+      <w:pPr>
+        <w:ind w:left="560" w:hanging="340"/>
+      </w:pPr>
+    </w:lvl>
+    <w:lvl w:ilvl="1" w:tplc="93722868">
+      <w:numFmt w:val="decimal"/>
+      <w:lvlText w:val=""/>
+      <w:lvlJc w:val="left"/>
+    </w:lvl>
+    <w:lvl w:ilvl="2" w:tplc="90ACBDD0">
+      <w:numFmt w:val="decimal"/>
+      <w:lvlText w:val=""/>
+      <w:lvlJc w:val="left"/>
+    </w:lvl>
+    <w:lvl w:ilvl="3" w:tplc="68587386">
+      <w:numFmt w:val="decimal"/>
+      <w:lvlText w:val=""/>
+      <w:lvlJc w:val="left"/>
+    </w:lvl>
+    <w:lvl w:ilvl="4" w:tplc="3956FE42">
+      <w:numFmt w:val="decimal"/>
+      <w:lvlText w:val=""/>
+      <w:lvlJc w:val="left"/>
+    </w:lvl>
+    <w:lvl w:ilvl="5" w:tplc="CEFAE9A0">
+      <w:numFmt w:val="decimal"/>
+      <w:lvlText w:val=""/>
+      <w:lvlJc w:val="left"/>
+    </w:lvl>
+    <w:lvl w:ilvl="6" w:tplc="2F486BAC">
+      <w:numFmt w:val="decimal"/>
+      <w:lvlText w:val=""/>
+      <w:lvlJc w:val="left"/>
+    </w:lvl>
+    <w:lvl w:ilvl="7" w:tplc="37C26620">
+      <w:numFmt w:val="decimal"/>
+      <w:lvlText w:val=""/>
+      <w:lvlJc w:val="left"/>
+    </w:lvl>
+    <w:lvl w:ilvl="8" w:tplc="6952F14C">
+      <w:numFmt w:val="decimal"/>
+      <w:lvlText w:val=""/>
+      <w:lvlJc w:val="left"/>
+    </w:lvl>
+  </w:abstractNum>
+  <w:num w:numId="1" w16cid:durableId="971205646">
+    <w:abstractNumId w:val="1"/>
     <w:lvlOverride w:ilvl="0">
       <w:startOverride w:val="1"/>
     </w:lvlOverride>
@@ -8835,7 +8835,7 @@
     <w:autoRedefine/>
     <w:uiPriority w:val="39"/>
     <w:unhideWhenUsed/>
-    <w:rsid w:val="0010080F"/>
+    <w:rsid w:val="00A6307D"/>
     <w:pPr>
       <w:spacing w:after="100"/>
     </w:pPr>

--- a/public/documentos/GOB-03-registro-de-supuestos-y-restricciones.docx
+++ b/public/documentos/GOB-03-registro-de-supuestos-y-restricciones.docx
@@ -52,7 +52,7 @@
                 <w:noProof/>
               </w:rPr>
               <w:drawing>
-                <wp:inline distT="0" distB="0" distL="0" distR="0" wp14:anchorId="7328ED56" wp14:editId="0425F6FB">
+                <wp:inline distT="0" distB="0" distL="0" distR="0" wp14:anchorId="132CF63C" wp14:editId="3EEF0888">
                   <wp:extent cx="990600" cy="990600"/>
                   <wp:effectExtent l="0" t="0" r="0" b="0"/>
                   <wp:docPr id="1" name="Imagen 1"/>
@@ -171,10 +171,10 @@
                 <w:noProof/>
               </w:rPr>
               <w:drawing>
-                <wp:inline distT="0" distB="0" distL="0" distR="0" wp14:anchorId="3F809CAD" wp14:editId="44077A1B">
+                <wp:inline distT="0" distB="0" distL="0" distR="0" wp14:anchorId="73270DBD" wp14:editId="3C46FEAD">
                   <wp:extent cx="800100" cy="800100"/>
                   <wp:effectExtent l="0" t="0" r="0" b="0"/>
-                  <wp:docPr id="2119828509" name="Imagen 2119828509"/>
+                  <wp:docPr id="1548444208" name="Imagen 1548444208"/>
                   <wp:cNvGraphicFramePr>
                     <a:graphicFrameLocks xmlns:a="http://schemas.openxmlformats.org/drawingml/2006/main" noChangeAspect="1"/>
                   </wp:cNvGraphicFramePr>
@@ -1117,7 +1117,7 @@
                 <w:sz w:val="17"/>
                 <w:szCs w:val="17"/>
               </w:rPr>
-              <w:t>Responsable del modelo de Machine Learning</w:t>
+              <w:t>Responsable del modelo de Machine Learning y Product Owner</w:t>
             </w:r>
           </w:p>
         </w:tc>
@@ -2585,7 +2585,7 @@
     <w:sdt>
       <w:sdtPr>
         <w:alias w:val="Contenido"/>
-        <w:id w:val="-838230948"/>
+        <w:id w:val="-1232227752"/>
       </w:sdtPr>
       <w:sdtEndPr/>
       <w:sdtContent>
@@ -2611,7 +2611,7 @@
           <w:r>
             <w:fldChar w:fldCharType="separate"/>
           </w:r>
-          <w:hyperlink w:anchor="_Toc242549502" w:history="1">
+          <w:hyperlink w:anchor="_Toc243091554" w:history="1">
             <w:r>
               <w:rPr>
                 <w:rStyle w:val="Hipervnculo"/>
@@ -2635,7 +2635,7 @@
               <w:rPr>
                 <w:noProof/>
               </w:rPr>
-              <w:instrText xml:space="preserve"> PAGEREF _Toc242549502 \h </w:instrText>
+              <w:instrText xml:space="preserve"> PAGEREF _Toc243091554 \h </w:instrText>
             </w:r>
             <w:r>
               <w:rPr>
@@ -2675,7 +2675,7 @@
               <w14:ligatures w14:val="standardContextual"/>
             </w:rPr>
           </w:pPr>
-          <w:hyperlink w:anchor="_Toc242549503" w:history="1">
+          <w:hyperlink w:anchor="_Toc243091555" w:history="1">
             <w:r>
               <w:rPr>
                 <w:rStyle w:val="Hipervnculo"/>
@@ -2699,7 +2699,7 @@
               <w:rPr>
                 <w:noProof/>
               </w:rPr>
-              <w:instrText xml:space="preserve"> PAGEREF _Toc242549503 \h </w:instrText>
+              <w:instrText xml:space="preserve"> PAGEREF _Toc243091555 \h </w:instrText>
             </w:r>
             <w:r>
               <w:rPr>
@@ -2739,7 +2739,7 @@
               <w14:ligatures w14:val="standardContextual"/>
             </w:rPr>
           </w:pPr>
-          <w:hyperlink w:anchor="_Toc242549504" w:history="1">
+          <w:hyperlink w:anchor="_Toc243091556" w:history="1">
             <w:r>
               <w:rPr>
                 <w:rStyle w:val="Hipervnculo"/>
@@ -2763,7 +2763,7 @@
               <w:rPr>
                 <w:noProof/>
               </w:rPr>
-              <w:instrText xml:space="preserve"> PAGEREF _Toc242549504 \h </w:instrText>
+              <w:instrText xml:space="preserve"> PAGEREF _Toc243091556 \h </w:instrText>
             </w:r>
             <w:r>
               <w:rPr>
@@ -2803,7 +2803,7 @@
               <w14:ligatures w14:val="standardContextual"/>
             </w:rPr>
           </w:pPr>
-          <w:hyperlink w:anchor="_Toc242549505" w:history="1">
+          <w:hyperlink w:anchor="_Toc243091557" w:history="1">
             <w:r>
               <w:rPr>
                 <w:rStyle w:val="Hipervnculo"/>
@@ -2827,7 +2827,7 @@
               <w:rPr>
                 <w:noProof/>
               </w:rPr>
-              <w:instrText xml:space="preserve"> PAGEREF _Toc242549505 \h </w:instrText>
+              <w:instrText xml:space="preserve"> PAGEREF _Toc243091557 \h </w:instrText>
             </w:r>
             <w:r>
               <w:rPr>
@@ -2877,7 +2877,7 @@
       <w:pPr>
         <w:pStyle w:val="Ttulo1"/>
       </w:pPr>
-      <w:bookmarkStart w:id="0" w:name="_Toc242549502"/>
+      <w:bookmarkStart w:id="0" w:name="_Toc243091554"/>
       <w:r>
         <w:lastRenderedPageBreak/>
         <w:t>1. Uso del registro</w:t>
@@ -2918,7 +2918,7 @@
       <w:pPr>
         <w:pStyle w:val="Ttulo1"/>
       </w:pPr>
-      <w:bookmarkStart w:id="1" w:name="_Toc242549503"/>
+      <w:bookmarkStart w:id="1" w:name="_Toc243091555"/>
       <w:r>
         <w:lastRenderedPageBreak/>
         <w:t>2. Supuestos</w:t>
@@ -4006,7 +4006,7 @@
               <w:bottom w:val="single" w:sz="4" w:space="0" w:color="B8C2CC"/>
               <w:right w:val="single" w:sz="4" w:space="0" w:color="B8C2CC"/>
             </w:tcBorders>
-            <w:shd w:val="clear" w:color="auto" w:fill="FFE9A8"/>
+            <w:shd w:val="clear" w:color="auto" w:fill="CFEBD6"/>
             <w:tcMar>
               <w:top w:w="55" w:type="dxa"/>
               <w:left w:w="85" w:type="dxa"/>
@@ -4026,7 +4026,7 @@
                 <w:sz w:val="15"/>
                 <w:szCs w:val="15"/>
               </w:rPr>
-              <w:t>Por comprobar</w:t>
+              <w:t>Comprobado: Helber Perez, docente de la institución (reunión de inicio, 12/10/2026)</w:t>
             </w:r>
           </w:p>
         </w:tc>
@@ -5470,6 +5470,215 @@
                 <w:szCs w:val="15"/>
               </w:rPr>
               <w:t>Comprobado en parte: usan correo personal de Gmail; falta la lista de direcciones</w:t>
+            </w:r>
+          </w:p>
+        </w:tc>
+      </w:tr>
+      <w:tr>
+        <w:tblPrEx>
+          <w:tblCellMar>
+            <w:top w:w="0" w:type="dxa"/>
+            <w:bottom w:w="0" w:type="dxa"/>
+          </w:tblCellMar>
+        </w:tblPrEx>
+        <w:trPr>
+          <w:cantSplit/>
+        </w:trPr>
+        <w:tc>
+          <w:tcPr>
+            <w:tcW w:w="728" w:type="dxa"/>
+            <w:tcBorders>
+              <w:top w:val="single" w:sz="4" w:space="0" w:color="B8C2CC"/>
+              <w:left w:val="single" w:sz="4" w:space="0" w:color="B8C2CC"/>
+              <w:bottom w:val="single" w:sz="4" w:space="0" w:color="B8C2CC"/>
+              <w:right w:val="single" w:sz="4" w:space="0" w:color="B8C2CC"/>
+            </w:tcBorders>
+            <w:shd w:val="clear" w:color="auto" w:fill="F5F7FA"/>
+            <w:tcMar>
+              <w:top w:w="55" w:type="dxa"/>
+              <w:left w:w="85" w:type="dxa"/>
+              <w:bottom w:w="55" w:type="dxa"/>
+              <w:right w:w="85" w:type="dxa"/>
+            </w:tcMar>
+            <w:vAlign w:val="center"/>
+          </w:tcPr>
+          <w:p>
+            <w:pPr>
+              <w:spacing w:line="250" w:lineRule="auto"/>
+            </w:pPr>
+            <w:r>
+              <w:rPr>
+                <w:rFonts w:ascii="Arial" w:eastAsia="Arial" w:hAnsi="Arial" w:cs="Arial"/>
+                <w:color w:val="1A1A1A"/>
+                <w:sz w:val="15"/>
+                <w:szCs w:val="15"/>
+              </w:rPr>
+              <w:t>S-12</w:t>
+            </w:r>
+          </w:p>
+        </w:tc>
+        <w:tc>
+          <w:tcPr>
+            <w:tcW w:w="4079" w:type="dxa"/>
+            <w:tcBorders>
+              <w:top w:val="single" w:sz="4" w:space="0" w:color="B8C2CC"/>
+              <w:left w:val="single" w:sz="4" w:space="0" w:color="B8C2CC"/>
+              <w:bottom w:val="single" w:sz="4" w:space="0" w:color="B8C2CC"/>
+              <w:right w:val="single" w:sz="4" w:space="0" w:color="B8C2CC"/>
+            </w:tcBorders>
+            <w:shd w:val="clear" w:color="auto" w:fill="F5F7FA"/>
+            <w:tcMar>
+              <w:top w:w="55" w:type="dxa"/>
+              <w:left w:w="85" w:type="dxa"/>
+              <w:bottom w:w="55" w:type="dxa"/>
+              <w:right w:w="85" w:type="dxa"/>
+            </w:tcMar>
+            <w:vAlign w:val="center"/>
+          </w:tcPr>
+          <w:p>
+            <w:pPr>
+              <w:spacing w:line="250" w:lineRule="auto"/>
+            </w:pPr>
+            <w:r>
+              <w:rPr>
+                <w:rFonts w:ascii="Arial" w:eastAsia="Arial" w:hAnsi="Arial" w:cs="Arial"/>
+                <w:color w:val="1A1A1A"/>
+                <w:sz w:val="15"/>
+                <w:szCs w:val="15"/>
+              </w:rPr>
+              <w:t>El Product Owner dispone de tiempo cada semana para llevar los pedidos y observaciones entre el colegio y el equipo.</w:t>
+            </w:r>
+          </w:p>
+        </w:tc>
+        <w:tc>
+          <w:tcPr>
+            <w:tcW w:w="3642" w:type="dxa"/>
+            <w:tcBorders>
+              <w:top w:val="single" w:sz="4" w:space="0" w:color="B8C2CC"/>
+              <w:left w:val="single" w:sz="4" w:space="0" w:color="B8C2CC"/>
+              <w:bottom w:val="single" w:sz="4" w:space="0" w:color="B8C2CC"/>
+              <w:right w:val="single" w:sz="4" w:space="0" w:color="B8C2CC"/>
+            </w:tcBorders>
+            <w:shd w:val="clear" w:color="auto" w:fill="F5F7FA"/>
+            <w:tcMar>
+              <w:top w:w="55" w:type="dxa"/>
+              <w:left w:w="85" w:type="dxa"/>
+              <w:bottom w:w="55" w:type="dxa"/>
+              <w:right w:w="85" w:type="dxa"/>
+            </w:tcMar>
+            <w:vAlign w:val="center"/>
+          </w:tcPr>
+          <w:p>
+            <w:pPr>
+              <w:spacing w:line="250" w:lineRule="auto"/>
+            </w:pPr>
+            <w:r>
+              <w:rPr>
+                <w:rFonts w:ascii="Arial" w:eastAsia="Arial" w:hAnsi="Arial" w:cs="Arial"/>
+                <w:color w:val="1A1A1A"/>
+                <w:sz w:val="15"/>
+                <w:szCs w:val="15"/>
+              </w:rPr>
+              <w:t>Se retrasan los pedidos de datos, el taller con docentes y la aceptación de los entregables.</w:t>
+            </w:r>
+          </w:p>
+        </w:tc>
+        <w:tc>
+          <w:tcPr>
+            <w:tcW w:w="2039" w:type="dxa"/>
+            <w:tcBorders>
+              <w:top w:val="single" w:sz="4" w:space="0" w:color="B8C2CC"/>
+              <w:left w:val="single" w:sz="4" w:space="0" w:color="B8C2CC"/>
+              <w:bottom w:val="single" w:sz="4" w:space="0" w:color="B8C2CC"/>
+              <w:right w:val="single" w:sz="4" w:space="0" w:color="B8C2CC"/>
+            </w:tcBorders>
+            <w:shd w:val="clear" w:color="auto" w:fill="F5F7FA"/>
+            <w:tcMar>
+              <w:top w:w="55" w:type="dxa"/>
+              <w:left w:w="85" w:type="dxa"/>
+              <w:bottom w:w="55" w:type="dxa"/>
+              <w:right w:w="85" w:type="dxa"/>
+            </w:tcMar>
+            <w:vAlign w:val="center"/>
+          </w:tcPr>
+          <w:p>
+            <w:pPr>
+              <w:spacing w:line="250" w:lineRule="auto"/>
+            </w:pPr>
+            <w:r>
+              <w:rPr>
+                <w:rFonts w:ascii="Arial" w:eastAsia="Arial" w:hAnsi="Arial" w:cs="Arial"/>
+                <w:color w:val="1A1A1A"/>
+                <w:sz w:val="15"/>
+                <w:szCs w:val="15"/>
+              </w:rPr>
+              <w:t>Jhostin Galarza</w:t>
+            </w:r>
+          </w:p>
+        </w:tc>
+        <w:tc>
+          <w:tcPr>
+            <w:tcW w:w="2039" w:type="dxa"/>
+            <w:tcBorders>
+              <w:top w:val="single" w:sz="4" w:space="0" w:color="B8C2CC"/>
+              <w:left w:val="single" w:sz="4" w:space="0" w:color="B8C2CC"/>
+              <w:bottom w:val="single" w:sz="4" w:space="0" w:color="B8C2CC"/>
+              <w:right w:val="single" w:sz="4" w:space="0" w:color="B8C2CC"/>
+            </w:tcBorders>
+            <w:shd w:val="clear" w:color="auto" w:fill="F5F7FA"/>
+            <w:tcMar>
+              <w:top w:w="55" w:type="dxa"/>
+              <w:left w:w="85" w:type="dxa"/>
+              <w:bottom w:w="55" w:type="dxa"/>
+              <w:right w:w="85" w:type="dxa"/>
+            </w:tcMar>
+            <w:vAlign w:val="center"/>
+          </w:tcPr>
+          <w:p>
+            <w:pPr>
+              <w:spacing w:line="250" w:lineRule="auto"/>
+            </w:pPr>
+            <w:r>
+              <w:rPr>
+                <w:rFonts w:ascii="Arial" w:eastAsia="Arial" w:hAnsi="Arial" w:cs="Arial"/>
+                <w:color w:val="1A1A1A"/>
+                <w:sz w:val="15"/>
+                <w:szCs w:val="15"/>
+              </w:rPr>
+              <w:t>Cada semana</w:t>
+            </w:r>
+          </w:p>
+        </w:tc>
+        <w:tc>
+          <w:tcPr>
+            <w:tcW w:w="2043" w:type="dxa"/>
+            <w:tcBorders>
+              <w:top w:val="single" w:sz="4" w:space="0" w:color="B8C2CC"/>
+              <w:left w:val="single" w:sz="4" w:space="0" w:color="B8C2CC"/>
+              <w:bottom w:val="single" w:sz="4" w:space="0" w:color="B8C2CC"/>
+              <w:right w:val="single" w:sz="4" w:space="0" w:color="B8C2CC"/>
+            </w:tcBorders>
+            <w:shd w:val="clear" w:color="auto" w:fill="FFE9A8"/>
+            <w:tcMar>
+              <w:top w:w="55" w:type="dxa"/>
+              <w:left w:w="85" w:type="dxa"/>
+              <w:bottom w:w="55" w:type="dxa"/>
+              <w:right w:w="85" w:type="dxa"/>
+            </w:tcMar>
+            <w:vAlign w:val="center"/>
+          </w:tcPr>
+          <w:p>
+            <w:pPr>
+              <w:spacing w:line="250" w:lineRule="auto"/>
+            </w:pPr>
+            <w:r>
+              <w:rPr>
+                <w:rFonts w:ascii="Arial" w:eastAsia="Arial" w:hAnsi="Arial" w:cs="Arial"/>
+                <w:color w:val="1A1A1A"/>
+                <w:sz w:val="15"/>
+                <w:szCs w:val="15"/>
+              </w:rPr>
+              <w:t>Por comprobar</w:t>
             </w:r>
           </w:p>
         </w:tc>
@@ -5496,7 +5705,7 @@
       <w:pPr>
         <w:pStyle w:val="Ttulo1"/>
       </w:pPr>
-      <w:bookmarkStart w:id="2" w:name="_Toc242549504"/>
+      <w:bookmarkStart w:id="2" w:name="_Toc243091556"/>
       <w:r>
         <w:lastRenderedPageBreak/>
         <w:t>3. Restricciones</w:t>
@@ -6593,7 +6802,7 @@
                 <w:sz w:val="18"/>
                 <w:szCs w:val="18"/>
               </w:rPr>
-              <w:t>R-07</w:t>
+              <w:t>R-08</w:t>
             </w:r>
           </w:p>
         </w:tc>
@@ -6625,7 +6834,7 @@
                 <w:sz w:val="18"/>
                 <w:szCs w:val="18"/>
               </w:rPr>
-              <w:t>Cubicol es propiedad de un tercero.</w:t>
+              <w:t>La comunicación con el colegio se hace a través del Product Owner; no se programan más reuniones con la Dirección (SC-11).</w:t>
             </w:r>
           </w:p>
         </w:tc>
@@ -6657,6 +6866,148 @@
                 <w:sz w:val="18"/>
                 <w:szCs w:val="18"/>
               </w:rPr>
+              <w:t>Reunión de inicio, 12/10/2026</w:t>
+            </w:r>
+          </w:p>
+        </w:tc>
+        <w:tc>
+          <w:tcPr>
+            <w:tcW w:w="3341" w:type="dxa"/>
+            <w:tcBorders>
+              <w:top w:val="single" w:sz="4" w:space="0" w:color="B8C2CC"/>
+              <w:left w:val="single" w:sz="4" w:space="0" w:color="B8C2CC"/>
+              <w:bottom w:val="single" w:sz="4" w:space="0" w:color="B8C2CC"/>
+              <w:right w:val="single" w:sz="4" w:space="0" w:color="B8C2CC"/>
+            </w:tcBorders>
+            <w:tcMar>
+              <w:top w:w="55" w:type="dxa"/>
+              <w:left w:w="85" w:type="dxa"/>
+              <w:bottom w:w="55" w:type="dxa"/>
+              <w:right w:w="85" w:type="dxa"/>
+            </w:tcMar>
+            <w:vAlign w:val="center"/>
+          </w:tcPr>
+          <w:p>
+            <w:pPr>
+              <w:spacing w:line="250" w:lineRule="auto"/>
+            </w:pPr>
+            <w:r>
+              <w:rPr>
+                <w:rFonts w:ascii="Arial" w:eastAsia="Arial" w:hAnsi="Arial" w:cs="Arial"/>
+                <w:color w:val="1A1A1A"/>
+                <w:sz w:val="18"/>
+                <w:szCs w:val="18"/>
+              </w:rPr>
+              <w:t>Los pedidos de datos, las validaciones con docentes y la conformidad de los entregables dependen de su disponibilidad.</w:t>
+            </w:r>
+          </w:p>
+        </w:tc>
+      </w:tr>
+      <w:tr>
+        <w:tblPrEx>
+          <w:tblCellMar>
+            <w:top w:w="0" w:type="dxa"/>
+            <w:bottom w:w="0" w:type="dxa"/>
+          </w:tblCellMar>
+        </w:tblPrEx>
+        <w:trPr>
+          <w:cantSplit/>
+        </w:trPr>
+        <w:tc>
+          <w:tcPr>
+            <w:tcW w:w="702" w:type="dxa"/>
+            <w:tcBorders>
+              <w:top w:val="single" w:sz="4" w:space="0" w:color="B8C2CC"/>
+              <w:left w:val="single" w:sz="4" w:space="0" w:color="B8C2CC"/>
+              <w:bottom w:val="single" w:sz="4" w:space="0" w:color="B8C2CC"/>
+              <w:right w:val="single" w:sz="4" w:space="0" w:color="B8C2CC"/>
+            </w:tcBorders>
+            <w:shd w:val="clear" w:color="auto" w:fill="F5F7FA"/>
+            <w:tcMar>
+              <w:top w:w="55" w:type="dxa"/>
+              <w:left w:w="85" w:type="dxa"/>
+              <w:bottom w:w="55" w:type="dxa"/>
+              <w:right w:w="85" w:type="dxa"/>
+            </w:tcMar>
+            <w:vAlign w:val="center"/>
+          </w:tcPr>
+          <w:p>
+            <w:pPr>
+              <w:spacing w:line="250" w:lineRule="auto"/>
+            </w:pPr>
+            <w:r>
+              <w:rPr>
+                <w:rFonts w:ascii="Arial" w:eastAsia="Arial" w:hAnsi="Arial" w:cs="Arial"/>
+                <w:color w:val="1A1A1A"/>
+                <w:sz w:val="18"/>
+                <w:szCs w:val="18"/>
+              </w:rPr>
+              <w:t>R-07</w:t>
+            </w:r>
+          </w:p>
+        </w:tc>
+        <w:tc>
+          <w:tcPr>
+            <w:tcW w:w="3339" w:type="dxa"/>
+            <w:tcBorders>
+              <w:top w:val="single" w:sz="4" w:space="0" w:color="B8C2CC"/>
+              <w:left w:val="single" w:sz="4" w:space="0" w:color="B8C2CC"/>
+              <w:bottom w:val="single" w:sz="4" w:space="0" w:color="B8C2CC"/>
+              <w:right w:val="single" w:sz="4" w:space="0" w:color="B8C2CC"/>
+            </w:tcBorders>
+            <w:shd w:val="clear" w:color="auto" w:fill="F5F7FA"/>
+            <w:tcMar>
+              <w:top w:w="55" w:type="dxa"/>
+              <w:left w:w="85" w:type="dxa"/>
+              <w:bottom w:w="55" w:type="dxa"/>
+              <w:right w:w="85" w:type="dxa"/>
+            </w:tcMar>
+            <w:vAlign w:val="center"/>
+          </w:tcPr>
+          <w:p>
+            <w:pPr>
+              <w:spacing w:line="250" w:lineRule="auto"/>
+            </w:pPr>
+            <w:r>
+              <w:rPr>
+                <w:rFonts w:ascii="Arial" w:eastAsia="Arial" w:hAnsi="Arial" w:cs="Arial"/>
+                <w:color w:val="1A1A1A"/>
+                <w:sz w:val="18"/>
+                <w:szCs w:val="18"/>
+              </w:rPr>
+              <w:t>Cubicol es propiedad de un tercero.</w:t>
+            </w:r>
+          </w:p>
+        </w:tc>
+        <w:tc>
+          <w:tcPr>
+            <w:tcW w:w="1405" w:type="dxa"/>
+            <w:tcBorders>
+              <w:top w:val="single" w:sz="4" w:space="0" w:color="B8C2CC"/>
+              <w:left w:val="single" w:sz="4" w:space="0" w:color="B8C2CC"/>
+              <w:bottom w:val="single" w:sz="4" w:space="0" w:color="B8C2CC"/>
+              <w:right w:val="single" w:sz="4" w:space="0" w:color="B8C2CC"/>
+            </w:tcBorders>
+            <w:shd w:val="clear" w:color="auto" w:fill="F5F7FA"/>
+            <w:tcMar>
+              <w:top w:w="55" w:type="dxa"/>
+              <w:left w:w="85" w:type="dxa"/>
+              <w:bottom w:w="55" w:type="dxa"/>
+              <w:right w:w="85" w:type="dxa"/>
+            </w:tcMar>
+            <w:vAlign w:val="center"/>
+          </w:tcPr>
+          <w:p>
+            <w:pPr>
+              <w:spacing w:line="250" w:lineRule="auto"/>
+            </w:pPr>
+            <w:r>
+              <w:rPr>
+                <w:rFonts w:ascii="Arial" w:eastAsia="Arial" w:hAnsi="Arial" w:cs="Arial"/>
+                <w:color w:val="1A1A1A"/>
+                <w:sz w:val="18"/>
+                <w:szCs w:val="18"/>
+              </w:rPr>
               <w:t>Proveedor</w:t>
             </w:r>
           </w:p>
@@ -6670,6 +7021,7 @@
               <w:bottom w:val="single" w:sz="4" w:space="0" w:color="B8C2CC"/>
               <w:right w:val="single" w:sz="4" w:space="0" w:color="B8C2CC"/>
             </w:tcBorders>
+            <w:shd w:val="clear" w:color="auto" w:fill="F5F7FA"/>
             <w:tcMar>
               <w:top w:w="55" w:type="dxa"/>
               <w:left w:w="85" w:type="dxa"/>
@@ -6704,7 +7056,7 @@
       <w:pPr>
         <w:pStyle w:val="Ttulo1"/>
       </w:pPr>
-      <w:bookmarkStart w:id="3" w:name="_Toc242549505"/>
+      <w:bookmarkStart w:id="3" w:name="_Toc243091557"/>
       <w:r>
         <w:t>4. Supuestos retirados</w:t>
       </w:r>
@@ -8048,10 +8400,64 @@
 <file path=word/numbering.xml><?xml version="1.0" encoding="utf-8"?>
 <w:numbering xmlns:wpc="http://schemas.microsoft.com/office/word/2010/wordprocessingCanvas" xmlns:cx="http://schemas.microsoft.com/office/drawing/2014/chartex" xmlns:cx1="http://schemas.microsoft.com/office/drawing/2015/9/8/chartex" xmlns:cx2="http://schemas.microsoft.com/office/drawing/2015/10/21/chartex" xmlns:cx3="http://schemas.microsoft.com/office/drawing/2016/5/9/chartex" xmlns:cx4="http://schemas.microsoft.com/office/drawing/2016/5/10/chartex" xmlns:cx5="http://schemas.microsoft.com/office/drawing/2016/5/11/chartex" xmlns:cx6="http://schemas.microsoft.com/office/drawing/2016/5/12/chartex" xmlns:cx7="http://schemas.microsoft.com/office/drawing/2016/5/13/chartex" xmlns:cx8="http://schemas.microsoft.com/office/drawing/2016/5/14/chartex" xmlns:mc="http://schemas.openxmlformats.org/markup-compatibility/2006" xmlns:aink="http://schemas.microsoft.com/office/drawing/2016/ink" xmlns:am3d="http://schemas.microsoft.com/office/drawing/2017/model3d" xmlns:o="urn:schemas-microsoft-com:office:office" xmlns:oel="http://schemas.microsoft.com/office/2019/extlst" xmlns:r="http://schemas.openxmlformats.org/officeDocument/2006/relationships" xmlns:m="http://schemas.openxmlformats.org/officeDocument/2006/math" xmlns:v="urn:schemas-microsoft-com:vml" xmlns:wp14="http://schemas.microsoft.com/office/word/2010/wordprocessingDrawing" xmlns:wp="http://schemas.openxmlformats.org/drawingml/2006/wordprocessingDrawing" xmlns:w10="urn:schemas-microsoft-com:office:word" xmlns:w="http://schemas.openxmlformats.org/wordprocessingml/2006/main" xmlns:w14="http://schemas.microsoft.com/office/word/2010/wordml" xmlns:w15="http://schemas.microsoft.com/office/word/2012/wordml" xmlns:w16cex="http://schemas.microsoft.com/office/word/2018/wordml/cex" xmlns:w16cid="http://schemas.microsoft.com/office/word/2016/wordml/cid" xmlns:w16="http://schemas.microsoft.com/office/word/2018/wordml" xmlns:w16du="http://schemas.microsoft.com/office/word/2023/wordml/word16du" xmlns:w16sdtdh="http://schemas.microsoft.com/office/word/2020/wordml/sdtdatahash" xmlns:w16sdtfl="http://schemas.microsoft.com/office/word/2024/wordml/sdtformatlock" xmlns:w16se="http://schemas.microsoft.com/office/word/2015/wordml/symex" xmlns:wpg="http://schemas.microsoft.com/office/word/2010/wordprocessingGroup" xmlns:wpi="http://schemas.microsoft.com/office/word/2010/wordprocessingInk" xmlns:wne="http://schemas.microsoft.com/office/word/2006/wordml" xmlns:wps="http://schemas.microsoft.com/office/word/2010/wordprocessingShape" mc:Ignorable="w14 w15 w16se w16cid w16 w16cex w16sdtdh w16sdtfl w16du wp14">
   <w:abstractNum w:abstractNumId="0" w15:restartNumberingAfterBreak="0">
-    <w:nsid w:val="01A2551D"/>
+    <w:nsid w:val="30FF55F2"/>
     <w:multiLevelType w:val="hybridMultilevel"/>
-    <w:tmpl w:val="21D43C56"/>
-    <w:lvl w:ilvl="0" w:tplc="09E2A7D0">
+    <w:tmpl w:val="BD4CC6B4"/>
+    <w:lvl w:ilvl="0" w:tplc="6FFCB19E">
+      <w:start w:val="1"/>
+      <w:numFmt w:val="decimal"/>
+      <w:lvlText w:val="%1."/>
+      <w:lvlJc w:val="left"/>
+      <w:pPr>
+        <w:ind w:left="560" w:hanging="340"/>
+      </w:pPr>
+    </w:lvl>
+    <w:lvl w:ilvl="1" w:tplc="9E5835D0">
+      <w:numFmt w:val="decimal"/>
+      <w:lvlText w:val=""/>
+      <w:lvlJc w:val="left"/>
+    </w:lvl>
+    <w:lvl w:ilvl="2" w:tplc="BEA8D37E">
+      <w:numFmt w:val="decimal"/>
+      <w:lvlText w:val=""/>
+      <w:lvlJc w:val="left"/>
+    </w:lvl>
+    <w:lvl w:ilvl="3" w:tplc="26BECFAA">
+      <w:numFmt w:val="decimal"/>
+      <w:lvlText w:val=""/>
+      <w:lvlJc w:val="left"/>
+    </w:lvl>
+    <w:lvl w:ilvl="4" w:tplc="6AE66272">
+      <w:numFmt w:val="decimal"/>
+      <w:lvlText w:val=""/>
+      <w:lvlJc w:val="left"/>
+    </w:lvl>
+    <w:lvl w:ilvl="5" w:tplc="12B0652A">
+      <w:numFmt w:val="decimal"/>
+      <w:lvlText w:val=""/>
+      <w:lvlJc w:val="left"/>
+    </w:lvl>
+    <w:lvl w:ilvl="6" w:tplc="7D6053F6">
+      <w:numFmt w:val="decimal"/>
+      <w:lvlText w:val=""/>
+      <w:lvlJc w:val="left"/>
+    </w:lvl>
+    <w:lvl w:ilvl="7" w:tplc="91A63AD6">
+      <w:numFmt w:val="decimal"/>
+      <w:lvlText w:val=""/>
+      <w:lvlJc w:val="left"/>
+    </w:lvl>
+    <w:lvl w:ilvl="8" w:tplc="8D3259FC">
+      <w:numFmt w:val="decimal"/>
+      <w:lvlText w:val=""/>
+      <w:lvlJc w:val="left"/>
+    </w:lvl>
+  </w:abstractNum>
+  <w:abstractNum w:abstractNumId="1" w15:restartNumberingAfterBreak="0">
+    <w:nsid w:val="31014366"/>
+    <w:multiLevelType w:val="hybridMultilevel"/>
+    <w:tmpl w:val="EA1CF896"/>
+    <w:lvl w:ilvl="0" w:tplc="20804A06">
       <w:start w:val="1"/>
       <w:numFmt w:val="bullet"/>
       <w:lvlText w:val="•"/>
@@ -8060,52 +8466,52 @@
         <w:ind w:left="560" w:hanging="280"/>
       </w:pPr>
     </w:lvl>
-    <w:lvl w:ilvl="1" w:tplc="6226D648">
+    <w:lvl w:ilvl="1" w:tplc="3050B9A2">
       <w:numFmt w:val="decimal"/>
       <w:lvlText w:val=""/>
       <w:lvlJc w:val="left"/>
     </w:lvl>
-    <w:lvl w:ilvl="2" w:tplc="27AA0A36">
+    <w:lvl w:ilvl="2" w:tplc="21D43BE6">
       <w:numFmt w:val="decimal"/>
       <w:lvlText w:val=""/>
       <w:lvlJc w:val="left"/>
     </w:lvl>
-    <w:lvl w:ilvl="3" w:tplc="230C0262">
+    <w:lvl w:ilvl="3" w:tplc="797C230E">
       <w:numFmt w:val="decimal"/>
       <w:lvlText w:val=""/>
       <w:lvlJc w:val="left"/>
     </w:lvl>
-    <w:lvl w:ilvl="4" w:tplc="CA84E330">
+    <w:lvl w:ilvl="4" w:tplc="1856EC7C">
       <w:numFmt w:val="decimal"/>
       <w:lvlText w:val=""/>
       <w:lvlJc w:val="left"/>
     </w:lvl>
-    <w:lvl w:ilvl="5" w:tplc="44D88402">
+    <w:lvl w:ilvl="5" w:tplc="F1CA5D58">
       <w:numFmt w:val="decimal"/>
       <w:lvlText w:val=""/>
       <w:lvlJc w:val="left"/>
     </w:lvl>
-    <w:lvl w:ilvl="6" w:tplc="CC8A7816">
+    <w:lvl w:ilvl="6" w:tplc="54EC3E3C">
       <w:numFmt w:val="decimal"/>
       <w:lvlText w:val=""/>
       <w:lvlJc w:val="left"/>
     </w:lvl>
-    <w:lvl w:ilvl="7" w:tplc="5EEA98E0">
+    <w:lvl w:ilvl="7" w:tplc="D10A11FE">
       <w:numFmt w:val="decimal"/>
       <w:lvlText w:val=""/>
       <w:lvlJc w:val="left"/>
     </w:lvl>
-    <w:lvl w:ilvl="8" w:tplc="492A3A7A">
+    <w:lvl w:ilvl="8" w:tplc="96CEF602">
       <w:numFmt w:val="decimal"/>
       <w:lvlText w:val=""/>
       <w:lvlJc w:val="left"/>
     </w:lvl>
   </w:abstractNum>
-  <w:abstractNum w:abstractNumId="1" w15:restartNumberingAfterBreak="0">
-    <w:nsid w:val="17294033"/>
+  <w:abstractNum w:abstractNumId="2" w15:restartNumberingAfterBreak="0">
+    <w:nsid w:val="37C83B11"/>
     <w:multiLevelType w:val="hybridMultilevel"/>
-    <w:tmpl w:val="55EEE580"/>
-    <w:lvl w:ilvl="0" w:tplc="DC822882">
+    <w:tmpl w:val="986029C2"/>
+    <w:lvl w:ilvl="0" w:tplc="3E2CAC98">
       <w:start w:val="1"/>
       <w:numFmt w:val="bullet"/>
       <w:lvlText w:val="●"/>
@@ -8114,7 +8520,7 @@
         <w:ind w:left="720" w:hanging="360"/>
       </w:pPr>
     </w:lvl>
-    <w:lvl w:ilvl="1" w:tplc="7A707A5C">
+    <w:lvl w:ilvl="1" w:tplc="BB1E0094">
       <w:start w:val="1"/>
       <w:numFmt w:val="bullet"/>
       <w:lvlText w:val="○"/>
@@ -8123,7 +8529,7 @@
         <w:ind w:left="1440" w:hanging="360"/>
       </w:pPr>
     </w:lvl>
-    <w:lvl w:ilvl="2" w:tplc="89BA4A18">
+    <w:lvl w:ilvl="2" w:tplc="73087162">
       <w:start w:val="1"/>
       <w:numFmt w:val="bullet"/>
       <w:lvlText w:val="■"/>
@@ -8132,7 +8538,7 @@
         <w:ind w:left="2160" w:hanging="360"/>
       </w:pPr>
     </w:lvl>
-    <w:lvl w:ilvl="3" w:tplc="DAB4CCEC">
+    <w:lvl w:ilvl="3" w:tplc="2B1C38DC">
       <w:start w:val="1"/>
       <w:numFmt w:val="bullet"/>
       <w:lvlText w:val="●"/>
@@ -8141,7 +8547,7 @@
         <w:ind w:left="2880" w:hanging="360"/>
       </w:pPr>
     </w:lvl>
-    <w:lvl w:ilvl="4" w:tplc="06EE1796">
+    <w:lvl w:ilvl="4" w:tplc="9DE4CE50">
       <w:start w:val="1"/>
       <w:numFmt w:val="bullet"/>
       <w:lvlText w:val="○"/>
@@ -8150,7 +8556,7 @@
         <w:ind w:left="3600" w:hanging="360"/>
       </w:pPr>
     </w:lvl>
-    <w:lvl w:ilvl="5" w:tplc="33080906">
+    <w:lvl w:ilvl="5" w:tplc="8ABA9848">
       <w:start w:val="1"/>
       <w:numFmt w:val="bullet"/>
       <w:lvlText w:val="■"/>
@@ -8159,7 +8565,7 @@
         <w:ind w:left="4320" w:hanging="360"/>
       </w:pPr>
     </w:lvl>
-    <w:lvl w:ilvl="6" w:tplc="85C6820A">
+    <w:lvl w:ilvl="6" w:tplc="ADE0E81C">
       <w:start w:val="1"/>
       <w:numFmt w:val="bullet"/>
       <w:lvlText w:val="●"/>
@@ -8168,7 +8574,7 @@
         <w:ind w:left="5040" w:hanging="360"/>
       </w:pPr>
     </w:lvl>
-    <w:lvl w:ilvl="7" w:tplc="264E02A8">
+    <w:lvl w:ilvl="7" w:tplc="4168BB1C">
       <w:start w:val="1"/>
       <w:numFmt w:val="bullet"/>
       <w:lvlText w:val="●"/>
@@ -8177,7 +8583,7 @@
         <w:ind w:left="5760" w:hanging="360"/>
       </w:pPr>
     </w:lvl>
-    <w:lvl w:ilvl="8" w:tplc="457CFBFA">
+    <w:lvl w:ilvl="8" w:tplc="C6622164">
       <w:start w:val="1"/>
       <w:numFmt w:val="bullet"/>
       <w:lvlText w:val="●"/>
@@ -8187,62 +8593,8 @@
       </w:pPr>
     </w:lvl>
   </w:abstractNum>
-  <w:abstractNum w:abstractNumId="2" w15:restartNumberingAfterBreak="0">
-    <w:nsid w:val="1C3D01E1"/>
-    <w:multiLevelType w:val="hybridMultilevel"/>
-    <w:tmpl w:val="8E8C122C"/>
-    <w:lvl w:ilvl="0" w:tplc="90A0EB8A">
-      <w:start w:val="1"/>
-      <w:numFmt w:val="decimal"/>
-      <w:lvlText w:val="%1."/>
-      <w:lvlJc w:val="left"/>
-      <w:pPr>
-        <w:ind w:left="560" w:hanging="340"/>
-      </w:pPr>
-    </w:lvl>
-    <w:lvl w:ilvl="1" w:tplc="93722868">
-      <w:numFmt w:val="decimal"/>
-      <w:lvlText w:val=""/>
-      <w:lvlJc w:val="left"/>
-    </w:lvl>
-    <w:lvl w:ilvl="2" w:tplc="90ACBDD0">
-      <w:numFmt w:val="decimal"/>
-      <w:lvlText w:val=""/>
-      <w:lvlJc w:val="left"/>
-    </w:lvl>
-    <w:lvl w:ilvl="3" w:tplc="68587386">
-      <w:numFmt w:val="decimal"/>
-      <w:lvlText w:val=""/>
-      <w:lvlJc w:val="left"/>
-    </w:lvl>
-    <w:lvl w:ilvl="4" w:tplc="3956FE42">
-      <w:numFmt w:val="decimal"/>
-      <w:lvlText w:val=""/>
-      <w:lvlJc w:val="left"/>
-    </w:lvl>
-    <w:lvl w:ilvl="5" w:tplc="CEFAE9A0">
-      <w:numFmt w:val="decimal"/>
-      <w:lvlText w:val=""/>
-      <w:lvlJc w:val="left"/>
-    </w:lvl>
-    <w:lvl w:ilvl="6" w:tplc="2F486BAC">
-      <w:numFmt w:val="decimal"/>
-      <w:lvlText w:val=""/>
-      <w:lvlJc w:val="left"/>
-    </w:lvl>
-    <w:lvl w:ilvl="7" w:tplc="37C26620">
-      <w:numFmt w:val="decimal"/>
-      <w:lvlText w:val=""/>
-      <w:lvlJc w:val="left"/>
-    </w:lvl>
-    <w:lvl w:ilvl="8" w:tplc="6952F14C">
-      <w:numFmt w:val="decimal"/>
-      <w:lvlText w:val=""/>
-      <w:lvlJc w:val="left"/>
-    </w:lvl>
-  </w:abstractNum>
-  <w:num w:numId="1" w16cid:durableId="971205646">
-    <w:abstractNumId w:val="1"/>
+  <w:num w:numId="1" w16cid:durableId="233323337">
+    <w:abstractNumId w:val="2"/>
     <w:lvlOverride w:ilvl="0">
       <w:startOverride w:val="1"/>
     </w:lvlOverride>
@@ -8835,7 +9187,7 @@
     <w:autoRedefine/>
     <w:uiPriority w:val="39"/>
     <w:unhideWhenUsed/>
-    <w:rsid w:val="00A6307D"/>
+    <w:rsid w:val="00805A14"/>
     <w:pPr>
       <w:spacing w:after="100"/>
     </w:pPr>

--- a/public/documentos/GOB-03-registro-de-supuestos-y-restricciones.docx
+++ b/public/documentos/GOB-03-registro-de-supuestos-y-restricciones.docx
@@ -18,7 +18,7 @@
           <w:left w:w="10" w:type="dxa"/>
           <w:right w:w="10" w:type="dxa"/>
         </w:tblCellMar>
-        <w:tblLook w:val="04A0" w:firstRow="1" w:lastRow="0" w:firstColumn="1" w:lastColumn="0" w:noHBand="0" w:noVBand="1"/>
+        <w:tblLook w:val="0000" w:firstRow="0" w:lastRow="0" w:firstColumn="0" w:lastColumn="0" w:noHBand="0" w:noVBand="0"/>
       </w:tblPr>
       <w:tblGrid>
         <w:gridCol w:w="1757"/>
@@ -52,7 +52,7 @@
                 <w:noProof/>
               </w:rPr>
               <w:drawing>
-                <wp:inline distT="0" distB="0" distL="0" distR="0" wp14:anchorId="132CF63C" wp14:editId="3EEF0888">
+                <wp:inline distT="0" distB="0" distL="0" distR="0" wp14:anchorId="7379598A" wp14:editId="116CFA7F">
                   <wp:extent cx="990600" cy="990600"/>
                   <wp:effectExtent l="0" t="0" r="0" b="0"/>
                   <wp:docPr id="1" name="Imagen 1"/>
@@ -171,10 +171,10 @@
                 <w:noProof/>
               </w:rPr>
               <w:drawing>
-                <wp:inline distT="0" distB="0" distL="0" distR="0" wp14:anchorId="73270DBD" wp14:editId="3C46FEAD">
+                <wp:inline distT="0" distB="0" distL="0" distR="0" wp14:anchorId="1CD29B40" wp14:editId="569ABA2B">
                   <wp:extent cx="800100" cy="800100"/>
                   <wp:effectExtent l="0" t="0" r="0" b="0"/>
-                  <wp:docPr id="1548444208" name="Imagen 1548444208"/>
+                  <wp:docPr id="1267959717" name="Imagen 1267959717"/>
                   <wp:cNvGraphicFramePr>
                     <a:graphicFrameLocks xmlns:a="http://schemas.openxmlformats.org/drawingml/2006/main" noChangeAspect="1"/>
                   </wp:cNvGraphicFramePr>
@@ -308,7 +308,7 @@
           <w:left w:w="10" w:type="dxa"/>
           <w:right w:w="10" w:type="dxa"/>
         </w:tblCellMar>
-        <w:tblLook w:val="04A0" w:firstRow="1" w:lastRow="0" w:firstColumn="1" w:lastColumn="0" w:noHBand="0" w:noVBand="1"/>
+        <w:tblLook w:val="0000" w:firstRow="0" w:lastRow="0" w:firstColumn="0" w:lastColumn="0" w:noHBand="0" w:noVBand="0"/>
       </w:tblPr>
       <w:tblGrid>
         <w:gridCol w:w="2636"/>
@@ -759,7 +759,7 @@
                 <w:sz w:val="19"/>
                 <w:szCs w:val="19"/>
               </w:rPr>
-              <w:t>GOB-03  ·  Versión 1.0  ·  10/10/2026</w:t>
+              <w:t>GOB-03  ·  Versión 1.1  ·  17/10/2026</w:t>
             </w:r>
           </w:p>
         </w:tc>
@@ -786,7 +786,7 @@
           <w:left w:w="10" w:type="dxa"/>
           <w:right w:w="10" w:type="dxa"/>
         </w:tblCellMar>
-        <w:tblLook w:val="04A0" w:firstRow="1" w:lastRow="0" w:firstColumn="1" w:lastColumn="0" w:noHBand="0" w:noVBand="1"/>
+        <w:tblLook w:val="0000" w:firstRow="0" w:lastRow="0" w:firstColumn="0" w:lastColumn="0" w:noHBand="0" w:noVBand="0"/>
       </w:tblPr>
       <w:tblGrid>
         <w:gridCol w:w="4042"/>
@@ -1399,7 +1399,7 @@
           <w:left w:w="10" w:type="dxa"/>
           <w:right w:w="10" w:type="dxa"/>
         </w:tblCellMar>
-        <w:tblLook w:val="04A0" w:firstRow="1" w:lastRow="0" w:firstColumn="1" w:lastColumn="0" w:noHBand="0" w:noVBand="1"/>
+        <w:tblLook w:val="0000" w:firstRow="0" w:lastRow="0" w:firstColumn="0" w:lastColumn="0" w:noHBand="0" w:noVBand="0"/>
       </w:tblPr>
       <w:tblGrid>
         <w:gridCol w:w="2636"/>
@@ -1817,7 +1817,7 @@
           <w:left w:w="10" w:type="dxa"/>
           <w:right w:w="10" w:type="dxa"/>
         </w:tblCellMar>
-        <w:tblLook w:val="04A0" w:firstRow="1" w:lastRow="0" w:firstColumn="1" w:lastColumn="0" w:noHBand="0" w:noVBand="1"/>
+        <w:tblLook w:val="0000" w:firstRow="0" w:lastRow="0" w:firstColumn="0" w:lastColumn="0" w:noHBand="0" w:noVBand="0"/>
       </w:tblPr>
       <w:tblGrid>
         <w:gridCol w:w="1054"/>
@@ -2096,6 +2096,149 @@
               <w:bottom w:val="single" w:sz="4" w:space="0" w:color="B8C2CC"/>
               <w:right w:val="single" w:sz="4" w:space="0" w:color="B8C2CC"/>
             </w:tcBorders>
+            <w:tcMar>
+              <w:top w:w="55" w:type="dxa"/>
+              <w:left w:w="85" w:type="dxa"/>
+              <w:bottom w:w="55" w:type="dxa"/>
+              <w:right w:w="85" w:type="dxa"/>
+            </w:tcMar>
+            <w:vAlign w:val="center"/>
+          </w:tcPr>
+          <w:p>
+            <w:pPr>
+              <w:spacing w:line="250" w:lineRule="auto"/>
+            </w:pPr>
+            <w:r>
+              <w:rPr>
+                <w:rFonts w:ascii="Arial" w:eastAsia="Arial" w:hAnsi="Arial" w:cs="Arial"/>
+                <w:color w:val="1A1A1A"/>
+                <w:sz w:val="18"/>
+                <w:szCs w:val="18"/>
+              </w:rPr>
+              <w:t>Jhostin J. Galarza Camarena</w:t>
+            </w:r>
+          </w:p>
+        </w:tc>
+      </w:tr>
+      <w:tr>
+        <w:tblPrEx>
+          <w:tblCellMar>
+            <w:top w:w="0" w:type="dxa"/>
+            <w:bottom w:w="0" w:type="dxa"/>
+          </w:tblCellMar>
+        </w:tblPrEx>
+        <w:trPr>
+          <w:cantSplit/>
+        </w:trPr>
+        <w:tc>
+          <w:tcPr>
+            <w:tcW w:w="1054" w:type="dxa"/>
+            <w:tcBorders>
+              <w:top w:val="single" w:sz="4" w:space="0" w:color="B8C2CC"/>
+              <w:left w:val="single" w:sz="4" w:space="0" w:color="B8C2CC"/>
+              <w:bottom w:val="single" w:sz="4" w:space="0" w:color="B8C2CC"/>
+              <w:right w:val="single" w:sz="4" w:space="0" w:color="B8C2CC"/>
+            </w:tcBorders>
+            <w:shd w:val="clear" w:color="auto" w:fill="F5F7FA"/>
+            <w:tcMar>
+              <w:top w:w="55" w:type="dxa"/>
+              <w:left w:w="85" w:type="dxa"/>
+              <w:bottom w:w="55" w:type="dxa"/>
+              <w:right w:w="85" w:type="dxa"/>
+            </w:tcMar>
+            <w:vAlign w:val="center"/>
+          </w:tcPr>
+          <w:p>
+            <w:pPr>
+              <w:spacing w:line="250" w:lineRule="auto"/>
+            </w:pPr>
+            <w:r>
+              <w:rPr>
+                <w:rFonts w:ascii="Arial" w:eastAsia="Arial" w:hAnsi="Arial" w:cs="Arial"/>
+                <w:color w:val="1A1A1A"/>
+                <w:sz w:val="18"/>
+                <w:szCs w:val="18"/>
+              </w:rPr>
+              <w:t>1.1</w:t>
+            </w:r>
+          </w:p>
+        </w:tc>
+        <w:tc>
+          <w:tcPr>
+            <w:tcW w:w="1405" w:type="dxa"/>
+            <w:tcBorders>
+              <w:top w:val="single" w:sz="4" w:space="0" w:color="B8C2CC"/>
+              <w:left w:val="single" w:sz="4" w:space="0" w:color="B8C2CC"/>
+              <w:bottom w:val="single" w:sz="4" w:space="0" w:color="B8C2CC"/>
+              <w:right w:val="single" w:sz="4" w:space="0" w:color="B8C2CC"/>
+            </w:tcBorders>
+            <w:shd w:val="clear" w:color="auto" w:fill="F5F7FA"/>
+            <w:tcMar>
+              <w:top w:w="55" w:type="dxa"/>
+              <w:left w:w="85" w:type="dxa"/>
+              <w:bottom w:w="55" w:type="dxa"/>
+              <w:right w:w="85" w:type="dxa"/>
+            </w:tcMar>
+            <w:vAlign w:val="center"/>
+          </w:tcPr>
+          <w:p>
+            <w:pPr>
+              <w:spacing w:line="250" w:lineRule="auto"/>
+            </w:pPr>
+            <w:r>
+              <w:rPr>
+                <w:rFonts w:ascii="Arial" w:eastAsia="Arial" w:hAnsi="Arial" w:cs="Arial"/>
+                <w:color w:val="1A1A1A"/>
+                <w:sz w:val="18"/>
+                <w:szCs w:val="18"/>
+              </w:rPr>
+              <w:t>17/10/2026</w:t>
+            </w:r>
+          </w:p>
+        </w:tc>
+        <w:tc>
+          <w:tcPr>
+            <w:tcW w:w="4129" w:type="dxa"/>
+            <w:tcBorders>
+              <w:top w:val="single" w:sz="4" w:space="0" w:color="B8C2CC"/>
+              <w:left w:val="single" w:sz="4" w:space="0" w:color="B8C2CC"/>
+              <w:bottom w:val="single" w:sz="4" w:space="0" w:color="B8C2CC"/>
+              <w:right w:val="single" w:sz="4" w:space="0" w:color="B8C2CC"/>
+            </w:tcBorders>
+            <w:shd w:val="clear" w:color="auto" w:fill="F5F7FA"/>
+            <w:tcMar>
+              <w:top w:w="55" w:type="dxa"/>
+              <w:left w:w="85" w:type="dxa"/>
+              <w:bottom w:w="55" w:type="dxa"/>
+              <w:right w:w="85" w:type="dxa"/>
+            </w:tcMar>
+            <w:vAlign w:val="center"/>
+          </w:tcPr>
+          <w:p>
+            <w:pPr>
+              <w:spacing w:line="250" w:lineRule="auto"/>
+            </w:pPr>
+            <w:r>
+              <w:rPr>
+                <w:rFonts w:ascii="Arial" w:eastAsia="Arial" w:hAnsi="Arial" w:cs="Arial"/>
+                <w:color w:val="1A1A1A"/>
+                <w:sz w:val="18"/>
+                <w:szCs w:val="18"/>
+              </w:rPr>
+              <w:t>Se registran el Product Owner designado (S-04 comprobado), la restricción R-08 y el supuesto S-12.</w:t>
+            </w:r>
+          </w:p>
+        </w:tc>
+        <w:tc>
+          <w:tcPr>
+            <w:tcW w:w="2199" w:type="dxa"/>
+            <w:tcBorders>
+              <w:top w:val="single" w:sz="4" w:space="0" w:color="B8C2CC"/>
+              <w:left w:val="single" w:sz="4" w:space="0" w:color="B8C2CC"/>
+              <w:bottom w:val="single" w:sz="4" w:space="0" w:color="B8C2CC"/>
+              <w:right w:val="single" w:sz="4" w:space="0" w:color="B8C2CC"/>
+            </w:tcBorders>
+            <w:shd w:val="clear" w:color="auto" w:fill="F5F7FA"/>
             <w:tcMar>
               <w:top w:w="55" w:type="dxa"/>
               <w:left w:w="85" w:type="dxa"/>
@@ -2158,7 +2301,7 @@
           <w:left w:w="10" w:type="dxa"/>
           <w:right w:w="10" w:type="dxa"/>
         </w:tblCellMar>
-        <w:tblLook w:val="04A0" w:firstRow="1" w:lastRow="0" w:firstColumn="1" w:lastColumn="0" w:noHBand="0" w:noVBand="1"/>
+        <w:tblLook w:val="0000" w:firstRow="0" w:lastRow="0" w:firstColumn="0" w:lastColumn="0" w:noHBand="0" w:noVBand="0"/>
       </w:tblPr>
       <w:tblGrid>
         <w:gridCol w:w="2636"/>
@@ -2498,7 +2641,7 @@
           <w:left w:w="10" w:type="dxa"/>
           <w:right w:w="10" w:type="dxa"/>
         </w:tblCellMar>
-        <w:tblLook w:val="04A0" w:firstRow="1" w:lastRow="0" w:firstColumn="1" w:lastColumn="0" w:noHBand="0" w:noVBand="1"/>
+        <w:tblLook w:val="0000" w:firstRow="0" w:lastRow="0" w:firstColumn="0" w:lastColumn="0" w:noHBand="0" w:noVBand="0"/>
       </w:tblPr>
       <w:tblGrid>
         <w:gridCol w:w="8787"/>
@@ -2585,7 +2728,7 @@
     <w:sdt>
       <w:sdtPr>
         <w:alias w:val="Contenido"/>
-        <w:id w:val="-1232227752"/>
+        <w:id w:val="20598325"/>
       </w:sdtPr>
       <w:sdtEndPr/>
       <w:sdtContent>
@@ -2611,7 +2754,7 @@
           <w:r>
             <w:fldChar w:fldCharType="separate"/>
           </w:r>
-          <w:hyperlink w:anchor="_Toc243091554" w:history="1">
+          <w:hyperlink w:anchor="_Toc243093367" w:history="1">
             <w:r>
               <w:rPr>
                 <w:rStyle w:val="Hipervnculo"/>
@@ -2635,7 +2778,7 @@
               <w:rPr>
                 <w:noProof/>
               </w:rPr>
-              <w:instrText xml:space="preserve"> PAGEREF _Toc243091554 \h </w:instrText>
+              <w:instrText xml:space="preserve"> PAGEREF _Toc243093367 \h </w:instrText>
             </w:r>
             <w:r>
               <w:rPr>
@@ -2675,7 +2818,7 @@
               <w14:ligatures w14:val="standardContextual"/>
             </w:rPr>
           </w:pPr>
-          <w:hyperlink w:anchor="_Toc243091555" w:history="1">
+          <w:hyperlink w:anchor="_Toc243093368" w:history="1">
             <w:r>
               <w:rPr>
                 <w:rStyle w:val="Hipervnculo"/>
@@ -2699,7 +2842,7 @@
               <w:rPr>
                 <w:noProof/>
               </w:rPr>
-              <w:instrText xml:space="preserve"> PAGEREF _Toc243091555 \h </w:instrText>
+              <w:instrText xml:space="preserve"> PAGEREF _Toc243093368 \h </w:instrText>
             </w:r>
             <w:r>
               <w:rPr>
@@ -2739,7 +2882,7 @@
               <w14:ligatures w14:val="standardContextual"/>
             </w:rPr>
           </w:pPr>
-          <w:hyperlink w:anchor="_Toc243091556" w:history="1">
+          <w:hyperlink w:anchor="_Toc243093369" w:history="1">
             <w:r>
               <w:rPr>
                 <w:rStyle w:val="Hipervnculo"/>
@@ -2763,7 +2906,7 @@
               <w:rPr>
                 <w:noProof/>
               </w:rPr>
-              <w:instrText xml:space="preserve"> PAGEREF _Toc243091556 \h </w:instrText>
+              <w:instrText xml:space="preserve"> PAGEREF _Toc243093369 \h </w:instrText>
             </w:r>
             <w:r>
               <w:rPr>
@@ -2803,7 +2946,7 @@
               <w14:ligatures w14:val="standardContextual"/>
             </w:rPr>
           </w:pPr>
-          <w:hyperlink w:anchor="_Toc243091557" w:history="1">
+          <w:hyperlink w:anchor="_Toc243093370" w:history="1">
             <w:r>
               <w:rPr>
                 <w:rStyle w:val="Hipervnculo"/>
@@ -2827,7 +2970,7 @@
               <w:rPr>
                 <w:noProof/>
               </w:rPr>
-              <w:instrText xml:space="preserve"> PAGEREF _Toc243091557 \h </w:instrText>
+              <w:instrText xml:space="preserve"> PAGEREF _Toc243093370 \h </w:instrText>
             </w:r>
             <w:r>
               <w:rPr>
@@ -2877,7 +3020,7 @@
       <w:pPr>
         <w:pStyle w:val="Ttulo1"/>
       </w:pPr>
-      <w:bookmarkStart w:id="0" w:name="_Toc243091554"/>
+      <w:bookmarkStart w:id="0" w:name="_Toc243093367"/>
       <w:r>
         <w:lastRenderedPageBreak/>
         <w:t>1. Uso del registro</w:t>
@@ -2918,7 +3061,7 @@
       <w:pPr>
         <w:pStyle w:val="Ttulo1"/>
       </w:pPr>
-      <w:bookmarkStart w:id="1" w:name="_Toc243091555"/>
+      <w:bookmarkStart w:id="1" w:name="_Toc243093368"/>
       <w:r>
         <w:lastRenderedPageBreak/>
         <w:t>2. Supuestos</w:t>
@@ -2967,7 +3110,7 @@
           <w:left w:w="10" w:type="dxa"/>
           <w:right w:w="10" w:type="dxa"/>
         </w:tblCellMar>
-        <w:tblLook w:val="04A0" w:firstRow="1" w:lastRow="0" w:firstColumn="1" w:lastColumn="0" w:noHBand="0" w:noVBand="1"/>
+        <w:tblLook w:val="0000" w:firstRow="0" w:lastRow="0" w:firstColumn="0" w:lastColumn="0" w:noHBand="0" w:noVBand="0"/>
       </w:tblPr>
       <w:tblGrid>
         <w:gridCol w:w="728"/>
@@ -5705,7 +5848,7 @@
       <w:pPr>
         <w:pStyle w:val="Ttulo1"/>
       </w:pPr>
-      <w:bookmarkStart w:id="2" w:name="_Toc243091556"/>
+      <w:bookmarkStart w:id="2" w:name="_Toc243093369"/>
       <w:r>
         <w:lastRenderedPageBreak/>
         <w:t>3. Restricciones</w:t>
@@ -5754,7 +5897,7 @@
           <w:left w:w="10" w:type="dxa"/>
           <w:right w:w="10" w:type="dxa"/>
         </w:tblCellMar>
-        <w:tblLook w:val="04A0" w:firstRow="1" w:lastRow="0" w:firstColumn="1" w:lastColumn="0" w:noHBand="0" w:noVBand="1"/>
+        <w:tblLook w:val="0000" w:firstRow="0" w:lastRow="0" w:firstColumn="0" w:lastColumn="0" w:noHBand="0" w:noVBand="0"/>
       </w:tblPr>
       <w:tblGrid>
         <w:gridCol w:w="702"/>
@@ -7056,7 +7199,7 @@
       <w:pPr>
         <w:pStyle w:val="Ttulo1"/>
       </w:pPr>
-      <w:bookmarkStart w:id="3" w:name="_Toc243091557"/>
+      <w:bookmarkStart w:id="3" w:name="_Toc243093370"/>
       <w:r>
         <w:t>4. Supuestos retirados</w:t>
       </w:r>
@@ -7104,7 +7247,7 @@
           <w:left w:w="10" w:type="dxa"/>
           <w:right w:w="10" w:type="dxa"/>
         </w:tblCellMar>
-        <w:tblLook w:val="04A0" w:firstRow="1" w:lastRow="0" w:firstColumn="1" w:lastColumn="0" w:noHBand="0" w:noVBand="1"/>
+        <w:tblLook w:val="0000" w:firstRow="0" w:lastRow="0" w:firstColumn="0" w:lastColumn="0" w:noHBand="0" w:noVBand="0"/>
       </w:tblPr>
       <w:tblGrid>
         <w:gridCol w:w="3163"/>
@@ -8289,7 +8432,7 @@
         <w:szCs w:val="16"/>
       </w:rPr>
       <w:tab/>
-      <w:t>GOB-03  ·  v1.0</w:t>
+      <w:t>GOB-03  ·  v1.1</w:t>
     </w:r>
   </w:p>
 </w:hdr>
@@ -8323,7 +8466,7 @@
         <w:szCs w:val="16"/>
       </w:rPr>
       <w:tab/>
-      <w:t>GOB-03  ·  v1.0</w:t>
+      <w:t>GOB-03  ·  v1.1</w:t>
     </w:r>
   </w:p>
 </w:hdr>
@@ -8357,7 +8500,7 @@
         <w:szCs w:val="16"/>
       </w:rPr>
       <w:tab/>
-      <w:t>GOB-03  ·  v1.0</w:t>
+      <w:t>GOB-03  ·  v1.1</w:t>
     </w:r>
   </w:p>
 </w:hdr>
@@ -8391,7 +8534,7 @@
         <w:szCs w:val="16"/>
       </w:rPr>
       <w:tab/>
-      <w:t>GOB-03  ·  v1.0</w:t>
+      <w:t>GOB-03  ·  v1.1</w:t>
     </w:r>
   </w:p>
 </w:hdr>
@@ -8400,10 +8543,10 @@
 <file path=word/numbering.xml><?xml version="1.0" encoding="utf-8"?>
 <w:numbering xmlns:wpc="http://schemas.microsoft.com/office/word/2010/wordprocessingCanvas" xmlns:cx="http://schemas.microsoft.com/office/drawing/2014/chartex" xmlns:cx1="http://schemas.microsoft.com/office/drawing/2015/9/8/chartex" xmlns:cx2="http://schemas.microsoft.com/office/drawing/2015/10/21/chartex" xmlns:cx3="http://schemas.microsoft.com/office/drawing/2016/5/9/chartex" xmlns:cx4="http://schemas.microsoft.com/office/drawing/2016/5/10/chartex" xmlns:cx5="http://schemas.microsoft.com/office/drawing/2016/5/11/chartex" xmlns:cx6="http://schemas.microsoft.com/office/drawing/2016/5/12/chartex" xmlns:cx7="http://schemas.microsoft.com/office/drawing/2016/5/13/chartex" xmlns:cx8="http://schemas.microsoft.com/office/drawing/2016/5/14/chartex" xmlns:mc="http://schemas.openxmlformats.org/markup-compatibility/2006" xmlns:aink="http://schemas.microsoft.com/office/drawing/2016/ink" xmlns:am3d="http://schemas.microsoft.com/office/drawing/2017/model3d" xmlns:o="urn:schemas-microsoft-com:office:office" xmlns:oel="http://schemas.microsoft.com/office/2019/extlst" xmlns:r="http://schemas.openxmlformats.org/officeDocument/2006/relationships" xmlns:m="http://schemas.openxmlformats.org/officeDocument/2006/math" xmlns:v="urn:schemas-microsoft-com:vml" xmlns:wp14="http://schemas.microsoft.com/office/word/2010/wordprocessingDrawing" xmlns:wp="http://schemas.openxmlformats.org/drawingml/2006/wordprocessingDrawing" xmlns:w10="urn:schemas-microsoft-com:office:word" xmlns:w="http://schemas.openxmlformats.org/wordprocessingml/2006/main" xmlns:w14="http://schemas.microsoft.com/office/word/2010/wordml" xmlns:w15="http://schemas.microsoft.com/office/word/2012/wordml" xmlns:w16cex="http://schemas.microsoft.com/office/word/2018/wordml/cex" xmlns:w16cid="http://schemas.microsoft.com/office/word/2016/wordml/cid" xmlns:w16="http://schemas.microsoft.com/office/word/2018/wordml" xmlns:w16du="http://schemas.microsoft.com/office/word/2023/wordml/word16du" xmlns:w16sdtdh="http://schemas.microsoft.com/office/word/2020/wordml/sdtdatahash" xmlns:w16sdtfl="http://schemas.microsoft.com/office/word/2024/wordml/sdtformatlock" xmlns:w16se="http://schemas.microsoft.com/office/word/2015/wordml/symex" xmlns:wpg="http://schemas.microsoft.com/office/word/2010/wordprocessingGroup" xmlns:wpi="http://schemas.microsoft.com/office/word/2010/wordprocessingInk" xmlns:wne="http://schemas.microsoft.com/office/word/2006/wordml" xmlns:wps="http://schemas.microsoft.com/office/word/2010/wordprocessingShape" mc:Ignorable="w14 w15 w16se w16cid w16 w16cex w16sdtdh w16sdtfl w16du wp14">
   <w:abstractNum w:abstractNumId="0" w15:restartNumberingAfterBreak="0">
-    <w:nsid w:val="30FF55F2"/>
+    <w:nsid w:val="3654775F"/>
     <w:multiLevelType w:val="hybridMultilevel"/>
-    <w:tmpl w:val="BD4CC6B4"/>
-    <w:lvl w:ilvl="0" w:tplc="6FFCB19E">
+    <w:tmpl w:val="8C6C8FB8"/>
+    <w:lvl w:ilvl="0" w:tplc="2E3C071E">
       <w:start w:val="1"/>
       <w:numFmt w:val="decimal"/>
       <w:lvlText w:val="%1."/>
@@ -8412,52 +8555,52 @@
         <w:ind w:left="560" w:hanging="340"/>
       </w:pPr>
     </w:lvl>
-    <w:lvl w:ilvl="1" w:tplc="9E5835D0">
+    <w:lvl w:ilvl="1" w:tplc="52CCDC6C">
       <w:numFmt w:val="decimal"/>
       <w:lvlText w:val=""/>
       <w:lvlJc w:val="left"/>
     </w:lvl>
-    <w:lvl w:ilvl="2" w:tplc="BEA8D37E">
+    <w:lvl w:ilvl="2" w:tplc="DD3CC88E">
       <w:numFmt w:val="decimal"/>
       <w:lvlText w:val=""/>
       <w:lvlJc w:val="left"/>
     </w:lvl>
-    <w:lvl w:ilvl="3" w:tplc="26BECFAA">
+    <w:lvl w:ilvl="3" w:tplc="69CAF074">
       <w:numFmt w:val="decimal"/>
       <w:lvlText w:val=""/>
       <w:lvlJc w:val="left"/>
     </w:lvl>
-    <w:lvl w:ilvl="4" w:tplc="6AE66272">
+    <w:lvl w:ilvl="4" w:tplc="2CF2AA84">
       <w:numFmt w:val="decimal"/>
       <w:lvlText w:val=""/>
       <w:lvlJc w:val="left"/>
     </w:lvl>
-    <w:lvl w:ilvl="5" w:tplc="12B0652A">
+    <w:lvl w:ilvl="5" w:tplc="14A2D5CA">
       <w:numFmt w:val="decimal"/>
       <w:lvlText w:val=""/>
       <w:lvlJc w:val="left"/>
     </w:lvl>
-    <w:lvl w:ilvl="6" w:tplc="7D6053F6">
+    <w:lvl w:ilvl="6" w:tplc="4768E1E8">
       <w:numFmt w:val="decimal"/>
       <w:lvlText w:val=""/>
       <w:lvlJc w:val="left"/>
     </w:lvl>
-    <w:lvl w:ilvl="7" w:tplc="91A63AD6">
+    <w:lvl w:ilvl="7" w:tplc="308006DE">
       <w:numFmt w:val="decimal"/>
       <w:lvlText w:val=""/>
       <w:lvlJc w:val="left"/>
     </w:lvl>
-    <w:lvl w:ilvl="8" w:tplc="8D3259FC">
+    <w:lvl w:ilvl="8" w:tplc="CF46685C">
       <w:numFmt w:val="decimal"/>
       <w:lvlText w:val=""/>
       <w:lvlJc w:val="left"/>
     </w:lvl>
   </w:abstractNum>
   <w:abstractNum w:abstractNumId="1" w15:restartNumberingAfterBreak="0">
-    <w:nsid w:val="31014366"/>
+    <w:nsid w:val="3EEF2281"/>
     <w:multiLevelType w:val="hybridMultilevel"/>
-    <w:tmpl w:val="EA1CF896"/>
-    <w:lvl w:ilvl="0" w:tplc="20804A06">
+    <w:tmpl w:val="EF32DEDA"/>
+    <w:lvl w:ilvl="0" w:tplc="E75C62DC">
       <w:start w:val="1"/>
       <w:numFmt w:val="bullet"/>
       <w:lvlText w:val="•"/>
@@ -8466,52 +8609,52 @@
         <w:ind w:left="560" w:hanging="280"/>
       </w:pPr>
     </w:lvl>
-    <w:lvl w:ilvl="1" w:tplc="3050B9A2">
+    <w:lvl w:ilvl="1" w:tplc="06C07270">
       <w:numFmt w:val="decimal"/>
       <w:lvlText w:val=""/>
       <w:lvlJc w:val="left"/>
     </w:lvl>
-    <w:lvl w:ilvl="2" w:tplc="21D43BE6">
+    <w:lvl w:ilvl="2" w:tplc="9F868376">
       <w:numFmt w:val="decimal"/>
       <w:lvlText w:val=""/>
       <w:lvlJc w:val="left"/>
     </w:lvl>
-    <w:lvl w:ilvl="3" w:tplc="797C230E">
+    <w:lvl w:ilvl="3" w:tplc="D39A455C">
       <w:numFmt w:val="decimal"/>
       <w:lvlText w:val=""/>
       <w:lvlJc w:val="left"/>
     </w:lvl>
-    <w:lvl w:ilvl="4" w:tplc="1856EC7C">
+    <w:lvl w:ilvl="4" w:tplc="35184756">
       <w:numFmt w:val="decimal"/>
       <w:lvlText w:val=""/>
       <w:lvlJc w:val="left"/>
     </w:lvl>
-    <w:lvl w:ilvl="5" w:tplc="F1CA5D58">
+    <w:lvl w:ilvl="5" w:tplc="2F8440EE">
       <w:numFmt w:val="decimal"/>
       <w:lvlText w:val=""/>
       <w:lvlJc w:val="left"/>
     </w:lvl>
-    <w:lvl w:ilvl="6" w:tplc="54EC3E3C">
+    <w:lvl w:ilvl="6" w:tplc="5AC81C82">
       <w:numFmt w:val="decimal"/>
       <w:lvlText w:val=""/>
       <w:lvlJc w:val="left"/>
     </w:lvl>
-    <w:lvl w:ilvl="7" w:tplc="D10A11FE">
+    <w:lvl w:ilvl="7" w:tplc="0F520250">
       <w:numFmt w:val="decimal"/>
       <w:lvlText w:val=""/>
       <w:lvlJc w:val="left"/>
     </w:lvl>
-    <w:lvl w:ilvl="8" w:tplc="96CEF602">
+    <w:lvl w:ilvl="8" w:tplc="300CB516">
       <w:numFmt w:val="decimal"/>
       <w:lvlText w:val=""/>
       <w:lvlJc w:val="left"/>
     </w:lvl>
   </w:abstractNum>
   <w:abstractNum w:abstractNumId="2" w15:restartNumberingAfterBreak="0">
-    <w:nsid w:val="37C83B11"/>
+    <w:nsid w:val="5E9E1A10"/>
     <w:multiLevelType w:val="hybridMultilevel"/>
-    <w:tmpl w:val="986029C2"/>
-    <w:lvl w:ilvl="0" w:tplc="3E2CAC98">
+    <w:tmpl w:val="04BCDA6E"/>
+    <w:lvl w:ilvl="0" w:tplc="345C2246">
       <w:start w:val="1"/>
       <w:numFmt w:val="bullet"/>
       <w:lvlText w:val="●"/>
@@ -8520,7 +8663,7 @@
         <w:ind w:left="720" w:hanging="360"/>
       </w:pPr>
     </w:lvl>
-    <w:lvl w:ilvl="1" w:tplc="BB1E0094">
+    <w:lvl w:ilvl="1" w:tplc="21925E60">
       <w:start w:val="1"/>
       <w:numFmt w:val="bullet"/>
       <w:lvlText w:val="○"/>
@@ -8529,7 +8672,7 @@
         <w:ind w:left="1440" w:hanging="360"/>
       </w:pPr>
     </w:lvl>
-    <w:lvl w:ilvl="2" w:tplc="73087162">
+    <w:lvl w:ilvl="2" w:tplc="DCE26298">
       <w:start w:val="1"/>
       <w:numFmt w:val="bullet"/>
       <w:lvlText w:val="■"/>
@@ -8538,7 +8681,7 @@
         <w:ind w:left="2160" w:hanging="360"/>
       </w:pPr>
     </w:lvl>
-    <w:lvl w:ilvl="3" w:tplc="2B1C38DC">
+    <w:lvl w:ilvl="3" w:tplc="CA48EAEE">
       <w:start w:val="1"/>
       <w:numFmt w:val="bullet"/>
       <w:lvlText w:val="●"/>
@@ -8547,7 +8690,7 @@
         <w:ind w:left="2880" w:hanging="360"/>
       </w:pPr>
     </w:lvl>
-    <w:lvl w:ilvl="4" w:tplc="9DE4CE50">
+    <w:lvl w:ilvl="4" w:tplc="72160E66">
       <w:start w:val="1"/>
       <w:numFmt w:val="bullet"/>
       <w:lvlText w:val="○"/>
@@ -8556,7 +8699,7 @@
         <w:ind w:left="3600" w:hanging="360"/>
       </w:pPr>
     </w:lvl>
-    <w:lvl w:ilvl="5" w:tplc="8ABA9848">
+    <w:lvl w:ilvl="5" w:tplc="AE9408C2">
       <w:start w:val="1"/>
       <w:numFmt w:val="bullet"/>
       <w:lvlText w:val="■"/>
@@ -8565,7 +8708,7 @@
         <w:ind w:left="4320" w:hanging="360"/>
       </w:pPr>
     </w:lvl>
-    <w:lvl w:ilvl="6" w:tplc="ADE0E81C">
+    <w:lvl w:ilvl="6" w:tplc="5EF42982">
       <w:start w:val="1"/>
       <w:numFmt w:val="bullet"/>
       <w:lvlText w:val="●"/>
@@ -8574,7 +8717,7 @@
         <w:ind w:left="5040" w:hanging="360"/>
       </w:pPr>
     </w:lvl>
-    <w:lvl w:ilvl="7" w:tplc="4168BB1C">
+    <w:lvl w:ilvl="7" w:tplc="B226DA6E">
       <w:start w:val="1"/>
       <w:numFmt w:val="bullet"/>
       <w:lvlText w:val="●"/>
@@ -8583,7 +8726,7 @@
         <w:ind w:left="5760" w:hanging="360"/>
       </w:pPr>
     </w:lvl>
-    <w:lvl w:ilvl="8" w:tplc="C6622164">
+    <w:lvl w:ilvl="8" w:tplc="3774D254">
       <w:start w:val="1"/>
       <w:numFmt w:val="bullet"/>
       <w:lvlText w:val="●"/>
@@ -8593,7 +8736,7 @@
       </w:pPr>
     </w:lvl>
   </w:abstractNum>
-  <w:num w:numId="1" w16cid:durableId="233323337">
+  <w:num w:numId="1" w16cid:durableId="399056978">
     <w:abstractNumId w:val="2"/>
     <w:lvlOverride w:ilvl="0">
       <w:startOverride w:val="1"/>
@@ -9187,7 +9330,7 @@
     <w:autoRedefine/>
     <w:uiPriority w:val="39"/>
     <w:unhideWhenUsed/>
-    <w:rsid w:val="00805A14"/>
+    <w:rsid w:val="0032242E"/>
     <w:pPr>
       <w:spacing w:after="100"/>
     </w:pPr>
